--- a/chuyenDe/RW/docx/raw47/Reading/Level2/W5.docx
+++ b/chuyenDe/RW/docx/raw47/Reading/Level2/W5.docx
@@ -3363,9 +3363,9 @@
           <v:path o:extrusionok="f" gradientshapeok="t" o:connecttype="rect"/>
           <o:lock v:ext="edit" aspectratio="t"/>
         </v:shapetype>
-        <v:shape id="WatermarkLogo" o:spid="_x0000_s2049" type="#_x0000_t75" style="position:absolute;margin-left:0;margin-top:0;width:450pt;height:450pt;z-index:-251654144;                       mso-position-horizontal:center;mso-position-horizontal-relative:page;                       mso-position-vertical:center;mso-position-vertical-relative:page" o:allowincell="f" stroked="f">
-          <v:fill opacity="0.08"/>
-          <v:imagedata r:id="rId1" o:title="logoTF"/>
+        <v:shape id="WatermarkLogo" o:spid="_x0000_s2049" type="#_x0000_t75" style="position:absolute;margin-left:0;margin-top:0;width:450pt;height:450pt;z-index:-251654144;                       mso-position-horizontal:center;mso-position-horizontal-relative:page;                       mso-position-vertical:center;mso-position-vertical-relative:page;                       opacity:.03" o:allowincell="f" stroked="f">
+          <v:fill opacity=".03" o:opacity2=".03"/>
+          <v:imagedata r:id="rId1" o:title="logoTF" gain="19661f" blacklevel="22938f"/>
         </v:shape>
       </w:pict>
     </w:r>
@@ -3478,9 +3478,9 @@
           <v:path o:extrusionok="f" gradientshapeok="t" o:connecttype="rect"/>
           <o:lock v:ext="edit" aspectratio="t"/>
         </v:shapetype>
-        <v:shape id="WatermarkLogo" o:spid="_x0000_s2049" type="#_x0000_t75" style="position:absolute;margin-left:0;margin-top:0;width:450pt;height:450pt;z-index:-251654144;                       mso-position-horizontal:center;mso-position-horizontal-relative:page;                       mso-position-vertical:center;mso-position-vertical-relative:page" o:allowincell="f" stroked="f">
-          <v:fill opacity="0.08"/>
-          <v:imagedata r:id="rId1" o:title="logoTF"/>
+        <v:shape id="WatermarkLogo" o:spid="_x0000_s2049" type="#_x0000_t75" style="position:absolute;margin-left:0;margin-top:0;width:450pt;height:450pt;z-index:-251654144;                       mso-position-horizontal:center;mso-position-horizontal-relative:page;                       mso-position-vertical:center;mso-position-vertical-relative:page;                       opacity:.03" o:allowincell="f" stroked="f">
+          <v:fill opacity=".03" o:opacity2=".03"/>
+          <v:imagedata r:id="rId1" o:title="logoTF" gain="19661f" blacklevel="22938f"/>
         </v:shape>
       </w:pict>
     </w:r>

--- a/chuyenDe/RW/docx/raw47/Reading/Level2/W5.docx
+++ b/chuyenDe/RW/docx/raw47/Reading/Level2/W5.docx
@@ -3515,7 +3515,7 @@
           </w:pPr>
           <w:r>
             <w:rPr>
-              <w:rFonts w:ascii="UTM Impact" w:hAnsi="UTM Impact" w:cs="UTM Impact"/>
+              <w:rFonts w:ascii="Impact" w:hAnsi="Impact" w:cs="Impact"/>
               <w:color w:val="FFFFFF"/>
               <w:sz w:val="144"/>
               <w:b/>
@@ -3862,7 +3862,7 @@
   <w:docDefaults>
     <w:rPrDefault>
       <w:rPr>
-        <w:rFonts w:ascii="Latin Modern Roman" w:cs="Latin Modern Roman" w:hAnsi="Latin Modern Roman"/>
+        <w:rFonts w:ascii="Georgia" w:cs="Georgia" w:hAnsi="Georgia"/>
         <w:sz w:val="24"/>
       </w:rPr>
     </w:rPrDefault>
@@ -3875,6 +3875,10 @@
   <w:style w:default="1" w:styleId="Normal" w:type="paragraph">
     <w:name w:val="Normal"/>
     <w:qFormat/>
+    <w:rPr>
+      <w:rFonts w:ascii="Georgia" w:cs="Georgia" w:hAnsi="Georgia"/>
+      <w:sz w:val="24"/>
+    </w:rPr>
   </w:style>
   <w:style w:styleId="Heading1" w:type="paragraph">
     <w:name w:val="heading 1"/>
@@ -4324,7 +4328,7 @@
         <a:latin typeface="Latin Modern Sans"/>
       </a:majorFont>
       <a:minorFont>
-        <a:latin typeface="Latin Modern Roman"/>
+        <a:latin typeface="Georgia"/>
       </a:minorFont>
     </a:fontScheme>
     <a:fmtScheme name="Office"/>

--- a/chuyenDe/RW/docx/raw47/Reading/Level2/W5.docx
+++ b/chuyenDe/RW/docx/raw47/Reading/Level2/W5.docx
@@ -3244,6 +3244,7 @@
     <w:sectPr>
       <w:headerReference r:id="rId1" w:type="default"/>
       <w:headerReference r:id="rId2" w:type="first"/>
+      <w:footerReference r:id="rId3" w:type="first"/>
       <w:footerReference r:id="rId3" w:type="default"/>
       <w:titlePg/>
       <w:pgSz w:h="15840" w:w="12240"/>
@@ -3261,7 +3262,9 @@
 <w:ftr xmlns:w="http://schemas.openxmlformats.org/wordprocessingml/2006/main">
   <w:tbl>
     <w:tblPr>
-      <w:tblW w:w="5000" w:type="pct"/>
+      <w:tblW w:w="12240" w:type="dxa"/>
+      <w:tblInd w:w="-1134" w:type="dxa"/>
+      <w:tblLayout w:type="fixed"/>
       <w:tblBorders>
         <w:top w:val="nil"/>
         <w:left w:val="nil"/>
@@ -3272,7 +3275,7 @@
       </w:tblBorders>
     </w:tblPr>
     <w:tblGrid>
-      <w:gridCol w:w="5000"/>
+      <w:gridCol w:w="12240"/>
     </w:tblGrid>
     <w:tr>
       <w:trPr>
@@ -3291,17 +3294,51 @@
             <w:jc w:val="center"/>
             <w:spacing w:before="0" w:after="0"/>
           </w:pPr>
-          <w:fldSimple w:instr=" PAGE ">
-            <w:r>
-              <w:rPr>
-                <w:rFonts w:ascii="Latin Modern Sans" w:hAnsi="Latin Modern Sans" w:cs="Latin Modern Sans"/>
-                <w:color w:val="E52B20"/>
-                <w:b/>
-                <w:sz w:val="28"/>
-              </w:rPr>
-              <w:t>1</w:t>
-            </w:r>
-          </w:fldSimple>
+          <w:r>
+            <w:rPr>
+              <w:rFonts w:ascii="Latin Modern Sans" w:hAnsi="Latin Modern Sans" w:cs="Latin Modern Sans"/>
+              <w:color w:val="E52B20"/>
+              <w:b/>
+              <w:sz w:val="28"/>
+            </w:rPr>
+            <w:fldChar w:fldCharType="begin"/>
+          </w:r>
+          <w:r>
+            <w:rPr>
+              <w:rFonts w:ascii="Latin Modern Sans" w:hAnsi="Latin Modern Sans" w:cs="Latin Modern Sans"/>
+              <w:color w:val="E52B20"/>
+              <w:b/>
+              <w:sz w:val="28"/>
+            </w:rPr>
+            <w:instrText xml:space="preserve"> PAGE </w:instrText>
+          </w:r>
+          <w:r>
+            <w:rPr>
+              <w:rFonts w:ascii="Latin Modern Sans" w:hAnsi="Latin Modern Sans" w:cs="Latin Modern Sans"/>
+              <w:color w:val="E52B20"/>
+              <w:b/>
+              <w:sz w:val="28"/>
+            </w:rPr>
+            <w:fldChar w:fldCharType="separate"/>
+          </w:r>
+          <w:r>
+            <w:rPr>
+              <w:rFonts w:ascii="Latin Modern Sans" w:hAnsi="Latin Modern Sans" w:cs="Latin Modern Sans"/>
+              <w:color w:val="E52B20"/>
+              <w:b/>
+              <w:sz w:val="28"/>
+            </w:rPr>
+            <w:t>1</w:t>
+          </w:r>
+          <w:r>
+            <w:rPr>
+              <w:rFonts w:ascii="Latin Modern Sans" w:hAnsi="Latin Modern Sans" w:cs="Latin Modern Sans"/>
+              <w:color w:val="E52B20"/>
+              <w:b/>
+              <w:sz w:val="28"/>
+            </w:rPr>
+            <w:fldChar w:fldCharType="end"/>
+          </w:r>
         </w:p>
       </w:tc>
     </w:tr>
@@ -3341,38 +3378,11 @@
 
 <file path=word/header1.xml><?xml version="1.0" encoding="utf-8"?>
 <w:hdr xmlns:w="http://schemas.openxmlformats.org/wordprocessingml/2006/main" xmlns:r="http://schemas.openxmlformats.org/officeDocument/2006/relationships" xmlns:v="urn:schemas-microsoft-com:vml" xmlns:o="urn:schemas-microsoft-com:office:office">
-  <w:p>
-    <w:r>
-      <w:pict>
-        <v:shapetype id="_x0000_t75" coordsize="21600,21600" o:spt="75" o:preferrelative="t" path="m@4@5l@4@11@9@11@9@5xe" filled="t" stroked="f">
-          <v:stroke joinstyle="miter"/>
-          <v:formulas>
-            <v:f eqn="if lineDrawn pixelLineWidth 0"/>
-            <v:f eqn="sum @0 1 0"/>
-            <v:f eqn="sum 0 0 @1"/>
-            <v:f eqn="prod @2 1 2"/>
-            <v:f eqn="prod @3 21600 pixelWidth"/>
-            <v:f eqn="prod @3 21600 pixelHeight"/>
-            <v:f eqn="sum @0 0 1"/>
-            <v:f eqn="prod @6 1 2"/>
-            <v:f eqn="prod @7 21600 pixelWidth"/>
-            <v:f eqn="sum @8 21600 0"/>
-            <v:f eqn="prod @7 21600 pixelHeight"/>
-            <v:f eqn="sum @10 21600 0"/>
-          </v:formulas>
-          <v:path o:extrusionok="f" gradientshapeok="t" o:connecttype="rect"/>
-          <o:lock v:ext="edit" aspectratio="t"/>
-        </v:shapetype>
-        <v:shape id="WatermarkLogo" o:spid="_x0000_s2049" type="#_x0000_t75" style="position:absolute;margin-left:0;margin-top:0;width:450pt;height:450pt;z-index:-251654144;                       mso-position-horizontal:center;mso-position-horizontal-relative:page;                       mso-position-vertical:center;mso-position-vertical-relative:page;                       opacity:.03" o:allowincell="f" stroked="f">
-          <v:fill opacity=".03" o:opacity2=".03"/>
-          <v:imagedata r:id="rId1" o:title="logoTF" gain="19661f" blacklevel="22938f"/>
-        </v:shape>
-      </w:pict>
-    </w:r>
-  </w:p>
   <w:tbl>
     <w:tblPr>
-      <w:tblW w:w="5000" w:type="pct"/>
+      <w:tblW w:w="12240" w:type="dxa"/>
+      <w:tblInd w:w="-1134" w:type="dxa"/>
+      <w:tblLayout w:type="fixed"/>
       <w:tblBorders>
         <w:top w:val="nil"/>
         <w:left w:val="nil"/>
@@ -3383,7 +3393,7 @@
       </w:tblBorders>
     </w:tblPr>
     <w:tblGrid>
-      <w:gridCol w:w="5000"/>
+      <w:gridCol w:w="12240"/>
     </w:tblGrid>
     <w:tr>
       <w:trPr>
@@ -3451,11 +3461,6 @@
       </w:tc>
     </w:tr>
   </w:tbl>
-</w:hdr>
-</file>
-
-<file path=word/header2.xml><?xml version="1.0" encoding="utf-8"?>
-<w:hdr xmlns:w="http://schemas.openxmlformats.org/wordprocessingml/2006/main" xmlns:r="http://schemas.openxmlformats.org/officeDocument/2006/relationships" xmlns:v="urn:schemas-microsoft-com:vml" xmlns:o="urn:schemas-microsoft-com:office:office">
   <w:p>
     <w:r>
       <w:pict>
@@ -3485,9 +3490,16 @@
       </w:pict>
     </w:r>
   </w:p>
+</w:hdr>
+</file>
+
+<file path=word/header2.xml><?xml version="1.0" encoding="utf-8"?>
+<w:hdr xmlns:w="http://schemas.openxmlformats.org/wordprocessingml/2006/main" xmlns:r="http://schemas.openxmlformats.org/officeDocument/2006/relationships" xmlns:v="urn:schemas-microsoft-com:vml" xmlns:o="urn:schemas-microsoft-com:office:office">
   <w:tbl>
     <w:tblPr>
-      <w:tblW w:w="5000" w:type="pct"/>
+      <w:tblW w:w="12240" w:type="dxa"/>
+      <w:tblInd w:w="-1134" w:type="dxa"/>
+      <w:tblLayout w:type="fixed"/>
       <w:tblBorders>
         <w:top w:val="nil"/>
         <w:left w:val="nil"/>
@@ -3498,7 +3510,7 @@
       </w:tblBorders>
     </w:tblPr>
     <w:tblGrid>
-      <w:gridCol w:w="5000"/>
+      <w:gridCol w:w="12240"/>
     </w:tblGrid>
     <w:tr>
       <w:trPr>
@@ -3546,7 +3558,8 @@
         </w:tcPr>
         <w:tbl>
           <w:tblPr>
-            <w:tblW w:w="5000" w:type="pct"/>
+            <w:tblW w:w="12240" w:type="dxa"/>
+            <w:tblLayout w:type="fixed"/>
             <w:tblBorders>
               <w:top w:val="nil"/>
               <w:left w:val="nil"/>
@@ -3557,13 +3570,17 @@
             </w:tblBorders>
           </w:tblPr>
           <w:tblGrid>
-            <w:gridCol w:w="2500"/>
-            <w:gridCol w:w="2500"/>
+            <w:gridCol w:w="6120"/>
+            <w:gridCol w:w="6120"/>
           </w:tblGrid>
           <w:tr>
             <w:tc>
               <w:tcPr>
                 <w:shd w:val="clear" w:color="auto" w:fill="E52B20"/>
+                <w:tcMar>
+                  <w:left w:w="1134" w:type="dxa"/>
+                  <w:right w:w="240" w:type="dxa"/>
+                </w:tcMar>
               </w:tcPr>
               <w:p>
                 <w:pPr>
@@ -3583,6 +3600,10 @@
             <w:tc>
               <w:tcPr>
                 <w:shd w:val="clear" w:color="auto" w:fill="E52B20"/>
+                <w:tcMar>
+                  <w:left w:w="240" w:type="dxa"/>
+                  <w:right w:w="1134" w:type="dxa"/>
+                </w:tcMar>
               </w:tcPr>
               <w:p>
                 <w:pPr>
@@ -3604,6 +3625,35 @@
       </w:tc>
     </w:tr>
   </w:tbl>
+  <w:p>
+    <w:r>
+      <w:pict>
+        <v:shapetype id="_x0000_t75" coordsize="21600,21600" o:spt="75" o:preferrelative="t" path="m@4@5l@4@11@9@11@9@5xe" filled="t" stroked="f">
+          <v:stroke joinstyle="miter"/>
+          <v:formulas>
+            <v:f eqn="if lineDrawn pixelLineWidth 0"/>
+            <v:f eqn="sum @0 1 0"/>
+            <v:f eqn="sum 0 0 @1"/>
+            <v:f eqn="prod @2 1 2"/>
+            <v:f eqn="prod @3 21600 pixelWidth"/>
+            <v:f eqn="prod @3 21600 pixelHeight"/>
+            <v:f eqn="sum @0 0 1"/>
+            <v:f eqn="prod @6 1 2"/>
+            <v:f eqn="prod @7 21600 pixelWidth"/>
+            <v:f eqn="sum @8 21600 0"/>
+            <v:f eqn="prod @7 21600 pixelHeight"/>
+            <v:f eqn="sum @10 21600 0"/>
+          </v:formulas>
+          <v:path o:extrusionok="f" gradientshapeok="t" o:connecttype="rect"/>
+          <o:lock v:ext="edit" aspectratio="t"/>
+        </v:shapetype>
+        <v:shape id="WatermarkLogo" o:spid="_x0000_s2049" type="#_x0000_t75" style="position:absolute;margin-left:0;margin-top:0;width:450pt;height:450pt;z-index:-251654144;                       mso-position-horizontal:center;mso-position-horizontal-relative:page;                       mso-position-vertical:center;mso-position-vertical-relative:page;                       opacity:.03" o:allowincell="f" stroked="f">
+          <v:fill opacity=".03" o:opacity2=".03"/>
+          <v:imagedata r:id="rId1" o:title="logoTF" gain="19661f" blacklevel="22938f"/>
+        </v:shape>
+      </w:pict>
+    </w:r>
+  </w:p>
 </w:hdr>
 </file>
 

--- a/chuyenDe/RW/docx/raw47/Reading/Level2/W5.docx
+++ b/chuyenDe/RW/docx/raw47/Reading/Level2/W5.docx
@@ -4095,6 +4095,37 @@
       <w:sz w:val="24"/>
     </w:rPr>
   </w:style>
+  <w:style w:styleId="CDVocabTable" w:type="table">
+    <w:name w:val="CDVocabTable"/>
+    <w:basedOn w:val="TableNormal"/>
+    <w:tblPr>
+      <w:tblW w:type="pct" w:w="5000"/>
+      <w:tblBorders>
+        <w:top w:color="BFBFBF" w:space="0" w:sz="10" w:val="single"/>
+        <w:left w:color="BFBFBF" w:space="0" w:sz="10" w:val="single"/>
+        <w:bottom w:color="BFBFBF" w:space="0" w:sz="10" w:val="single"/>
+        <w:right w:color="BFBFBF" w:space="0" w:sz="10" w:val="single"/>
+        <w:insideH w:color="D0D0D0" w:space="0" w:sz="8" w:val="single"/>
+        <w:insideV w:color="D0D0D0" w:space="0" w:sz="8" w:val="single"/>
+      </w:tblBorders>
+      <w:tblCellMar>
+        <w:top w:type="dxa" w:w="80"/>
+        <w:left w:type="dxa" w:w="120"/>
+        <w:bottom w:type="dxa" w:w="80"/>
+        <w:right w:type="dxa" w:w="120"/>
+      </w:tblCellMar>
+    </w:tblPr>
+    <w:tblStylePr w:type="firstRow">
+      <w:tcPr>
+        <w:shd w:color="auto" w:fill="1F4E79" w:val="clear"/>
+      </w:tcPr>
+      <w:rPr>
+        <w:rFonts w:ascii="Latin Modern Sans" w:cs="Latin Modern Sans" w:hAnsi="Latin Modern Sans"/>
+        <w:b/>
+        <w:color w:val="FFFFFF"/>
+      </w:rPr>
+    </w:tblStylePr>
+  </w:style>
   <w:style w:type="paragraph" w:customStyle="1" w:styleId="SourceCode">
     <w:name w:val="Source Code"/>
     <w:basedOn w:val="Normal"/>

--- a/chuyenDe/RW/docx/raw47/Reading/Level2/W5.docx
+++ b/chuyenDe/RW/docx/raw47/Reading/Level2/W5.docx
@@ -213,68 +213,230 @@
         <ns0:t xml:space="preserve">Write the appropriate letters A-D in boxes 28-31 on your answer sheet.</ns0:t>
       </ns0:r>
     </ns0:p>
-    <ns0:p>
-      <ns0:pPr>
-        <ns0:pStyle ns0:val="CDSection"/>
-      </ns0:pPr>
-      <ns0:r>
-        <ns0:t xml:space="preserve">A Maximiser</ns0:t>
-      </ns0:r>
-    </ns0:p>
-    <ns0:p>
-      <ns0:pPr>
-        <ns0:pStyle ns0:val="CDSection"/>
-      </ns0:pPr>
-      <ns0:r>
-        <ns0:t xml:space="preserve">B Satisficer</ns0:t>
-      </ns0:r>
-    </ns0:p>
-    <ns0:p>
-      <ns0:pPr>
-        <ns0:pStyle ns0:val="CDSection"/>
-      </ns0:pPr>
-      <ns0:r>
-        <ns0:t xml:space="preserve">C Both</ns0:t>
-      </ns0:r>
-    </ns0:p>
-    <ns0:p>
-      <ns0:pPr>
-        <ns0:pStyle ns0:val="CDSection"/>
-      </ns0:pPr>
-      <ns0:r>
-        <ns0:t xml:space="preserve">D Neither of them</ns0:t>
-      </ns0:r>
-    </ns0:p>
-    <ns0:p>
-      <ns0:pPr>
-        <ns0:pStyle ns0:val="CDSection"/>
-      </ns0:pPr>
-      <ns0:r>
-        <ns0:t xml:space="preserve">28 finish transaction when the items match their expectation</ns0:t>
-      </ns0:r>
-    </ns0:p>
-    <ns0:p>
-      <ns0:pPr>
-        <ns0:pStyle ns0:val="CDSection"/>
-      </ns0:pPr>
-      <ns0:r>
-        <ns0:t xml:space="preserve">29 buy the most expensive things when shopping</ns0:t>
-      </ns0:r>
-    </ns0:p>
-    <ns0:p>
-      <ns0:pPr>
-        <ns0:pStyle ns0:val="CDSection"/>
-      </ns0:pPr>
-      <ns0:r>
-        <ns0:t xml:space="preserve">30 consider repeatedly until they make a final decision</ns0:t>
-      </ns0:r>
-    </ns0:p>
-    <ns0:p>
-      <ns0:pPr>
-        <ns0:pStyle ns0:val="CDSection"/>
-      </ns0:pPr>
-      <ns0:r>
-        <ns0:t xml:space="preserve">31 participate in the questionnaire of the author</ns0:t>
+    <ns0:tbl>
+      <ns0:tblPr>
+        <ns0:tblStyle ns0:val="CDOptionTable"/>
+        <ns0:tblW ns0:type="pct" ns0:w="5000"/>
+        <ns0:tblLayout ns0:type="fixed"/>
+        <ns0:tblLook ns0:firstRow="1" ns0:lastRow="0" ns0:firstColumn="0" ns0:lastColumn="0" ns0:noHBand="0" ns0:noVBand="0" ns0:val="0020"/>
+        <ns0:jc ns0:val="center"/>
+      </ns0:tblPr>
+      <ns0:tblGrid>
+        <ns0:gridCol ns0:w="3960"/>
+        <ns0:gridCol ns0:w="3960"/>
+      </ns0:tblGrid>
+      <ns0:tr>
+        <ns0:trPr>
+          <ns0:tblHeader ns0:val="on"/>
+        </ns0:trPr>
+        <ns0:tc>
+          <ns0:tcPr/>
+          <ns0:p>
+            <ns0:pPr>
+              <ns0:pStyle ns0:val="Compact"/>
+            </ns0:pPr>
+            <ns0:r>
+              <ns0:rPr>
+                <ns0:b/>
+                <ns0:bCs/>
+              </ns0:rPr>
+              <ns0:t xml:space="preserve">Option</ns0:t>
+            </ns0:r>
+          </ns0:p>
+        </ns0:tc>
+        <ns0:tc>
+          <ns0:tcPr/>
+          <ns0:p>
+            <ns0:pPr>
+              <ns0:pStyle ns0:val="Compact"/>
+            </ns0:pPr>
+            <ns0:r>
+              <ns0:rPr>
+                <ns0:b/>
+                <ns0:bCs/>
+              </ns0:rPr>
+              <ns0:t xml:space="preserve">Person/Choice</ns0:t>
+            </ns0:r>
+          </ns0:p>
+        </ns0:tc>
+      </ns0:tr>
+      <ns0:tr>
+        <ns0:tc>
+          <ns0:tcPr/>
+          <ns0:p>
+            <ns0:pPr>
+              <ns0:pStyle ns0:val="Compact"/>
+            </ns0:pPr>
+            <ns0:r>
+              <ns0:rPr>
+                <ns0:b/>
+                <ns0:bCs/>
+              </ns0:rPr>
+              <ns0:t xml:space="preserve">A</ns0:t>
+            </ns0:r>
+          </ns0:p>
+        </ns0:tc>
+        <ns0:tc>
+          <ns0:tcPr/>
+          <ns0:p>
+            <ns0:pPr>
+              <ns0:pStyle ns0:val="Compact"/>
+            </ns0:pPr>
+            <ns0:r>
+              <ns0:t xml:space="preserve">Maximiser</ns0:t>
+            </ns0:r>
+          </ns0:p>
+        </ns0:tc>
+      </ns0:tr>
+      <ns0:tr>
+        <ns0:tc>
+          <ns0:tcPr/>
+          <ns0:p>
+            <ns0:pPr>
+              <ns0:pStyle ns0:val="Compact"/>
+            </ns0:pPr>
+            <ns0:r>
+              <ns0:rPr>
+                <ns0:b/>
+                <ns0:bCs/>
+              </ns0:rPr>
+              <ns0:t xml:space="preserve">B</ns0:t>
+            </ns0:r>
+          </ns0:p>
+        </ns0:tc>
+        <ns0:tc>
+          <ns0:tcPr/>
+          <ns0:p>
+            <ns0:pPr>
+              <ns0:pStyle ns0:val="Compact"/>
+            </ns0:pPr>
+            <ns0:r>
+              <ns0:t xml:space="preserve">Satisficer</ns0:t>
+            </ns0:r>
+          </ns0:p>
+        </ns0:tc>
+      </ns0:tr>
+      <ns0:tr>
+        <ns0:tc>
+          <ns0:tcPr/>
+          <ns0:p>
+            <ns0:pPr>
+              <ns0:pStyle ns0:val="Compact"/>
+            </ns0:pPr>
+            <ns0:r>
+              <ns0:rPr>
+                <ns0:b/>
+                <ns0:bCs/>
+              </ns0:rPr>
+              <ns0:t xml:space="preserve">C</ns0:t>
+            </ns0:r>
+          </ns0:p>
+        </ns0:tc>
+        <ns0:tc>
+          <ns0:tcPr/>
+          <ns0:p>
+            <ns0:pPr>
+              <ns0:pStyle ns0:val="Compact"/>
+            </ns0:pPr>
+            <ns0:r>
+              <ns0:t xml:space="preserve">Both</ns0:t>
+            </ns0:r>
+          </ns0:p>
+        </ns0:tc>
+      </ns0:tr>
+      <ns0:tr>
+        <ns0:tc>
+          <ns0:tcPr/>
+          <ns0:p>
+            <ns0:pPr>
+              <ns0:pStyle ns0:val="Compact"/>
+            </ns0:pPr>
+            <ns0:r>
+              <ns0:rPr>
+                <ns0:b/>
+                <ns0:bCs/>
+              </ns0:rPr>
+              <ns0:t xml:space="preserve">D</ns0:t>
+            </ns0:r>
+          </ns0:p>
+        </ns0:tc>
+        <ns0:tc>
+          <ns0:tcPr/>
+          <ns0:p>
+            <ns0:pPr>
+              <ns0:pStyle ns0:val="Compact"/>
+            </ns0:pPr>
+            <ns0:r>
+              <ns0:t xml:space="preserve">Neither of them</ns0:t>
+            </ns0:r>
+          </ns0:p>
+        </ns0:tc>
+      </ns0:tr>
+    </ns0:tbl>
+    <ns0:p>
+      <ns0:pPr>
+        <ns0:pStyle ns0:val="CDQuestion"/>
+      </ns0:pPr>
+      <ns0:r>
+        <ns0:rPr>
+          <ns0:b/>
+          <ns0:bCs/>
+        </ns0:rPr>
+        <ns0:t xml:space="preserve">28.</ns0:t>
+      </ns0:r>
+      <ns0:r>
+        <ns0:t xml:space="preserve"> </ns0:t>
+      </ns0:r>
+      <ns0:r>
+        <ns0:t xml:space="preserve">finish transaction when the items match their expectation</ns0:t>
+      </ns0:r>
+      <ns0:r>
+        <ns0:br/>
+      </ns0:r>
+      <ns0:r>
+        <ns0:rPr>
+          <ns0:b/>
+          <ns0:bCs/>
+        </ns0:rPr>
+        <ns0:t xml:space="preserve">29.</ns0:t>
+      </ns0:r>
+      <ns0:r>
+        <ns0:t xml:space="preserve"> </ns0:t>
+      </ns0:r>
+      <ns0:r>
+        <ns0:t xml:space="preserve">buy the most expensive things when shopping</ns0:t>
+      </ns0:r>
+      <ns0:r>
+        <ns0:br/>
+      </ns0:r>
+      <ns0:r>
+        <ns0:rPr>
+          <ns0:b/>
+          <ns0:bCs/>
+        </ns0:rPr>
+        <ns0:t xml:space="preserve">30.</ns0:t>
+      </ns0:r>
+      <ns0:r>
+        <ns0:t xml:space="preserve"> </ns0:t>
+      </ns0:r>
+      <ns0:r>
+        <ns0:t xml:space="preserve">consider repeatedly until they make a final decision</ns0:t>
+      </ns0:r>
+      <ns0:r>
+        <ns0:br/>
+      </ns0:r>
+      <ns0:r>
+        <ns0:rPr>
+          <ns0:b/>
+          <ns0:bCs/>
+        </ns0:rPr>
+        <ns0:t xml:space="preserve">31.</ns0:t>
+      </ns0:r>
+      <ns0:r>
+        <ns0:t xml:space="preserve"> </ns0:t>
+      </ns0:r>
+      <ns0:r>
+        <ns0:t xml:space="preserve">participate in the questionnaire of the author</ns0:t>
       </ns0:r>
     </ns0:p>
     <ns0:bookmarkEnd ns0:id="21"/>
@@ -289,7 +451,7 @@
     </ns0:p>
     <ns0:p>
       <ns0:pPr>
-        <ns0:pStyle ns0:val="CDSection"/>
+        <ns0:pStyle ns0:val="CDNote"/>
       </ns0:pPr>
       <ns0:r>
         <ns0:t xml:space="preserve">Do the following statements agree with the information given in Reading Passage 3?</ns0:t>
@@ -297,74 +459,216 @@
     </ns0:p>
     <ns0:p>
       <ns0:pPr>
-        <ns0:pStyle ns0:val="CDSection"/>
+        <ns0:pStyle ns0:val="CDNote"/>
       </ns0:pPr>
       <ns0:r>
         <ns0:t xml:space="preserve">In boxes 32-36 on your answer sheet, write</ns0:t>
       </ns0:r>
     </ns0:p>
-    <ns0:p>
-      <ns0:pPr>
-        <ns0:pStyle ns0:val="CDSection"/>
-      </ns0:pPr>
-      <ns0:r>
-        <ns0:t xml:space="preserve">TRUE if the statement is true</ns0:t>
-      </ns0:r>
-    </ns0:p>
-    <ns0:p>
-      <ns0:pPr>
-        <ns0:pStyle ns0:val="CDSection"/>
-      </ns0:pPr>
-      <ns0:r>
-        <ns0:t xml:space="preserve">FALSE if the statement is false</ns0:t>
-      </ns0:r>
-    </ns0:p>
-    <ns0:p>
-      <ns0:pPr>
-        <ns0:pStyle ns0:val="CDSection"/>
-      </ns0:pPr>
-      <ns0:r>
-        <ns0:t xml:space="preserve">NOT GIVEN if the information is not given in the passage</ns0:t>
-      </ns0:r>
-    </ns0:p>
-    <ns0:p>
-      <ns0:pPr>
-        <ns0:pStyle ns0:val="CDSection"/>
-      </ns0:pPr>
-      <ns0:r>
-        <ns0:t xml:space="preserve">32 With society’s advancement, more chances make our lives better and happier.</ns0:t>
-      </ns0:r>
-    </ns0:p>
-    <ns0:p>
-      <ns0:pPr>
-        <ns0:pStyle ns0:val="CDSection"/>
-      </ns0:pPr>
-      <ns0:r>
-        <ns0:t xml:space="preserve">33 There is a difference of findings by different gender classification.</ns0:t>
-      </ns0:r>
-    </ns0:p>
-    <ns0:p>
-      <ns0:pPr>
-        <ns0:pStyle ns0:val="CDSection"/>
-      </ns0:pPr>
-      <ns0:r>
-        <ns0:t xml:space="preserve">34 The feeling of loss is greater than that of acquisition.</ns0:t>
-      </ns0:r>
-    </ns0:p>
-    <ns0:p>
-      <ns0:pPr>
-        <ns0:pStyle ns0:val="CDSection"/>
-      </ns0:pPr>
-      <ns0:r>
-        <ns0:t xml:space="preserve">35 ‘Good enough’ plays a more significant role in pursuing ‘best’ standards of the maximizer.</ns0:t>
-      </ns0:r>
-    </ns0:p>
-    <ns0:p>
-      <ns0:pPr>
-        <ns0:pStyle ns0:val="CDSection"/>
-      </ns0:pPr>
-      <ns0:r>
-        <ns0:t xml:space="preserve">36 There are certain correlations between the “regret” people and the maximisers.</ns0:t>
+    <ns0:tbl>
+      <ns0:tblPr>
+        <ns0:tblStyle ns0:val="CDOptionTable"/>
+        <ns0:tblW ns0:type="pct" ns0:w="5000"/>
+        <ns0:tblLayout ns0:type="fixed"/>
+        <ns0:tblLook ns0:firstRow="1" ns0:lastRow="0" ns0:firstColumn="0" ns0:lastColumn="0" ns0:noHBand="0" ns0:noVBand="0" ns0:val="0020"/>
+        <ns0:jc ns0:val="center"/>
+      </ns0:tblPr>
+      <ns0:tblGrid>
+        <ns0:gridCol ns0:w="3960"/>
+        <ns0:gridCol ns0:w="3960"/>
+      </ns0:tblGrid>
+      <ns0:tr>
+        <ns0:trPr>
+          <ns0:tblHeader ns0:val="on"/>
+        </ns0:trPr>
+        <ns0:tc>
+          <ns0:tcPr/>
+          <ns0:p>
+            <ns0:pPr>
+              <ns0:pStyle ns0:val="Compact"/>
+            </ns0:pPr>
+            <ns0:r>
+              <ns0:t xml:space="preserve">Option</ns0:t>
+            </ns0:r>
+          </ns0:p>
+        </ns0:tc>
+        <ns0:tc>
+          <ns0:tcPr/>
+          <ns0:p>
+            <ns0:pPr>
+              <ns0:pStyle ns0:val="Compact"/>
+            </ns0:pPr>
+            <ns0:r>
+              <ns0:t xml:space="preserve">Meaning</ns0:t>
+            </ns0:r>
+          </ns0:p>
+        </ns0:tc>
+      </ns0:tr>
+      <ns0:tr>
+        <ns0:tc>
+          <ns0:tcPr/>
+          <ns0:p>
+            <ns0:pPr>
+              <ns0:pStyle ns0:val="Compact"/>
+            </ns0:pPr>
+            <ns0:r>
+              <ns0:rPr>
+                <ns0:b/>
+                <ns0:bCs/>
+              </ns0:rPr>
+              <ns0:t xml:space="preserve">TRUE</ns0:t>
+            </ns0:r>
+          </ns0:p>
+        </ns0:tc>
+        <ns0:tc>
+          <ns0:tcPr/>
+          <ns0:p>
+            <ns0:pPr>
+              <ns0:pStyle ns0:val="Compact"/>
+            </ns0:pPr>
+            <ns0:r>
+              <ns0:t xml:space="preserve">the statement is true</ns0:t>
+            </ns0:r>
+          </ns0:p>
+        </ns0:tc>
+      </ns0:tr>
+      <ns0:tr>
+        <ns0:tc>
+          <ns0:tcPr/>
+          <ns0:p>
+            <ns0:pPr>
+              <ns0:pStyle ns0:val="Compact"/>
+            </ns0:pPr>
+            <ns0:r>
+              <ns0:rPr>
+                <ns0:b/>
+                <ns0:bCs/>
+              </ns0:rPr>
+              <ns0:t xml:space="preserve">FALSE</ns0:t>
+            </ns0:r>
+          </ns0:p>
+        </ns0:tc>
+        <ns0:tc>
+          <ns0:tcPr/>
+          <ns0:p>
+            <ns0:pPr>
+              <ns0:pStyle ns0:val="Compact"/>
+            </ns0:pPr>
+            <ns0:r>
+              <ns0:t xml:space="preserve">the statement is false</ns0:t>
+            </ns0:r>
+          </ns0:p>
+        </ns0:tc>
+      </ns0:tr>
+      <ns0:tr>
+        <ns0:tc>
+          <ns0:tcPr/>
+          <ns0:p>
+            <ns0:pPr>
+              <ns0:pStyle ns0:val="Compact"/>
+            </ns0:pPr>
+            <ns0:r>
+              <ns0:rPr>
+                <ns0:b/>
+                <ns0:bCs/>
+              </ns0:rPr>
+              <ns0:t xml:space="preserve">NOT GIVEN</ns0:t>
+            </ns0:r>
+          </ns0:p>
+        </ns0:tc>
+        <ns0:tc>
+          <ns0:tcPr/>
+          <ns0:p>
+            <ns0:pPr>
+              <ns0:pStyle ns0:val="Compact"/>
+            </ns0:pPr>
+            <ns0:r>
+              <ns0:t xml:space="preserve">the information is not given in the passage</ns0:t>
+            </ns0:r>
+          </ns0:p>
+        </ns0:tc>
+      </ns0:tr>
+    </ns0:tbl>
+    <ns0:p>
+      <ns0:pPr>
+        <ns0:pStyle ns0:val="CDQuestion"/>
+      </ns0:pPr>
+      <ns0:r>
+        <ns0:rPr>
+          <ns0:b/>
+          <ns0:bCs/>
+        </ns0:rPr>
+        <ns0:t xml:space="preserve">32.</ns0:t>
+      </ns0:r>
+      <ns0:r>
+        <ns0:t xml:space="preserve"> </ns0:t>
+      </ns0:r>
+      <ns0:r>
+        <ns0:t xml:space="preserve">With society’s advancement, more chances make our lives better and happier.</ns0:t>
+      </ns0:r>
+      <ns0:r>
+        <ns0:br/>
+      </ns0:r>
+      <ns0:r>
+        <ns0:rPr>
+          <ns0:b/>
+          <ns0:bCs/>
+        </ns0:rPr>
+        <ns0:t xml:space="preserve">33.</ns0:t>
+      </ns0:r>
+      <ns0:r>
+        <ns0:t xml:space="preserve"> </ns0:t>
+      </ns0:r>
+      <ns0:r>
+        <ns0:t xml:space="preserve">There is a difference of findings by different gender classification.</ns0:t>
+      </ns0:r>
+      <ns0:r>
+        <ns0:br/>
+      </ns0:r>
+      <ns0:r>
+        <ns0:rPr>
+          <ns0:b/>
+          <ns0:bCs/>
+        </ns0:rPr>
+        <ns0:t xml:space="preserve">34.</ns0:t>
+      </ns0:r>
+      <ns0:r>
+        <ns0:t xml:space="preserve"> </ns0:t>
+      </ns0:r>
+      <ns0:r>
+        <ns0:t xml:space="preserve">The feeling of loss is greater than that of acquisition.</ns0:t>
+      </ns0:r>
+      <ns0:r>
+        <ns0:br/>
+      </ns0:r>
+      <ns0:r>
+        <ns0:rPr>
+          <ns0:b/>
+          <ns0:bCs/>
+        </ns0:rPr>
+        <ns0:t xml:space="preserve">35.</ns0:t>
+      </ns0:r>
+      <ns0:r>
+        <ns0:t xml:space="preserve"> </ns0:t>
+      </ns0:r>
+      <ns0:r>
+        <ns0:t xml:space="preserve">‘Good enough’ plays a more significant role in pursuing ‘best’ standards of the maximizer.</ns0:t>
+      </ns0:r>
+      <ns0:r>
+        <ns0:br/>
+      </ns0:r>
+      <ns0:r>
+        <ns0:rPr>
+          <ns0:b/>
+          <ns0:bCs/>
+        </ns0:rPr>
+        <ns0:t xml:space="preserve">36.</ns0:t>
+      </ns0:r>
+      <ns0:r>
+        <ns0:t xml:space="preserve"> </ns0:t>
+      </ns0:r>
+      <ns0:r>
+        <ns0:t xml:space="preserve">There are certain correlations between the “regret” people and the maximisers.</ns0:t>
       </ns0:r>
     </ns0:p>
     <ns0:bookmarkEnd ns0:id="22"/>
@@ -395,164 +699,716 @@
     </ns0:p>
     <ns0:p>
       <ns0:pPr>
-        <ns0:pStyle ns0:val="CDSection"/>
-      </ns0:pPr>
-      <ns0:r>
-        <ns0:t xml:space="preserve">37 What is the subject of this passage?</ns0:t>
-      </ns0:r>
-    </ns0:p>
-    <ns0:p>
-      <ns0:pPr>
-        <ns0:pStyle ns0:val="CDSection"/>
-      </ns0:pPr>
-      <ns0:r>
-        <ns0:t xml:space="preserve">A regret makes people less happy</ns0:t>
-      </ns0:r>
-    </ns0:p>
-    <ns0:p>
-      <ns0:pPr>
-        <ns0:pStyle ns0:val="CDSection"/>
-      </ns0:pPr>
-      <ns0:r>
-        <ns0:t xml:space="preserve">B choices and Well-being</ns0:t>
-      </ns0:r>
-    </ns0:p>
-    <ns0:p>
-      <ns0:pPr>
-        <ns0:pStyle ns0:val="CDSection"/>
-      </ns0:pPr>
-      <ns0:r>
-        <ns0:t xml:space="preserve">C an interesting phenomenon</ns0:t>
-      </ns0:r>
-    </ns0:p>
-    <ns0:p>
-      <ns0:pPr>
-        <ns0:pStyle ns0:val="CDSection"/>
-      </ns0:pPr>
-      <ns0:r>
-        <ns0:t xml:space="preserve">D advices on shopping</ns0:t>
-      </ns0:r>
-    </ns0:p>
-    <ns0:p>
-      <ns0:pPr>
-        <ns0:pStyle ns0:val="CDSection"/>
-      </ns0:pPr>
-      <ns0:r>
-        <ns0:t xml:space="preserve">38 According to the conclusion of questionnaires, which of the following statement is correct?</ns0:t>
-      </ns0:r>
-    </ns0:p>
-    <ns0:p>
-      <ns0:pPr>
-        <ns0:pStyle ns0:val="CDSection"/>
-      </ns0:pPr>
-      <ns0:r>
-        <ns0:t xml:space="preserve">A maximisers are less happy</ns0:t>
-      </ns0:r>
-    </ns0:p>
-    <ns0:p>
-      <ns0:pPr>
-        <ns0:pStyle ns0:val="CDSection"/>
-      </ns0:pPr>
-      <ns0:r>
-        <ns0:t xml:space="preserve">B state of being optimistic is important</ns0:t>
-      </ns0:r>
-    </ns0:p>
-    <ns0:p>
-      <ns0:pPr>
-        <ns0:pStyle ns0:val="CDSection"/>
-      </ns0:pPr>
-      <ns0:r>
-        <ns0:t xml:space="preserve">C uncertain results are found.</ns0:t>
-      </ns0:r>
-    </ns0:p>
-    <ns0:p>
-      <ns0:pPr>
-        <ns0:pStyle ns0:val="CDSection"/>
-      </ns0:pPr>
-      <ns0:r>
-        <ns0:t xml:space="preserve">D maximisers tend to cross the bottom line</ns0:t>
-      </ns0:r>
-    </ns0:p>
-    <ns0:p>
-      <ns0:pPr>
-        <ns0:pStyle ns0:val="CDSection"/>
-      </ns0:pPr>
-      <ns0:r>
-        <ns0:t xml:space="preserve">39 The experimental on theater tickets suggested:</ns0:t>
-      </ns0:r>
-    </ns0:p>
-    <ns0:p>
-      <ns0:pPr>
-        <ns0:pStyle ns0:val="CDSection"/>
-      </ns0:pPr>
-      <ns0:r>
-        <ns0:t xml:space="preserve">A sales are different according to each season</ns0:t>
-      </ns0:r>
-    </ns0:p>
-    <ns0:p>
-      <ns0:pPr>
-        <ns0:pStyle ns0:val="CDSection"/>
-      </ns0:pPr>
-      <ns0:r>
-        <ns0:t xml:space="preserve">B people like to spend on the most expensive items</ns0:t>
-      </ns0:r>
-    </ns0:p>
-    <ns0:p>
-      <ns0:pPr>
-        <ns0:pStyle ns0:val="CDSection"/>
-      </ns0:pPr>
-      <ns0:r>
-        <ns0:t xml:space="preserve">C people feel depressed if they spend their vouchers</ns0:t>
-      </ns0:r>
-    </ns0:p>
-    <ns0:p>
-      <ns0:pPr>
-        <ns0:pStyle ns0:val="CDSection"/>
-      </ns0:pPr>
-      <ns0:r>
-        <ns0:t xml:space="preserve">D people will feel regret more when they fail to use a higher-priced purchase</ns0:t>
-      </ns0:r>
-    </ns0:p>
-    <ns0:p>
-      <ns0:pPr>
-        <ns0:pStyle ns0:val="CDSection"/>
-      </ns0:pPr>
-      <ns0:r>
-        <ns0:t xml:space="preserve">40 What is the author’s suggestion on how to increase happiness:</ns0:t>
-      </ns0:r>
-    </ns0:p>
-    <ns0:p>
-      <ns0:pPr>
-        <ns0:pStyle ns0:val="CDSection"/>
-      </ns0:pPr>
-      <ns0:r>
-        <ns0:t xml:space="preserve">A focus on the final decision</ns0:t>
-      </ns0:r>
-    </ns0:p>
-    <ns0:p>
-      <ns0:pPr>
-        <ns0:pStyle ns0:val="CDSection"/>
-      </ns0:pPr>
-      <ns0:r>
-        <ns0:t xml:space="preserve">B be sensitive and smart</ns0:t>
-      </ns0:r>
-    </ns0:p>
-    <ns0:p>
-      <ns0:pPr>
-        <ns0:pStyle ns0:val="CDSection"/>
-      </ns0:pPr>
-      <ns0:r>
-        <ns0:t xml:space="preserve">C reduce the choice or option</ns0:t>
-      </ns0:r>
-    </ns0:p>
-    <ns0:p>
-      <ns0:pPr>
-        <ns0:pStyle ns0:val="CDSection"/>
-      </ns0:pPr>
-      <ns0:r>
-        <ns0:t xml:space="preserve">D read the label carefully</ns0:t>
-      </ns0:r>
-    </ns0:p>
+        <ns0:pStyle ns0:val="CDQuestion"/>
+      </ns0:pPr>
+      <ns0:r>
+        <ns0:rPr>
+          <ns0:b/>
+          <ns0:bCs/>
+        </ns0:rPr>
+        <ns0:t xml:space="preserve">37.</ns0:t>
+      </ns0:r>
+      <ns0:r>
+        <ns0:t xml:space="preserve"> </ns0:t>
+      </ns0:r>
+      <ns0:r>
+        <ns0:t xml:space="preserve">What is the subject of this passage?</ns0:t>
+      </ns0:r>
+    </ns0:p>
+    <ns0:tbl>
+      <ns0:tblPr>
+        <ns0:tblStyle ns0:val="CDOptionTable"/>
+        <ns0:tblW ns0:type="pct" ns0:w="5000"/>
+        <ns0:tblLayout ns0:type="fixed"/>
+        <ns0:tblLook ns0:firstRow="1" ns0:lastRow="0" ns0:firstColumn="0" ns0:lastColumn="0" ns0:noHBand="0" ns0:noVBand="0" ns0:val="0020"/>
+        <ns0:jc ns0:val="center"/>
+      </ns0:tblPr>
+      <ns0:tblGrid>
+        <ns0:gridCol ns0:w="3960"/>
+        <ns0:gridCol ns0:w="3960"/>
+      </ns0:tblGrid>
+      <ns0:tr>
+        <ns0:trPr>
+          <ns0:tblHeader ns0:val="on"/>
+        </ns0:trPr>
+        <ns0:tc>
+          <ns0:tcPr/>
+          <ns0:p>
+            <ns0:pPr>
+              <ns0:pStyle ns0:val="Compact"/>
+            </ns0:pPr>
+            <ns0:r>
+              <ns0:rPr>
+                <ns0:b/>
+                <ns0:bCs/>
+              </ns0:rPr>
+              <ns0:t xml:space="preserve">Option</ns0:t>
+            </ns0:r>
+          </ns0:p>
+        </ns0:tc>
+        <ns0:tc>
+          <ns0:tcPr/>
+          <ns0:p>
+            <ns0:pPr>
+              <ns0:pStyle ns0:val="Compact"/>
+            </ns0:pPr>
+            <ns0:r>
+              <ns0:rPr>
+                <ns0:b/>
+                <ns0:bCs/>
+              </ns0:rPr>
+              <ns0:t xml:space="preserve">Person/Choice</ns0:t>
+            </ns0:r>
+          </ns0:p>
+        </ns0:tc>
+      </ns0:tr>
+      <ns0:tr>
+        <ns0:tc>
+          <ns0:tcPr/>
+          <ns0:p>
+            <ns0:pPr>
+              <ns0:pStyle ns0:val="Compact"/>
+            </ns0:pPr>
+            <ns0:r>
+              <ns0:rPr>
+                <ns0:b/>
+                <ns0:bCs/>
+              </ns0:rPr>
+              <ns0:t xml:space="preserve">A</ns0:t>
+            </ns0:r>
+          </ns0:p>
+        </ns0:tc>
+        <ns0:tc>
+          <ns0:tcPr/>
+          <ns0:p>
+            <ns0:pPr>
+              <ns0:pStyle ns0:val="Compact"/>
+            </ns0:pPr>
+            <ns0:r>
+              <ns0:t xml:space="preserve">regret makes people less happy</ns0:t>
+            </ns0:r>
+          </ns0:p>
+        </ns0:tc>
+      </ns0:tr>
+      <ns0:tr>
+        <ns0:tc>
+          <ns0:tcPr/>
+          <ns0:p>
+            <ns0:pPr>
+              <ns0:pStyle ns0:val="Compact"/>
+            </ns0:pPr>
+            <ns0:r>
+              <ns0:rPr>
+                <ns0:b/>
+                <ns0:bCs/>
+              </ns0:rPr>
+              <ns0:t xml:space="preserve">B</ns0:t>
+            </ns0:r>
+          </ns0:p>
+        </ns0:tc>
+        <ns0:tc>
+          <ns0:tcPr/>
+          <ns0:p>
+            <ns0:pPr>
+              <ns0:pStyle ns0:val="Compact"/>
+            </ns0:pPr>
+            <ns0:r>
+              <ns0:t xml:space="preserve">choices and Well-being</ns0:t>
+            </ns0:r>
+          </ns0:p>
+        </ns0:tc>
+      </ns0:tr>
+      <ns0:tr>
+        <ns0:tc>
+          <ns0:tcPr/>
+          <ns0:p>
+            <ns0:pPr>
+              <ns0:pStyle ns0:val="Compact"/>
+            </ns0:pPr>
+            <ns0:r>
+              <ns0:rPr>
+                <ns0:b/>
+                <ns0:bCs/>
+              </ns0:rPr>
+              <ns0:t xml:space="preserve">C</ns0:t>
+            </ns0:r>
+          </ns0:p>
+        </ns0:tc>
+        <ns0:tc>
+          <ns0:tcPr/>
+          <ns0:p>
+            <ns0:pPr>
+              <ns0:pStyle ns0:val="Compact"/>
+            </ns0:pPr>
+            <ns0:r>
+              <ns0:t xml:space="preserve">an interesting phenomenon</ns0:t>
+            </ns0:r>
+          </ns0:p>
+        </ns0:tc>
+      </ns0:tr>
+      <ns0:tr>
+        <ns0:tc>
+          <ns0:tcPr/>
+          <ns0:p>
+            <ns0:pPr>
+              <ns0:pStyle ns0:val="Compact"/>
+            </ns0:pPr>
+            <ns0:r>
+              <ns0:rPr>
+                <ns0:b/>
+                <ns0:bCs/>
+              </ns0:rPr>
+              <ns0:t xml:space="preserve">D</ns0:t>
+            </ns0:r>
+          </ns0:p>
+        </ns0:tc>
+        <ns0:tc>
+          <ns0:tcPr/>
+          <ns0:p>
+            <ns0:pPr>
+              <ns0:pStyle ns0:val="Compact"/>
+            </ns0:pPr>
+            <ns0:r>
+              <ns0:t xml:space="preserve">advices on shopping</ns0:t>
+            </ns0:r>
+          </ns0:p>
+        </ns0:tc>
+      </ns0:tr>
+    </ns0:tbl>
+    <ns0:p>
+      <ns0:pPr>
+        <ns0:pStyle ns0:val="CDQuestion"/>
+      </ns0:pPr>
+      <ns0:r>
+        <ns0:rPr>
+          <ns0:b/>
+          <ns0:bCs/>
+        </ns0:rPr>
+        <ns0:t xml:space="preserve">38.</ns0:t>
+      </ns0:r>
+      <ns0:r>
+        <ns0:t xml:space="preserve"> </ns0:t>
+      </ns0:r>
+      <ns0:r>
+        <ns0:t xml:space="preserve">According to the conclusion of questionnaires, which of the following statement is correct?</ns0:t>
+      </ns0:r>
+    </ns0:p>
+    <ns0:tbl>
+      <ns0:tblPr>
+        <ns0:tblStyle ns0:val="CDOptionTable"/>
+        <ns0:tblW ns0:type="pct" ns0:w="5000"/>
+        <ns0:tblLayout ns0:type="fixed"/>
+        <ns0:tblLook ns0:firstRow="1" ns0:lastRow="0" ns0:firstColumn="0" ns0:lastColumn="0" ns0:noHBand="0" ns0:noVBand="0" ns0:val="0020"/>
+        <ns0:jc ns0:val="center"/>
+      </ns0:tblPr>
+      <ns0:tblGrid>
+        <ns0:gridCol ns0:w="3960"/>
+        <ns0:gridCol ns0:w="3960"/>
+      </ns0:tblGrid>
+      <ns0:tr>
+        <ns0:trPr>
+          <ns0:tblHeader ns0:val="on"/>
+        </ns0:trPr>
+        <ns0:tc>
+          <ns0:tcPr/>
+          <ns0:p>
+            <ns0:pPr>
+              <ns0:pStyle ns0:val="Compact"/>
+            </ns0:pPr>
+            <ns0:r>
+              <ns0:rPr>
+                <ns0:b/>
+                <ns0:bCs/>
+              </ns0:rPr>
+              <ns0:t xml:space="preserve">Option</ns0:t>
+            </ns0:r>
+          </ns0:p>
+        </ns0:tc>
+        <ns0:tc>
+          <ns0:tcPr/>
+          <ns0:p>
+            <ns0:pPr>
+              <ns0:pStyle ns0:val="Compact"/>
+            </ns0:pPr>
+            <ns0:r>
+              <ns0:rPr>
+                <ns0:b/>
+                <ns0:bCs/>
+              </ns0:rPr>
+              <ns0:t xml:space="preserve">Person/Choice</ns0:t>
+            </ns0:r>
+          </ns0:p>
+        </ns0:tc>
+      </ns0:tr>
+      <ns0:tr>
+        <ns0:tc>
+          <ns0:tcPr/>
+          <ns0:p>
+            <ns0:pPr>
+              <ns0:pStyle ns0:val="Compact"/>
+            </ns0:pPr>
+            <ns0:r>
+              <ns0:rPr>
+                <ns0:b/>
+                <ns0:bCs/>
+              </ns0:rPr>
+              <ns0:t xml:space="preserve">A</ns0:t>
+            </ns0:r>
+          </ns0:p>
+        </ns0:tc>
+        <ns0:tc>
+          <ns0:tcPr/>
+          <ns0:p>
+            <ns0:pPr>
+              <ns0:pStyle ns0:val="Compact"/>
+            </ns0:pPr>
+            <ns0:r>
+              <ns0:t xml:space="preserve">maximisers are less happy</ns0:t>
+            </ns0:r>
+          </ns0:p>
+        </ns0:tc>
+      </ns0:tr>
+      <ns0:tr>
+        <ns0:tc>
+          <ns0:tcPr/>
+          <ns0:p>
+            <ns0:pPr>
+              <ns0:pStyle ns0:val="Compact"/>
+            </ns0:pPr>
+            <ns0:r>
+              <ns0:rPr>
+                <ns0:b/>
+                <ns0:bCs/>
+              </ns0:rPr>
+              <ns0:t xml:space="preserve">B</ns0:t>
+            </ns0:r>
+          </ns0:p>
+        </ns0:tc>
+        <ns0:tc>
+          <ns0:tcPr/>
+          <ns0:p>
+            <ns0:pPr>
+              <ns0:pStyle ns0:val="Compact"/>
+            </ns0:pPr>
+            <ns0:r>
+              <ns0:t xml:space="preserve">state of being optimistic is important</ns0:t>
+            </ns0:r>
+          </ns0:p>
+        </ns0:tc>
+      </ns0:tr>
+      <ns0:tr>
+        <ns0:tc>
+          <ns0:tcPr/>
+          <ns0:p>
+            <ns0:pPr>
+              <ns0:pStyle ns0:val="Compact"/>
+            </ns0:pPr>
+            <ns0:r>
+              <ns0:rPr>
+                <ns0:b/>
+                <ns0:bCs/>
+              </ns0:rPr>
+              <ns0:t xml:space="preserve">C</ns0:t>
+            </ns0:r>
+          </ns0:p>
+        </ns0:tc>
+        <ns0:tc>
+          <ns0:tcPr/>
+          <ns0:p>
+            <ns0:pPr>
+              <ns0:pStyle ns0:val="Compact"/>
+            </ns0:pPr>
+            <ns0:r>
+              <ns0:t xml:space="preserve">uncertain results are found.</ns0:t>
+            </ns0:r>
+          </ns0:p>
+        </ns0:tc>
+      </ns0:tr>
+      <ns0:tr>
+        <ns0:tc>
+          <ns0:tcPr/>
+          <ns0:p>
+            <ns0:pPr>
+              <ns0:pStyle ns0:val="Compact"/>
+            </ns0:pPr>
+            <ns0:r>
+              <ns0:rPr>
+                <ns0:b/>
+                <ns0:bCs/>
+              </ns0:rPr>
+              <ns0:t xml:space="preserve">D</ns0:t>
+            </ns0:r>
+          </ns0:p>
+        </ns0:tc>
+        <ns0:tc>
+          <ns0:tcPr/>
+          <ns0:p>
+            <ns0:pPr>
+              <ns0:pStyle ns0:val="Compact"/>
+            </ns0:pPr>
+            <ns0:r>
+              <ns0:t xml:space="preserve">maximisers tend to cross the bottom line</ns0:t>
+            </ns0:r>
+          </ns0:p>
+        </ns0:tc>
+      </ns0:tr>
+    </ns0:tbl>
+    <ns0:p>
+      <ns0:pPr>
+        <ns0:pStyle ns0:val="CDQuestion"/>
+      </ns0:pPr>
+      <ns0:r>
+        <ns0:rPr>
+          <ns0:b/>
+          <ns0:bCs/>
+        </ns0:rPr>
+        <ns0:t xml:space="preserve">39.</ns0:t>
+      </ns0:r>
+      <ns0:r>
+        <ns0:t xml:space="preserve"> </ns0:t>
+      </ns0:r>
+      <ns0:r>
+        <ns0:t xml:space="preserve">The experimental on theater tickets suggested:</ns0:t>
+      </ns0:r>
+    </ns0:p>
+    <ns0:tbl>
+      <ns0:tblPr>
+        <ns0:tblStyle ns0:val="CDOptionTable"/>
+        <ns0:tblW ns0:type="pct" ns0:w="5000"/>
+        <ns0:tblLayout ns0:type="fixed"/>
+        <ns0:tblLook ns0:firstRow="1" ns0:lastRow="0" ns0:firstColumn="0" ns0:lastColumn="0" ns0:noHBand="0" ns0:noVBand="0" ns0:val="0020"/>
+        <ns0:jc ns0:val="center"/>
+      </ns0:tblPr>
+      <ns0:tblGrid>
+        <ns0:gridCol ns0:w="3960"/>
+        <ns0:gridCol ns0:w="3960"/>
+      </ns0:tblGrid>
+      <ns0:tr>
+        <ns0:trPr>
+          <ns0:tblHeader ns0:val="on"/>
+        </ns0:trPr>
+        <ns0:tc>
+          <ns0:tcPr/>
+          <ns0:p>
+            <ns0:pPr>
+              <ns0:pStyle ns0:val="Compact"/>
+            </ns0:pPr>
+            <ns0:r>
+              <ns0:rPr>
+                <ns0:b/>
+                <ns0:bCs/>
+              </ns0:rPr>
+              <ns0:t xml:space="preserve">Option</ns0:t>
+            </ns0:r>
+          </ns0:p>
+        </ns0:tc>
+        <ns0:tc>
+          <ns0:tcPr/>
+          <ns0:p>
+            <ns0:pPr>
+              <ns0:pStyle ns0:val="Compact"/>
+            </ns0:pPr>
+            <ns0:r>
+              <ns0:rPr>
+                <ns0:b/>
+                <ns0:bCs/>
+              </ns0:rPr>
+              <ns0:t xml:space="preserve">Person/Choice</ns0:t>
+            </ns0:r>
+          </ns0:p>
+        </ns0:tc>
+      </ns0:tr>
+      <ns0:tr>
+        <ns0:tc>
+          <ns0:tcPr/>
+          <ns0:p>
+            <ns0:pPr>
+              <ns0:pStyle ns0:val="Compact"/>
+            </ns0:pPr>
+            <ns0:r>
+              <ns0:rPr>
+                <ns0:b/>
+                <ns0:bCs/>
+              </ns0:rPr>
+              <ns0:t xml:space="preserve">A</ns0:t>
+            </ns0:r>
+          </ns0:p>
+        </ns0:tc>
+        <ns0:tc>
+          <ns0:tcPr/>
+          <ns0:p>
+            <ns0:pPr>
+              <ns0:pStyle ns0:val="Compact"/>
+            </ns0:pPr>
+            <ns0:r>
+              <ns0:t xml:space="preserve">sales are different according to each season</ns0:t>
+            </ns0:r>
+          </ns0:p>
+        </ns0:tc>
+      </ns0:tr>
+      <ns0:tr>
+        <ns0:tc>
+          <ns0:tcPr/>
+          <ns0:p>
+            <ns0:pPr>
+              <ns0:pStyle ns0:val="Compact"/>
+            </ns0:pPr>
+            <ns0:r>
+              <ns0:rPr>
+                <ns0:b/>
+                <ns0:bCs/>
+              </ns0:rPr>
+              <ns0:t xml:space="preserve">B</ns0:t>
+            </ns0:r>
+          </ns0:p>
+        </ns0:tc>
+        <ns0:tc>
+          <ns0:tcPr/>
+          <ns0:p>
+            <ns0:pPr>
+              <ns0:pStyle ns0:val="Compact"/>
+            </ns0:pPr>
+            <ns0:r>
+              <ns0:t xml:space="preserve">people like to spend on the most expensive items</ns0:t>
+            </ns0:r>
+          </ns0:p>
+        </ns0:tc>
+      </ns0:tr>
+      <ns0:tr>
+        <ns0:tc>
+          <ns0:tcPr/>
+          <ns0:p>
+            <ns0:pPr>
+              <ns0:pStyle ns0:val="Compact"/>
+            </ns0:pPr>
+            <ns0:r>
+              <ns0:rPr>
+                <ns0:b/>
+                <ns0:bCs/>
+              </ns0:rPr>
+              <ns0:t xml:space="preserve">C</ns0:t>
+            </ns0:r>
+          </ns0:p>
+        </ns0:tc>
+        <ns0:tc>
+          <ns0:tcPr/>
+          <ns0:p>
+            <ns0:pPr>
+              <ns0:pStyle ns0:val="Compact"/>
+            </ns0:pPr>
+            <ns0:r>
+              <ns0:t xml:space="preserve">people feel depressed if they spend their vouchers</ns0:t>
+            </ns0:r>
+          </ns0:p>
+        </ns0:tc>
+      </ns0:tr>
+      <ns0:tr>
+        <ns0:tc>
+          <ns0:tcPr/>
+          <ns0:p>
+            <ns0:pPr>
+              <ns0:pStyle ns0:val="Compact"/>
+            </ns0:pPr>
+            <ns0:r>
+              <ns0:rPr>
+                <ns0:b/>
+                <ns0:bCs/>
+              </ns0:rPr>
+              <ns0:t xml:space="preserve">D</ns0:t>
+            </ns0:r>
+          </ns0:p>
+        </ns0:tc>
+        <ns0:tc>
+          <ns0:tcPr/>
+          <ns0:p>
+            <ns0:pPr>
+              <ns0:pStyle ns0:val="Compact"/>
+            </ns0:pPr>
+            <ns0:r>
+              <ns0:t xml:space="preserve">people will feel regret more when they fail to use a higher-priced purchase</ns0:t>
+            </ns0:r>
+          </ns0:p>
+        </ns0:tc>
+      </ns0:tr>
+    </ns0:tbl>
+    <ns0:p>
+      <ns0:pPr>
+        <ns0:pStyle ns0:val="CDQuestion"/>
+      </ns0:pPr>
+      <ns0:r>
+        <ns0:rPr>
+          <ns0:b/>
+          <ns0:bCs/>
+        </ns0:rPr>
+        <ns0:t xml:space="preserve">40.</ns0:t>
+      </ns0:r>
+      <ns0:r>
+        <ns0:t xml:space="preserve"> </ns0:t>
+      </ns0:r>
+      <ns0:r>
+        <ns0:t xml:space="preserve">What is the author’s suggestion on how to increase happiness:</ns0:t>
+      </ns0:r>
+    </ns0:p>
+    <ns0:tbl>
+      <ns0:tblPr>
+        <ns0:tblStyle ns0:val="CDOptionTable"/>
+        <ns0:tblW ns0:type="pct" ns0:w="5000"/>
+        <ns0:tblLayout ns0:type="fixed"/>
+        <ns0:tblLook ns0:firstRow="1" ns0:lastRow="0" ns0:firstColumn="0" ns0:lastColumn="0" ns0:noHBand="0" ns0:noVBand="0" ns0:val="0020"/>
+        <ns0:jc ns0:val="center"/>
+      </ns0:tblPr>
+      <ns0:tblGrid>
+        <ns0:gridCol ns0:w="3960"/>
+        <ns0:gridCol ns0:w="3960"/>
+      </ns0:tblGrid>
+      <ns0:tr>
+        <ns0:trPr>
+          <ns0:tblHeader ns0:val="on"/>
+        </ns0:trPr>
+        <ns0:tc>
+          <ns0:tcPr/>
+          <ns0:p>
+            <ns0:pPr>
+              <ns0:pStyle ns0:val="Compact"/>
+            </ns0:pPr>
+            <ns0:r>
+              <ns0:rPr>
+                <ns0:b/>
+                <ns0:bCs/>
+              </ns0:rPr>
+              <ns0:t xml:space="preserve">Option</ns0:t>
+            </ns0:r>
+          </ns0:p>
+        </ns0:tc>
+        <ns0:tc>
+          <ns0:tcPr/>
+          <ns0:p>
+            <ns0:pPr>
+              <ns0:pStyle ns0:val="Compact"/>
+            </ns0:pPr>
+            <ns0:r>
+              <ns0:rPr>
+                <ns0:b/>
+                <ns0:bCs/>
+              </ns0:rPr>
+              <ns0:t xml:space="preserve">Person/Choice</ns0:t>
+            </ns0:r>
+          </ns0:p>
+        </ns0:tc>
+      </ns0:tr>
+      <ns0:tr>
+        <ns0:tc>
+          <ns0:tcPr/>
+          <ns0:p>
+            <ns0:pPr>
+              <ns0:pStyle ns0:val="Compact"/>
+            </ns0:pPr>
+            <ns0:r>
+              <ns0:rPr>
+                <ns0:b/>
+                <ns0:bCs/>
+              </ns0:rPr>
+              <ns0:t xml:space="preserve">A</ns0:t>
+            </ns0:r>
+          </ns0:p>
+        </ns0:tc>
+        <ns0:tc>
+          <ns0:tcPr/>
+          <ns0:p>
+            <ns0:pPr>
+              <ns0:pStyle ns0:val="Compact"/>
+            </ns0:pPr>
+            <ns0:r>
+              <ns0:t xml:space="preserve">focus on the final decision</ns0:t>
+            </ns0:r>
+          </ns0:p>
+        </ns0:tc>
+      </ns0:tr>
+      <ns0:tr>
+        <ns0:tc>
+          <ns0:tcPr/>
+          <ns0:p>
+            <ns0:pPr>
+              <ns0:pStyle ns0:val="Compact"/>
+            </ns0:pPr>
+            <ns0:r>
+              <ns0:rPr>
+                <ns0:b/>
+                <ns0:bCs/>
+              </ns0:rPr>
+              <ns0:t xml:space="preserve">B</ns0:t>
+            </ns0:r>
+          </ns0:p>
+        </ns0:tc>
+        <ns0:tc>
+          <ns0:tcPr/>
+          <ns0:p>
+            <ns0:pPr>
+              <ns0:pStyle ns0:val="Compact"/>
+            </ns0:pPr>
+            <ns0:r>
+              <ns0:t xml:space="preserve">be sensitive and smart</ns0:t>
+            </ns0:r>
+          </ns0:p>
+        </ns0:tc>
+      </ns0:tr>
+      <ns0:tr>
+        <ns0:tc>
+          <ns0:tcPr/>
+          <ns0:p>
+            <ns0:pPr>
+              <ns0:pStyle ns0:val="Compact"/>
+            </ns0:pPr>
+            <ns0:r>
+              <ns0:rPr>
+                <ns0:b/>
+                <ns0:bCs/>
+              </ns0:rPr>
+              <ns0:t xml:space="preserve">C</ns0:t>
+            </ns0:r>
+          </ns0:p>
+        </ns0:tc>
+        <ns0:tc>
+          <ns0:tcPr/>
+          <ns0:p>
+            <ns0:pPr>
+              <ns0:pStyle ns0:val="Compact"/>
+            </ns0:pPr>
+            <ns0:r>
+              <ns0:t xml:space="preserve">reduce the choice or option</ns0:t>
+            </ns0:r>
+          </ns0:p>
+        </ns0:tc>
+      </ns0:tr>
+      <ns0:tr>
+        <ns0:tc>
+          <ns0:tcPr/>
+          <ns0:p>
+            <ns0:pPr>
+              <ns0:pStyle ns0:val="Compact"/>
+            </ns0:pPr>
+            <ns0:r>
+              <ns0:rPr>
+                <ns0:b/>
+                <ns0:bCs/>
+              </ns0:rPr>
+              <ns0:t xml:space="preserve">D</ns0:t>
+            </ns0:r>
+          </ns0:p>
+        </ns0:tc>
+        <ns0:tc>
+          <ns0:tcPr/>
+          <ns0:p>
+            <ns0:pPr>
+              <ns0:pStyle ns0:val="Compact"/>
+            </ns0:pPr>
+            <ns0:r>
+              <ns0:t xml:space="preserve">read the label carefully</ns0:t>
+            </ns0:r>
+          </ns0:p>
+        </ns0:tc>
+      </ns0:tr>
+    </ns0:tbl>
     <ns0:p>
       <ns0:pPr>
         <ns0:pStyle ns0:val="CDSection"/>
@@ -3918,13 +4774,16 @@
     </w:rPrDefault>
     <w:pPrDefault>
       <w:pPr>
-        <w:spacing w:after="120"/>
+        <w:spacing w:after="60"/>
       </w:pPr>
     </w:pPrDefault>
   </w:docDefaults>
   <w:style w:default="1" w:styleId="Normal" w:type="paragraph">
     <w:name w:val="Normal"/>
     <w:qFormat/>
+    <w:pPr>
+      <w:spacing w:after="60"/>
+    </w:pPr>
     <w:rPr>
       <w:rFonts w:ascii="Georgia" w:cs="Georgia" w:hAnsi="Georgia"/>
       <w:sz w:val="24"/>
@@ -3936,7 +4795,7 @@
     <w:uiPriority w:val="9"/>
     <w:qFormat/>
     <w:pPr>
-      <w:spacing w:after="120" w:before="240"/>
+      <w:spacing w:after="80" w:before="200"/>
     </w:pPr>
     <w:rPr>
       <w:rFonts w:ascii="Latin Modern Sans" w:cs="Latin Modern Sans" w:hAnsi="Latin Modern Sans"/>
@@ -3951,7 +4810,7 @@
     <w:uiPriority w:val="9"/>
     <w:qFormat/>
     <w:pPr>
-      <w:spacing w:after="100" w:before="200"/>
+      <w:spacing w:after="80" w:before="160"/>
     </w:pPr>
     <w:rPr>
       <w:rFonts w:ascii="Latin Modern Sans" w:cs="Latin Modern Sans" w:hAnsi="Latin Modern Sans"/>
@@ -3966,7 +4825,7 @@
     <w:qFormat/>
     <w:pPr>
       <w:jc w:val="center"/>
-      <w:spacing w:after="160" w:before="120"/>
+      <w:spacing w:after="120" w:before="80"/>
     </w:pPr>
     <w:rPr>
       <w:rFonts w:ascii="Latin Modern Sans" w:cs="Latin Modern Sans" w:hAnsi="Latin Modern Sans"/>
@@ -4004,7 +4863,7 @@
     <w:basedOn w:val="Normal"/>
     <w:qFormat/>
     <w:pPr>
-      <w:spacing w:after="160" w:before="120"/>
+      <w:spacing w:after="120" w:before="100"/>
       <w:pBdr>
         <w:top w:color="E52B20" w:space="2" w:sz="8" w:val="single"/>
         <w:left w:color="E52B20" w:space="2" w:sz="8" w:val="single"/>
@@ -4024,7 +4883,7 @@
     <w:basedOn w:val="Normal"/>
     <w:qFormat/>
     <w:pPr>
-      <w:spacing w:after="120" w:before="160"/>
+      <w:spacing w:after="80" w:before="100"/>
       <w:pBdr>
         <w:left w:color="E52B20" w:space="2" w:sz="24" w:val="single"/>
       </w:pBdr>
@@ -4043,7 +4902,7 @@
     <w:basedOn w:val="Normal"/>
     <w:qFormat/>
     <w:pPr>
-      <w:spacing w:after="100" w:before="140"/>
+      <w:spacing w:after="60" w:before="80"/>
       <w:pBdr>
         <w:left w:color="1F4E79" w:space="2" w:sz="24" w:val="single"/>
       </w:pBdr>
@@ -4062,7 +4921,7 @@
     <w:basedOn w:val="Normal"/>
     <w:qFormat/>
     <w:pPr>
-      <w:spacing w:after="80" w:before="120"/>
+      <w:spacing w:after="60" w:before="80"/>
       <w:pBdr>
         <w:left w:color="5AA244" w:space="2" w:sz="24" w:val="single"/>
       </w:pBdr>
@@ -4081,12 +4940,12 @@
     <w:basedOn w:val="Normal"/>
     <w:qFormat/>
     <w:pPr>
-      <w:spacing w:after="120" w:before="120"/>
+      <w:spacing w:after="80" w:before="80" w:line="276" w:lineRule="auto"/>
       <w:pBdr>
-        <w:left w:color="7A1FA2" w:space="2" w:sz="24" w:val="single"/>
+        <w:left w:color="7A1FA2" w:space="6" w:sz="24" w:val="single"/>
       </w:pBdr>
       <w:shd w:color="auto" w:fill="F6F0FA" w:val="clear"/>
-      <w:ind w:left="240"/>
+      <w:ind w:left="360" w:right="240"/>
     </w:pPr>
     <w:rPr>
       <w:rFonts w:ascii="Latin Modern Sans" w:cs="Latin Modern Sans" w:hAnsi="Latin Modern Sans"/>
@@ -4095,11 +4954,23 @@
       <w:sz w:val="24"/>
     </w:rPr>
   </w:style>
+  <w:style w:styleId="CDQuestion" w:type="paragraph">
+    <w:name w:val="CDQuestion"/>
+    <w:basedOn w:val="Normal"/>
+    <w:qFormat/>
+    <w:pPr>
+      <w:spacing w:after="0" w:before="0"/>
+    </w:pPr>
+    <w:rPr>
+      <w:rFonts w:ascii="Georgia" w:cs="Georgia" w:hAnsi="Georgia"/>
+    </w:rPr>
+  </w:style>
   <w:style w:styleId="CDVocabTable" w:type="table">
     <w:name w:val="CDVocabTable"/>
     <w:basedOn w:val="TableNormal"/>
     <w:tblPr>
       <w:tblW w:type="pct" w:w="5000"/>
+      <w:tblInd w:type="dxa" w:w="240"/>
       <w:tblLayout w:type="autofit"/>
       <w:tblBorders>
         <w:top w:color="BFBFBF" w:space="0" w:sz="10" w:val="single"/>
@@ -4124,6 +4995,35 @@
         <w:rFonts w:ascii="Latin Modern Sans" w:cs="Latin Modern Sans" w:hAnsi="Latin Modern Sans"/>
         <w:b/>
         <w:color w:val="FFFFFF"/>
+      </w:rPr>
+    </w:tblStylePr>
+  </w:style>
+  <w:style w:styleId="CDOptionTable" w:type="table">
+    <w:name w:val="CDOptionTable"/>
+    <w:basedOn w:val="TableNormal"/>
+    <w:tblPr>
+      <w:tblW w:type="pct" w:w="3200"/>
+      <w:jc w:val="center"/>
+      <w:tblBorders>
+        <w:top w:color="1F4E79" w:space="0" w:sz="10" w:val="single"/>
+        <w:left w:color="1F4E79" w:space="0" w:sz="10" w:val="single"/>
+        <w:bottom w:color="1F4E79" w:space="0" w:sz="10" w:val="single"/>
+        <w:right w:color="1F4E79" w:space="0" w:sz="10" w:val="single"/>
+        <w:insideH w:color="D0D0D0" w:space="0" w:sz="6" w:val="single"/>
+        <w:insideV w:color="D0D0D0" w:space="0" w:sz="6" w:val="single"/>
+      </w:tblBorders>
+      <w:tblCellMar>
+        <w:top w:type="dxa" w:w="80"/>
+        <w:left w:type="dxa" w:w="120"/>
+        <w:bottom w:type="dxa" w:w="80"/>
+        <w:right w:type="dxa" w:w="120"/>
+      </w:tblCellMar>
+    </w:tblPr>
+    <w:tblStylePr w:type="firstColumn">
+      <w:rPr>
+        <w:rFonts w:ascii="Latin Modern Sans" w:cs="Latin Modern Sans" w:hAnsi="Latin Modern Sans"/>
+        <w:b/>
+        <w:color w:val="1F4E79"/>
       </w:rPr>
     </w:tblStylePr>
   </w:style>

--- a/chuyenDe/RW/docx/raw47/Reading/Level2/W5.docx
+++ b/chuyenDe/RW/docx/raw47/Reading/Level2/W5.docx
@@ -5027,6 +5027,39 @@
       </w:rPr>
     </w:tblStylePr>
   </w:style>
+  <w:style w:styleId="CDAnswerTable" w:type="table">
+    <w:name w:val="CDAnswerTable"/>
+    <w:basedOn w:val="TableNormal"/>
+    <w:tblPr>
+      <w:tblW w:type="pct" w:w="5000"/>
+      <w:tblInd w:type="dxa" w:w="240"/>
+      <w:tblLayout w:type="autofit"/>
+      <w:tblBorders>
+        <w:top w:color="BFBFBF" w:space="0" w:sz="10" w:val="single"/>
+        <w:left w:color="BFBFBF" w:space="0" w:sz="10" w:val="single"/>
+        <w:bottom w:color="BFBFBF" w:space="0" w:sz="10" w:val="single"/>
+        <w:right w:color="BFBFBF" w:space="0" w:sz="10" w:val="single"/>
+        <w:insideH w:color="D0D0D0" w:space="0" w:sz="8" w:val="single"/>
+        <w:insideV w:color="D0D0D0" w:space="0" w:sz="8" w:val="single"/>
+      </w:tblBorders>
+      <w:tblCellMar>
+        <w:top w:type="dxa" w:w="80"/>
+        <w:left w:type="dxa" w:w="120"/>
+        <w:bottom w:type="dxa" w:w="80"/>
+        <w:right w:type="dxa" w:w="120"/>
+      </w:tblCellMar>
+    </w:tblPr>
+    <w:tblStylePr w:type="firstRow">
+      <w:tcPr>
+        <w:shd w:color="auto" w:fill="1F4E79" w:val="clear"/>
+      </w:tcPr>
+      <w:rPr>
+        <w:rFonts w:ascii="Latin Modern Sans" w:cs="Latin Modern Sans" w:hAnsi="Latin Modern Sans"/>
+        <w:b/>
+        <w:color w:val="FFFFFF"/>
+      </w:rPr>
+    </w:tblStylePr>
+  </w:style>
   <w:style w:type="paragraph" w:customStyle="1" w:styleId="SourceCode">
     <w:name w:val="Source Code"/>
     <w:basedOn w:val="Normal"/>

--- a/chuyenDe/RW/docx/raw47/Reading/Level2/W5.docx
+++ b/chuyenDe/RW/docx/raw47/Reading/Level2/W5.docx
@@ -211,6 +211,258 @@
       </ns0:pPr>
       <ns0:r>
         <ns0:t xml:space="preserve">Write the appropriate letters A-D in boxes 28-31 on your answer sheet.</ns0:t>
+      </ns0:r>
+    </ns0:p>
+    <ns0:tbl>
+      <ns0:tblPr>
+        <ns0:tblStyle ns0:val="CDChoiceTable"/>
+        <ns0:tblW ns0:type="dxa" ns0:w="9732"/>
+        <ns0:tblLayout ns0:type="autofit"/>
+        <ns0:tblLook ns0:firstRow="1" ns0:lastRow="0" ns0:firstColumn="0" ns0:lastColumn="0" ns0:noHBand="0" ns0:noVBand="0" ns0:val="0020"/>
+        <ns0:tblInd ns0:type="dxa" ns0:w="240"/>
+      </ns0:tblPr>
+      <ns0:tblGrid>
+        <ns0:gridCol ns0:w="1751"/>
+        <ns0:gridCol ns0:w="7981"/>
+      </ns0:tblGrid>
+      <ns0:tr>
+        <ns0:trPr>
+          <ns0:tblHeader ns0:val="on"/>
+        </ns0:trPr>
+        <ns0:tc>
+          <ns0:tcPr/>
+          <ns0:p>
+            <ns0:pPr>
+              <ns0:pStyle ns0:val="Compact"/>
+            </ns0:pPr>
+            <ns0:r>
+              <ns0:rPr>
+                <ns0:b/>
+                <ns0:bCs/>
+              </ns0:rPr>
+              <ns0:t xml:space="preserve">Option</ns0:t>
+            </ns0:r>
+          </ns0:p>
+        </ns0:tc>
+        <ns0:tc>
+          <ns0:tcPr/>
+          <ns0:p>
+            <ns0:pPr>
+              <ns0:pStyle ns0:val="Compact"/>
+            </ns0:pPr>
+            <ns0:r>
+              <ns0:rPr>
+                <ns0:b/>
+                <ns0:bCs/>
+              </ns0:rPr>
+              <ns0:t xml:space="preserve">Person/Choice</ns0:t>
+            </ns0:r>
+          </ns0:p>
+        </ns0:tc>
+      </ns0:tr>
+      <ns0:tr>
+        <ns0:tc>
+          <ns0:tcPr/>
+          <ns0:p>
+            <ns0:pPr>
+              <ns0:pStyle ns0:val="Compact"/>
+            </ns0:pPr>
+            <ns0:r>
+              <ns0:rPr>
+                <ns0:b/>
+                <ns0:bCs/>
+              </ns0:rPr>
+              <ns0:t xml:space="preserve">A</ns0:t>
+            </ns0:r>
+          </ns0:p>
+        </ns0:tc>
+        <ns0:tc>
+          <ns0:tcPr/>
+          <ns0:p>
+            <ns0:pPr>
+              <ns0:pStyle ns0:val="Compact"/>
+            </ns0:pPr>
+            <ns0:r>
+              <ns0:t xml:space="preserve">Maximiser</ns0:t>
+            </ns0:r>
+          </ns0:p>
+        </ns0:tc>
+      </ns0:tr>
+      <ns0:tr>
+        <ns0:tc>
+          <ns0:tcPr/>
+          <ns0:p>
+            <ns0:pPr>
+              <ns0:pStyle ns0:val="Compact"/>
+            </ns0:pPr>
+            <ns0:r>
+              <ns0:rPr>
+                <ns0:b/>
+                <ns0:bCs/>
+              </ns0:rPr>
+              <ns0:t xml:space="preserve">B</ns0:t>
+            </ns0:r>
+          </ns0:p>
+        </ns0:tc>
+        <ns0:tc>
+          <ns0:tcPr/>
+          <ns0:p>
+            <ns0:pPr>
+              <ns0:pStyle ns0:val="Compact"/>
+            </ns0:pPr>
+            <ns0:r>
+              <ns0:t xml:space="preserve">Satisficer</ns0:t>
+            </ns0:r>
+          </ns0:p>
+        </ns0:tc>
+      </ns0:tr>
+      <ns0:tr>
+        <ns0:tc>
+          <ns0:tcPr/>
+          <ns0:p>
+            <ns0:pPr>
+              <ns0:pStyle ns0:val="Compact"/>
+            </ns0:pPr>
+            <ns0:r>
+              <ns0:rPr>
+                <ns0:b/>
+                <ns0:bCs/>
+              </ns0:rPr>
+              <ns0:t xml:space="preserve">C</ns0:t>
+            </ns0:r>
+          </ns0:p>
+        </ns0:tc>
+        <ns0:tc>
+          <ns0:tcPr/>
+          <ns0:p>
+            <ns0:pPr>
+              <ns0:pStyle ns0:val="Compact"/>
+            </ns0:pPr>
+            <ns0:r>
+              <ns0:t xml:space="preserve">Both</ns0:t>
+            </ns0:r>
+          </ns0:p>
+        </ns0:tc>
+      </ns0:tr>
+      <ns0:tr>
+        <ns0:tc>
+          <ns0:tcPr/>
+          <ns0:p>
+            <ns0:pPr>
+              <ns0:pStyle ns0:val="Compact"/>
+            </ns0:pPr>
+            <ns0:r>
+              <ns0:rPr>
+                <ns0:b/>
+                <ns0:bCs/>
+              </ns0:rPr>
+              <ns0:t xml:space="preserve">D</ns0:t>
+            </ns0:r>
+          </ns0:p>
+        </ns0:tc>
+        <ns0:tc>
+          <ns0:tcPr/>
+          <ns0:p>
+            <ns0:pPr>
+              <ns0:pStyle ns0:val="Compact"/>
+            </ns0:pPr>
+            <ns0:r>
+              <ns0:t xml:space="preserve">Neither of them</ns0:t>
+            </ns0:r>
+          </ns0:p>
+        </ns0:tc>
+      </ns0:tr>
+    </ns0:tbl>
+    <ns0:p>
+      <ns0:pPr>
+        <ns0:pStyle ns0:val="CDQuestion"/>
+      </ns0:pPr>
+      <ns0:r>
+        <ns0:rPr>
+          <ns0:b/>
+          <ns0:bCs/>
+        </ns0:rPr>
+        <ns0:t xml:space="preserve">28.</ns0:t>
+      </ns0:r>
+      <ns0:r>
+        <ns0:t xml:space="preserve"> </ns0:t>
+      </ns0:r>
+      <ns0:r>
+        <ns0:t xml:space="preserve">finish transaction when the items match their expectation</ns0:t>
+      </ns0:r>
+      <ns0:r>
+        <ns0:br/>
+      </ns0:r>
+      <ns0:r>
+        <ns0:rPr>
+          <ns0:b/>
+          <ns0:bCs/>
+        </ns0:rPr>
+        <ns0:t xml:space="preserve">29.</ns0:t>
+      </ns0:r>
+      <ns0:r>
+        <ns0:t xml:space="preserve"> </ns0:t>
+      </ns0:r>
+      <ns0:r>
+        <ns0:t xml:space="preserve">buy the most expensive things when shopping</ns0:t>
+      </ns0:r>
+      <ns0:r>
+        <ns0:br/>
+      </ns0:r>
+      <ns0:r>
+        <ns0:rPr>
+          <ns0:b/>
+          <ns0:bCs/>
+        </ns0:rPr>
+        <ns0:t xml:space="preserve">30.</ns0:t>
+      </ns0:r>
+      <ns0:r>
+        <ns0:t xml:space="preserve"> </ns0:t>
+      </ns0:r>
+      <ns0:r>
+        <ns0:t xml:space="preserve">consider repeatedly until they make a final decision</ns0:t>
+      </ns0:r>
+      <ns0:r>
+        <ns0:br/>
+      </ns0:r>
+      <ns0:r>
+        <ns0:rPr>
+          <ns0:b/>
+          <ns0:bCs/>
+        </ns0:rPr>
+        <ns0:t xml:space="preserve">31.</ns0:t>
+      </ns0:r>
+      <ns0:r>
+        <ns0:t xml:space="preserve"> </ns0:t>
+      </ns0:r>
+      <ns0:r>
+        <ns0:t xml:space="preserve">participate in the questionnaire of the author</ns0:t>
+      </ns0:r>
+    </ns0:p>
+    <ns0:bookmarkEnd ns0:id="21"/>
+    <ns0:bookmarkStart ns0:id="22" ns0:name="questions-32-36"/>
+    <ns0:p>
+      <ns0:pPr>
+        <ns0:pStyle ns0:val="Heading2"/>
+      </ns0:pPr>
+      <ns0:r>
+        <ns0:t xml:space="preserve">Questions 32-36</ns0:t>
+      </ns0:r>
+    </ns0:p>
+    <ns0:p>
+      <ns0:pPr>
+        <ns0:pStyle ns0:val="CDNote"/>
+      </ns0:pPr>
+      <ns0:r>
+        <ns0:t xml:space="preserve">Do the following statements agree with the information given in Reading Passage 3?</ns0:t>
+      </ns0:r>
+    </ns0:p>
+    <ns0:p>
+      <ns0:pPr>
+        <ns0:pStyle ns0:val="CDNote"/>
+      </ns0:pPr>
+      <ns0:r>
+        <ns0:t xml:space="preserve">In boxes 32-36 on your answer sheet, write</ns0:t>
       </ns0:r>
     </ns0:p>
     <ns0:tbl>
@@ -236,6 +488,256 @@
               <ns0:pStyle ns0:val="Compact"/>
             </ns0:pPr>
             <ns0:r>
+              <ns0:t xml:space="preserve">Option</ns0:t>
+            </ns0:r>
+          </ns0:p>
+        </ns0:tc>
+        <ns0:tc>
+          <ns0:tcPr/>
+          <ns0:p>
+            <ns0:pPr>
+              <ns0:pStyle ns0:val="Compact"/>
+            </ns0:pPr>
+            <ns0:r>
+              <ns0:t xml:space="preserve">Meaning</ns0:t>
+            </ns0:r>
+          </ns0:p>
+        </ns0:tc>
+      </ns0:tr>
+      <ns0:tr>
+        <ns0:tc>
+          <ns0:tcPr/>
+          <ns0:p>
+            <ns0:pPr>
+              <ns0:pStyle ns0:val="Compact"/>
+            </ns0:pPr>
+            <ns0:r>
+              <ns0:rPr>
+                <ns0:b/>
+                <ns0:bCs/>
+              </ns0:rPr>
+              <ns0:t xml:space="preserve">TRUE</ns0:t>
+            </ns0:r>
+          </ns0:p>
+        </ns0:tc>
+        <ns0:tc>
+          <ns0:tcPr/>
+          <ns0:p>
+            <ns0:pPr>
+              <ns0:pStyle ns0:val="Compact"/>
+            </ns0:pPr>
+            <ns0:r>
+              <ns0:t xml:space="preserve">the statement is true</ns0:t>
+            </ns0:r>
+          </ns0:p>
+        </ns0:tc>
+      </ns0:tr>
+      <ns0:tr>
+        <ns0:tc>
+          <ns0:tcPr/>
+          <ns0:p>
+            <ns0:pPr>
+              <ns0:pStyle ns0:val="Compact"/>
+            </ns0:pPr>
+            <ns0:r>
+              <ns0:rPr>
+                <ns0:b/>
+                <ns0:bCs/>
+              </ns0:rPr>
+              <ns0:t xml:space="preserve">FALSE</ns0:t>
+            </ns0:r>
+          </ns0:p>
+        </ns0:tc>
+        <ns0:tc>
+          <ns0:tcPr/>
+          <ns0:p>
+            <ns0:pPr>
+              <ns0:pStyle ns0:val="Compact"/>
+            </ns0:pPr>
+            <ns0:r>
+              <ns0:t xml:space="preserve">the statement is false</ns0:t>
+            </ns0:r>
+          </ns0:p>
+        </ns0:tc>
+      </ns0:tr>
+      <ns0:tr>
+        <ns0:tc>
+          <ns0:tcPr/>
+          <ns0:p>
+            <ns0:pPr>
+              <ns0:pStyle ns0:val="Compact"/>
+            </ns0:pPr>
+            <ns0:r>
+              <ns0:rPr>
+                <ns0:b/>
+                <ns0:bCs/>
+              </ns0:rPr>
+              <ns0:t xml:space="preserve">NOT GIVEN</ns0:t>
+            </ns0:r>
+          </ns0:p>
+        </ns0:tc>
+        <ns0:tc>
+          <ns0:tcPr/>
+          <ns0:p>
+            <ns0:pPr>
+              <ns0:pStyle ns0:val="Compact"/>
+            </ns0:pPr>
+            <ns0:r>
+              <ns0:t xml:space="preserve">the information is not given in the passage</ns0:t>
+            </ns0:r>
+          </ns0:p>
+        </ns0:tc>
+      </ns0:tr>
+    </ns0:tbl>
+    <ns0:p>
+      <ns0:pPr>
+        <ns0:pStyle ns0:val="CDQuestion"/>
+      </ns0:pPr>
+      <ns0:r>
+        <ns0:rPr>
+          <ns0:b/>
+          <ns0:bCs/>
+        </ns0:rPr>
+        <ns0:t xml:space="preserve">32.</ns0:t>
+      </ns0:r>
+      <ns0:r>
+        <ns0:t xml:space="preserve"> </ns0:t>
+      </ns0:r>
+      <ns0:r>
+        <ns0:t xml:space="preserve">With society’s advancement, more chances make our lives better and happier.</ns0:t>
+      </ns0:r>
+      <ns0:r>
+        <ns0:br/>
+      </ns0:r>
+      <ns0:r>
+        <ns0:rPr>
+          <ns0:b/>
+          <ns0:bCs/>
+        </ns0:rPr>
+        <ns0:t xml:space="preserve">33.</ns0:t>
+      </ns0:r>
+      <ns0:r>
+        <ns0:t xml:space="preserve"> </ns0:t>
+      </ns0:r>
+      <ns0:r>
+        <ns0:t xml:space="preserve">There is a difference of findings by different gender classification.</ns0:t>
+      </ns0:r>
+      <ns0:r>
+        <ns0:br/>
+      </ns0:r>
+      <ns0:r>
+        <ns0:rPr>
+          <ns0:b/>
+          <ns0:bCs/>
+        </ns0:rPr>
+        <ns0:t xml:space="preserve">34.</ns0:t>
+      </ns0:r>
+      <ns0:r>
+        <ns0:t xml:space="preserve"> </ns0:t>
+      </ns0:r>
+      <ns0:r>
+        <ns0:t xml:space="preserve">The feeling of loss is greater than that of acquisition.</ns0:t>
+      </ns0:r>
+      <ns0:r>
+        <ns0:br/>
+      </ns0:r>
+      <ns0:r>
+        <ns0:rPr>
+          <ns0:b/>
+          <ns0:bCs/>
+        </ns0:rPr>
+        <ns0:t xml:space="preserve">35.</ns0:t>
+      </ns0:r>
+      <ns0:r>
+        <ns0:t xml:space="preserve"> </ns0:t>
+      </ns0:r>
+      <ns0:r>
+        <ns0:t xml:space="preserve">‘Good enough’ plays a more significant role in pursuing ‘best’ standards of the maximizer.</ns0:t>
+      </ns0:r>
+      <ns0:r>
+        <ns0:br/>
+      </ns0:r>
+      <ns0:r>
+        <ns0:rPr>
+          <ns0:b/>
+          <ns0:bCs/>
+        </ns0:rPr>
+        <ns0:t xml:space="preserve">36.</ns0:t>
+      </ns0:r>
+      <ns0:r>
+        <ns0:t xml:space="preserve"> </ns0:t>
+      </ns0:r>
+      <ns0:r>
+        <ns0:t xml:space="preserve">There are certain correlations between the “regret” people and the maximisers.</ns0:t>
+      </ns0:r>
+    </ns0:p>
+    <ns0:bookmarkEnd ns0:id="22"/>
+    <ns0:bookmarkStart ns0:id="23" ns0:name="questions-37-40"/>
+    <ns0:p>
+      <ns0:pPr>
+        <ns0:pStyle ns0:val="Heading2"/>
+      </ns0:pPr>
+      <ns0:r>
+        <ns0:t xml:space="preserve">Questions 37-40</ns0:t>
+      </ns0:r>
+    </ns0:p>
+    <ns0:p>
+      <ns0:pPr>
+        <ns0:pStyle ns0:val="CDNote"/>
+      </ns0:pPr>
+      <ns0:r>
+        <ns0:t xml:space="preserve">Choose the correct letter, A, B, C or D.</ns0:t>
+      </ns0:r>
+    </ns0:p>
+    <ns0:p>
+      <ns0:pPr>
+        <ns0:pStyle ns0:val="CDNote"/>
+      </ns0:pPr>
+      <ns0:r>
+        <ns0:t xml:space="preserve">Write your answers in boxes 37-40 on your answer sheet.</ns0:t>
+      </ns0:r>
+    </ns0:p>
+    <ns0:p>
+      <ns0:pPr>
+        <ns0:pStyle ns0:val="CDQuestion"/>
+      </ns0:pPr>
+      <ns0:r>
+        <ns0:rPr>
+          <ns0:b/>
+          <ns0:bCs/>
+        </ns0:rPr>
+        <ns0:t xml:space="preserve">37.</ns0:t>
+      </ns0:r>
+      <ns0:r>
+        <ns0:t xml:space="preserve"> </ns0:t>
+      </ns0:r>
+      <ns0:r>
+        <ns0:t xml:space="preserve">What is the subject of this passage?</ns0:t>
+      </ns0:r>
+    </ns0:p>
+    <ns0:tbl>
+      <ns0:tblPr>
+        <ns0:tblStyle ns0:val="CDChoiceTable"/>
+        <ns0:tblW ns0:type="dxa" ns0:w="9732"/>
+        <ns0:tblLayout ns0:type="autofit"/>
+        <ns0:tblLook ns0:firstRow="1" ns0:lastRow="0" ns0:firstColumn="0" ns0:lastColumn="0" ns0:noHBand="0" ns0:noVBand="0" ns0:val="0020"/>
+        <ns0:tblInd ns0:type="dxa" ns0:w="240"/>
+      </ns0:tblPr>
+      <ns0:tblGrid>
+        <ns0:gridCol ns0:w="1751"/>
+        <ns0:gridCol ns0:w="7981"/>
+      </ns0:tblGrid>
+      <ns0:tr>
+        <ns0:trPr>
+          <ns0:tblHeader ns0:val="on"/>
+        </ns0:trPr>
+        <ns0:tc>
+          <ns0:tcPr/>
+          <ns0:p>
+            <ns0:pPr>
+              <ns0:pStyle ns0:val="Compact"/>
+            </ns0:pPr>
+            <ns0:r>
               <ns0:rPr>
                 <ns0:b/>
                 <ns0:bCs/>
@@ -283,7 +785,7 @@
               <ns0:pStyle ns0:val="Compact"/>
             </ns0:pPr>
             <ns0:r>
-              <ns0:t xml:space="preserve">Maximiser</ns0:t>
+              <ns0:t xml:space="preserve">regret makes people less happy</ns0:t>
             </ns0:r>
           </ns0:p>
         </ns0:tc>
@@ -311,7 +813,7 @@
               <ns0:pStyle ns0:val="Compact"/>
             </ns0:pPr>
             <ns0:r>
-              <ns0:t xml:space="preserve">Satisficer</ns0:t>
+              <ns0:t xml:space="preserve">choices and Well-being</ns0:t>
             </ns0:r>
           </ns0:p>
         </ns0:tc>
@@ -339,7 +841,7 @@
               <ns0:pStyle ns0:val="Compact"/>
             </ns0:pPr>
             <ns0:r>
-              <ns0:t xml:space="preserve">Both</ns0:t>
+              <ns0:t xml:space="preserve">an interesting phenomenon</ns0:t>
             </ns0:r>
           </ns0:p>
         </ns0:tc>
@@ -367,7 +869,7 @@
               <ns0:pStyle ns0:val="Compact"/>
             </ns0:pPr>
             <ns0:r>
-              <ns0:t xml:space="preserve">Neither of them</ns0:t>
+              <ns0:t xml:space="preserve">advices on shopping</ns0:t>
             </ns0:r>
           </ns0:p>
         </ns0:tc>
@@ -382,100 +884,26 @@
           <ns0:b/>
           <ns0:bCs/>
         </ns0:rPr>
-        <ns0:t xml:space="preserve">28.</ns0:t>
-      </ns0:r>
-      <ns0:r>
-        <ns0:t xml:space="preserve"> </ns0:t>
-      </ns0:r>
-      <ns0:r>
-        <ns0:t xml:space="preserve">finish transaction when the items match their expectation</ns0:t>
-      </ns0:r>
-      <ns0:r>
-        <ns0:br/>
-      </ns0:r>
-      <ns0:r>
-        <ns0:rPr>
-          <ns0:b/>
-          <ns0:bCs/>
-        </ns0:rPr>
-        <ns0:t xml:space="preserve">29.</ns0:t>
-      </ns0:r>
-      <ns0:r>
-        <ns0:t xml:space="preserve"> </ns0:t>
-      </ns0:r>
-      <ns0:r>
-        <ns0:t xml:space="preserve">buy the most expensive things when shopping</ns0:t>
-      </ns0:r>
-      <ns0:r>
-        <ns0:br/>
-      </ns0:r>
-      <ns0:r>
-        <ns0:rPr>
-          <ns0:b/>
-          <ns0:bCs/>
-        </ns0:rPr>
-        <ns0:t xml:space="preserve">30.</ns0:t>
-      </ns0:r>
-      <ns0:r>
-        <ns0:t xml:space="preserve"> </ns0:t>
-      </ns0:r>
-      <ns0:r>
-        <ns0:t xml:space="preserve">consider repeatedly until they make a final decision</ns0:t>
-      </ns0:r>
-      <ns0:r>
-        <ns0:br/>
-      </ns0:r>
-      <ns0:r>
-        <ns0:rPr>
-          <ns0:b/>
-          <ns0:bCs/>
-        </ns0:rPr>
-        <ns0:t xml:space="preserve">31.</ns0:t>
-      </ns0:r>
-      <ns0:r>
-        <ns0:t xml:space="preserve"> </ns0:t>
-      </ns0:r>
-      <ns0:r>
-        <ns0:t xml:space="preserve">participate in the questionnaire of the author</ns0:t>
-      </ns0:r>
-    </ns0:p>
-    <ns0:bookmarkEnd ns0:id="21"/>
-    <ns0:bookmarkStart ns0:id="22" ns0:name="questions-32-36"/>
-    <ns0:p>
-      <ns0:pPr>
-        <ns0:pStyle ns0:val="Heading2"/>
-      </ns0:pPr>
-      <ns0:r>
-        <ns0:t xml:space="preserve">Questions 32-36</ns0:t>
-      </ns0:r>
-    </ns0:p>
-    <ns0:p>
-      <ns0:pPr>
-        <ns0:pStyle ns0:val="CDNote"/>
-      </ns0:pPr>
-      <ns0:r>
-        <ns0:t xml:space="preserve">Do the following statements agree with the information given in Reading Passage 3?</ns0:t>
-      </ns0:r>
-    </ns0:p>
-    <ns0:p>
-      <ns0:pPr>
-        <ns0:pStyle ns0:val="CDNote"/>
-      </ns0:pPr>
-      <ns0:r>
-        <ns0:t xml:space="preserve">In boxes 32-36 on your answer sheet, write</ns0:t>
+        <ns0:t xml:space="preserve">38.</ns0:t>
+      </ns0:r>
+      <ns0:r>
+        <ns0:t xml:space="preserve"> </ns0:t>
+      </ns0:r>
+      <ns0:r>
+        <ns0:t xml:space="preserve">According to the conclusion of questionnaires, which of the following statement is correct?</ns0:t>
       </ns0:r>
     </ns0:p>
     <ns0:tbl>
       <ns0:tblPr>
-        <ns0:tblStyle ns0:val="CDOptionTable"/>
-        <ns0:tblW ns0:type="pct" ns0:w="5000"/>
-        <ns0:tblLayout ns0:type="fixed"/>
+        <ns0:tblStyle ns0:val="CDChoiceTable"/>
+        <ns0:tblW ns0:type="dxa" ns0:w="9732"/>
+        <ns0:tblLayout ns0:type="autofit"/>
         <ns0:tblLook ns0:firstRow="1" ns0:lastRow="0" ns0:firstColumn="0" ns0:lastColumn="0" ns0:noHBand="0" ns0:noVBand="0" ns0:val="0020"/>
-        <ns0:jc ns0:val="center"/>
+        <ns0:tblInd ns0:type="dxa" ns0:w="240"/>
       </ns0:tblPr>
       <ns0:tblGrid>
-        <ns0:gridCol ns0:w="3960"/>
-        <ns0:gridCol ns0:w="3960"/>
+        <ns0:gridCol ns0:w="1751"/>
+        <ns0:gridCol ns0:w="7981"/>
       </ns0:tblGrid>
       <ns0:tr>
         <ns0:trPr>
@@ -488,51 +916,14 @@
               <ns0:pStyle ns0:val="Compact"/>
             </ns0:pPr>
             <ns0:r>
-              <ns0:t xml:space="preserve">Option</ns0:t>
-            </ns0:r>
-          </ns0:p>
-        </ns0:tc>
-        <ns0:tc>
-          <ns0:tcPr/>
-          <ns0:p>
-            <ns0:pPr>
-              <ns0:pStyle ns0:val="Compact"/>
-            </ns0:pPr>
-            <ns0:r>
-              <ns0:t xml:space="preserve">Meaning</ns0:t>
-            </ns0:r>
-          </ns0:p>
-        </ns0:tc>
-      </ns0:tr>
-      <ns0:tr>
-        <ns0:tc>
-          <ns0:tcPr/>
-          <ns0:p>
-            <ns0:pPr>
-              <ns0:pStyle ns0:val="Compact"/>
-            </ns0:pPr>
-            <ns0:r>
               <ns0:rPr>
                 <ns0:b/>
                 <ns0:bCs/>
               </ns0:rPr>
-              <ns0:t xml:space="preserve">TRUE</ns0:t>
-            </ns0:r>
-          </ns0:p>
-        </ns0:tc>
-        <ns0:tc>
-          <ns0:tcPr/>
-          <ns0:p>
-            <ns0:pPr>
-              <ns0:pStyle ns0:val="Compact"/>
-            </ns0:pPr>
-            <ns0:r>
-              <ns0:t xml:space="preserve">the statement is true</ns0:t>
-            </ns0:r>
-          </ns0:p>
-        </ns0:tc>
-      </ns0:tr>
-      <ns0:tr>
+              <ns0:t xml:space="preserve">Option</ns0:t>
+            </ns0:r>
+          </ns0:p>
+        </ns0:tc>
         <ns0:tc>
           <ns0:tcPr/>
           <ns0:p>
@@ -544,18 +935,7 @@
                 <ns0:b/>
                 <ns0:bCs/>
               </ns0:rPr>
-              <ns0:t xml:space="preserve">FALSE</ns0:t>
-            </ns0:r>
-          </ns0:p>
-        </ns0:tc>
-        <ns0:tc>
-          <ns0:tcPr/>
-          <ns0:p>
-            <ns0:pPr>
-              <ns0:pStyle ns0:val="Compact"/>
-            </ns0:pPr>
-            <ns0:r>
-              <ns0:t xml:space="preserve">the statement is false</ns0:t>
+              <ns0:t xml:space="preserve">Person/Choice</ns0:t>
             </ns0:r>
           </ns0:p>
         </ns0:tc>
@@ -572,18 +952,102 @@
                 <ns0:b/>
                 <ns0:bCs/>
               </ns0:rPr>
-              <ns0:t xml:space="preserve">NOT GIVEN</ns0:t>
-            </ns0:r>
-          </ns0:p>
-        </ns0:tc>
-        <ns0:tc>
-          <ns0:tcPr/>
-          <ns0:p>
-            <ns0:pPr>
-              <ns0:pStyle ns0:val="Compact"/>
-            </ns0:pPr>
-            <ns0:r>
-              <ns0:t xml:space="preserve">the information is not given in the passage</ns0:t>
+              <ns0:t xml:space="preserve">A</ns0:t>
+            </ns0:r>
+          </ns0:p>
+        </ns0:tc>
+        <ns0:tc>
+          <ns0:tcPr/>
+          <ns0:p>
+            <ns0:pPr>
+              <ns0:pStyle ns0:val="Compact"/>
+            </ns0:pPr>
+            <ns0:r>
+              <ns0:t xml:space="preserve">maximisers are less happy</ns0:t>
+            </ns0:r>
+          </ns0:p>
+        </ns0:tc>
+      </ns0:tr>
+      <ns0:tr>
+        <ns0:tc>
+          <ns0:tcPr/>
+          <ns0:p>
+            <ns0:pPr>
+              <ns0:pStyle ns0:val="Compact"/>
+            </ns0:pPr>
+            <ns0:r>
+              <ns0:rPr>
+                <ns0:b/>
+                <ns0:bCs/>
+              </ns0:rPr>
+              <ns0:t xml:space="preserve">B</ns0:t>
+            </ns0:r>
+          </ns0:p>
+        </ns0:tc>
+        <ns0:tc>
+          <ns0:tcPr/>
+          <ns0:p>
+            <ns0:pPr>
+              <ns0:pStyle ns0:val="Compact"/>
+            </ns0:pPr>
+            <ns0:r>
+              <ns0:t xml:space="preserve">state of being optimistic is important</ns0:t>
+            </ns0:r>
+          </ns0:p>
+        </ns0:tc>
+      </ns0:tr>
+      <ns0:tr>
+        <ns0:tc>
+          <ns0:tcPr/>
+          <ns0:p>
+            <ns0:pPr>
+              <ns0:pStyle ns0:val="Compact"/>
+            </ns0:pPr>
+            <ns0:r>
+              <ns0:rPr>
+                <ns0:b/>
+                <ns0:bCs/>
+              </ns0:rPr>
+              <ns0:t xml:space="preserve">C</ns0:t>
+            </ns0:r>
+          </ns0:p>
+        </ns0:tc>
+        <ns0:tc>
+          <ns0:tcPr/>
+          <ns0:p>
+            <ns0:pPr>
+              <ns0:pStyle ns0:val="Compact"/>
+            </ns0:pPr>
+            <ns0:r>
+              <ns0:t xml:space="preserve">uncertain results are found.</ns0:t>
+            </ns0:r>
+          </ns0:p>
+        </ns0:tc>
+      </ns0:tr>
+      <ns0:tr>
+        <ns0:tc>
+          <ns0:tcPr/>
+          <ns0:p>
+            <ns0:pPr>
+              <ns0:pStyle ns0:val="Compact"/>
+            </ns0:pPr>
+            <ns0:r>
+              <ns0:rPr>
+                <ns0:b/>
+                <ns0:bCs/>
+              </ns0:rPr>
+              <ns0:t xml:space="preserve">D</ns0:t>
+            </ns0:r>
+          </ns0:p>
+        </ns0:tc>
+        <ns0:tc>
+          <ns0:tcPr/>
+          <ns0:p>
+            <ns0:pPr>
+              <ns0:pStyle ns0:val="Compact"/>
+            </ns0:pPr>
+            <ns0:r>
+              <ns0:t xml:space="preserve">maximisers tend to cross the bottom line</ns0:t>
             </ns0:r>
           </ns0:p>
         </ns0:tc>
@@ -598,134 +1062,26 @@
           <ns0:b/>
           <ns0:bCs/>
         </ns0:rPr>
-        <ns0:t xml:space="preserve">32.</ns0:t>
-      </ns0:r>
-      <ns0:r>
-        <ns0:t xml:space="preserve"> </ns0:t>
-      </ns0:r>
-      <ns0:r>
-        <ns0:t xml:space="preserve">With society’s advancement, more chances make our lives better and happier.</ns0:t>
-      </ns0:r>
-      <ns0:r>
-        <ns0:br/>
-      </ns0:r>
-      <ns0:r>
-        <ns0:rPr>
-          <ns0:b/>
-          <ns0:bCs/>
-        </ns0:rPr>
-        <ns0:t xml:space="preserve">33.</ns0:t>
-      </ns0:r>
-      <ns0:r>
-        <ns0:t xml:space="preserve"> </ns0:t>
-      </ns0:r>
-      <ns0:r>
-        <ns0:t xml:space="preserve">There is a difference of findings by different gender classification.</ns0:t>
-      </ns0:r>
-      <ns0:r>
-        <ns0:br/>
-      </ns0:r>
-      <ns0:r>
-        <ns0:rPr>
-          <ns0:b/>
-          <ns0:bCs/>
-        </ns0:rPr>
-        <ns0:t xml:space="preserve">34.</ns0:t>
-      </ns0:r>
-      <ns0:r>
-        <ns0:t xml:space="preserve"> </ns0:t>
-      </ns0:r>
-      <ns0:r>
-        <ns0:t xml:space="preserve">The feeling of loss is greater than that of acquisition.</ns0:t>
-      </ns0:r>
-      <ns0:r>
-        <ns0:br/>
-      </ns0:r>
-      <ns0:r>
-        <ns0:rPr>
-          <ns0:b/>
-          <ns0:bCs/>
-        </ns0:rPr>
-        <ns0:t xml:space="preserve">35.</ns0:t>
-      </ns0:r>
-      <ns0:r>
-        <ns0:t xml:space="preserve"> </ns0:t>
-      </ns0:r>
-      <ns0:r>
-        <ns0:t xml:space="preserve">‘Good enough’ plays a more significant role in pursuing ‘best’ standards of the maximizer.</ns0:t>
-      </ns0:r>
-      <ns0:r>
-        <ns0:br/>
-      </ns0:r>
-      <ns0:r>
-        <ns0:rPr>
-          <ns0:b/>
-          <ns0:bCs/>
-        </ns0:rPr>
-        <ns0:t xml:space="preserve">36.</ns0:t>
-      </ns0:r>
-      <ns0:r>
-        <ns0:t xml:space="preserve"> </ns0:t>
-      </ns0:r>
-      <ns0:r>
-        <ns0:t xml:space="preserve">There are certain correlations between the “regret” people and the maximisers.</ns0:t>
-      </ns0:r>
-    </ns0:p>
-    <ns0:bookmarkEnd ns0:id="22"/>
-    <ns0:bookmarkStart ns0:id="23" ns0:name="questions-37-40"/>
-    <ns0:p>
-      <ns0:pPr>
-        <ns0:pStyle ns0:val="Heading2"/>
-      </ns0:pPr>
-      <ns0:r>
-        <ns0:t xml:space="preserve">Questions 37-40</ns0:t>
-      </ns0:r>
-    </ns0:p>
-    <ns0:p>
-      <ns0:pPr>
-        <ns0:pStyle ns0:val="CDNote"/>
-      </ns0:pPr>
-      <ns0:r>
-        <ns0:t xml:space="preserve">Choose the correct letter, A, B, C or D.</ns0:t>
-      </ns0:r>
-    </ns0:p>
-    <ns0:p>
-      <ns0:pPr>
-        <ns0:pStyle ns0:val="CDNote"/>
-      </ns0:pPr>
-      <ns0:r>
-        <ns0:t xml:space="preserve">Write your answers in boxes 37-40 on your answer sheet.</ns0:t>
-      </ns0:r>
-    </ns0:p>
-    <ns0:p>
-      <ns0:pPr>
-        <ns0:pStyle ns0:val="CDQuestion"/>
-      </ns0:pPr>
-      <ns0:r>
-        <ns0:rPr>
-          <ns0:b/>
-          <ns0:bCs/>
-        </ns0:rPr>
-        <ns0:t xml:space="preserve">37.</ns0:t>
-      </ns0:r>
-      <ns0:r>
-        <ns0:t xml:space="preserve"> </ns0:t>
-      </ns0:r>
-      <ns0:r>
-        <ns0:t xml:space="preserve">What is the subject of this passage?</ns0:t>
+        <ns0:t xml:space="preserve">39.</ns0:t>
+      </ns0:r>
+      <ns0:r>
+        <ns0:t xml:space="preserve"> </ns0:t>
+      </ns0:r>
+      <ns0:r>
+        <ns0:t xml:space="preserve">The experimental on theater tickets suggested:</ns0:t>
       </ns0:r>
     </ns0:p>
     <ns0:tbl>
       <ns0:tblPr>
-        <ns0:tblStyle ns0:val="CDOptionTable"/>
-        <ns0:tblW ns0:type="pct" ns0:w="5000"/>
-        <ns0:tblLayout ns0:type="fixed"/>
+        <ns0:tblStyle ns0:val="CDChoiceTable"/>
+        <ns0:tblW ns0:type="dxa" ns0:w="9732"/>
+        <ns0:tblLayout ns0:type="autofit"/>
         <ns0:tblLook ns0:firstRow="1" ns0:lastRow="0" ns0:firstColumn="0" ns0:lastColumn="0" ns0:noHBand="0" ns0:noVBand="0" ns0:val="0020"/>
-        <ns0:jc ns0:val="center"/>
+        <ns0:tblInd ns0:type="dxa" ns0:w="240"/>
       </ns0:tblPr>
       <ns0:tblGrid>
-        <ns0:gridCol ns0:w="3960"/>
-        <ns0:gridCol ns0:w="3960"/>
+        <ns0:gridCol ns0:w="1751"/>
+        <ns0:gridCol ns0:w="7981"/>
       </ns0:tblGrid>
       <ns0:tr>
         <ns0:trPr>
@@ -785,7 +1141,7 @@
               <ns0:pStyle ns0:val="Compact"/>
             </ns0:pPr>
             <ns0:r>
-              <ns0:t xml:space="preserve">regret makes people less happy</ns0:t>
+              <ns0:t xml:space="preserve">sales are different according to each season</ns0:t>
             </ns0:r>
           </ns0:p>
         </ns0:tc>
@@ -813,7 +1169,7 @@
               <ns0:pStyle ns0:val="Compact"/>
             </ns0:pPr>
             <ns0:r>
-              <ns0:t xml:space="preserve">choices and Well-being</ns0:t>
+              <ns0:t xml:space="preserve">people like to spend on the most expensive items</ns0:t>
             </ns0:r>
           </ns0:p>
         </ns0:tc>
@@ -841,7 +1197,7 @@
               <ns0:pStyle ns0:val="Compact"/>
             </ns0:pPr>
             <ns0:r>
-              <ns0:t xml:space="preserve">an interesting phenomenon</ns0:t>
+              <ns0:t xml:space="preserve">people feel depressed if they spend their vouchers</ns0:t>
             </ns0:r>
           </ns0:p>
         </ns0:tc>
@@ -869,7 +1225,7 @@
               <ns0:pStyle ns0:val="Compact"/>
             </ns0:pPr>
             <ns0:r>
-              <ns0:t xml:space="preserve">advices on shopping</ns0:t>
+              <ns0:t xml:space="preserve">people will feel regret more when they fail to use a higher-priced purchase</ns0:t>
             </ns0:r>
           </ns0:p>
         </ns0:tc>
@@ -884,382 +1240,26 @@
           <ns0:b/>
           <ns0:bCs/>
         </ns0:rPr>
-        <ns0:t xml:space="preserve">38.</ns0:t>
-      </ns0:r>
-      <ns0:r>
-        <ns0:t xml:space="preserve"> </ns0:t>
-      </ns0:r>
-      <ns0:r>
-        <ns0:t xml:space="preserve">According to the conclusion of questionnaires, which of the following statement is correct?</ns0:t>
+        <ns0:t xml:space="preserve">40.</ns0:t>
+      </ns0:r>
+      <ns0:r>
+        <ns0:t xml:space="preserve"> </ns0:t>
+      </ns0:r>
+      <ns0:r>
+        <ns0:t xml:space="preserve">What is the author’s suggestion on how to increase happiness:</ns0:t>
       </ns0:r>
     </ns0:p>
     <ns0:tbl>
       <ns0:tblPr>
-        <ns0:tblStyle ns0:val="CDOptionTable"/>
-        <ns0:tblW ns0:type="pct" ns0:w="5000"/>
-        <ns0:tblLayout ns0:type="fixed"/>
+        <ns0:tblStyle ns0:val="CDChoiceTable"/>
+        <ns0:tblW ns0:type="dxa" ns0:w="9732"/>
+        <ns0:tblLayout ns0:type="autofit"/>
         <ns0:tblLook ns0:firstRow="1" ns0:lastRow="0" ns0:firstColumn="0" ns0:lastColumn="0" ns0:noHBand="0" ns0:noVBand="0" ns0:val="0020"/>
-        <ns0:jc ns0:val="center"/>
+        <ns0:tblInd ns0:type="dxa" ns0:w="240"/>
       </ns0:tblPr>
       <ns0:tblGrid>
-        <ns0:gridCol ns0:w="3960"/>
-        <ns0:gridCol ns0:w="3960"/>
-      </ns0:tblGrid>
-      <ns0:tr>
-        <ns0:trPr>
-          <ns0:tblHeader ns0:val="on"/>
-        </ns0:trPr>
-        <ns0:tc>
-          <ns0:tcPr/>
-          <ns0:p>
-            <ns0:pPr>
-              <ns0:pStyle ns0:val="Compact"/>
-            </ns0:pPr>
-            <ns0:r>
-              <ns0:rPr>
-                <ns0:b/>
-                <ns0:bCs/>
-              </ns0:rPr>
-              <ns0:t xml:space="preserve">Option</ns0:t>
-            </ns0:r>
-          </ns0:p>
-        </ns0:tc>
-        <ns0:tc>
-          <ns0:tcPr/>
-          <ns0:p>
-            <ns0:pPr>
-              <ns0:pStyle ns0:val="Compact"/>
-            </ns0:pPr>
-            <ns0:r>
-              <ns0:rPr>
-                <ns0:b/>
-                <ns0:bCs/>
-              </ns0:rPr>
-              <ns0:t xml:space="preserve">Person/Choice</ns0:t>
-            </ns0:r>
-          </ns0:p>
-        </ns0:tc>
-      </ns0:tr>
-      <ns0:tr>
-        <ns0:tc>
-          <ns0:tcPr/>
-          <ns0:p>
-            <ns0:pPr>
-              <ns0:pStyle ns0:val="Compact"/>
-            </ns0:pPr>
-            <ns0:r>
-              <ns0:rPr>
-                <ns0:b/>
-                <ns0:bCs/>
-              </ns0:rPr>
-              <ns0:t xml:space="preserve">A</ns0:t>
-            </ns0:r>
-          </ns0:p>
-        </ns0:tc>
-        <ns0:tc>
-          <ns0:tcPr/>
-          <ns0:p>
-            <ns0:pPr>
-              <ns0:pStyle ns0:val="Compact"/>
-            </ns0:pPr>
-            <ns0:r>
-              <ns0:t xml:space="preserve">maximisers are less happy</ns0:t>
-            </ns0:r>
-          </ns0:p>
-        </ns0:tc>
-      </ns0:tr>
-      <ns0:tr>
-        <ns0:tc>
-          <ns0:tcPr/>
-          <ns0:p>
-            <ns0:pPr>
-              <ns0:pStyle ns0:val="Compact"/>
-            </ns0:pPr>
-            <ns0:r>
-              <ns0:rPr>
-                <ns0:b/>
-                <ns0:bCs/>
-              </ns0:rPr>
-              <ns0:t xml:space="preserve">B</ns0:t>
-            </ns0:r>
-          </ns0:p>
-        </ns0:tc>
-        <ns0:tc>
-          <ns0:tcPr/>
-          <ns0:p>
-            <ns0:pPr>
-              <ns0:pStyle ns0:val="Compact"/>
-            </ns0:pPr>
-            <ns0:r>
-              <ns0:t xml:space="preserve">state of being optimistic is important</ns0:t>
-            </ns0:r>
-          </ns0:p>
-        </ns0:tc>
-      </ns0:tr>
-      <ns0:tr>
-        <ns0:tc>
-          <ns0:tcPr/>
-          <ns0:p>
-            <ns0:pPr>
-              <ns0:pStyle ns0:val="Compact"/>
-            </ns0:pPr>
-            <ns0:r>
-              <ns0:rPr>
-                <ns0:b/>
-                <ns0:bCs/>
-              </ns0:rPr>
-              <ns0:t xml:space="preserve">C</ns0:t>
-            </ns0:r>
-          </ns0:p>
-        </ns0:tc>
-        <ns0:tc>
-          <ns0:tcPr/>
-          <ns0:p>
-            <ns0:pPr>
-              <ns0:pStyle ns0:val="Compact"/>
-            </ns0:pPr>
-            <ns0:r>
-              <ns0:t xml:space="preserve">uncertain results are found.</ns0:t>
-            </ns0:r>
-          </ns0:p>
-        </ns0:tc>
-      </ns0:tr>
-      <ns0:tr>
-        <ns0:tc>
-          <ns0:tcPr/>
-          <ns0:p>
-            <ns0:pPr>
-              <ns0:pStyle ns0:val="Compact"/>
-            </ns0:pPr>
-            <ns0:r>
-              <ns0:rPr>
-                <ns0:b/>
-                <ns0:bCs/>
-              </ns0:rPr>
-              <ns0:t xml:space="preserve">D</ns0:t>
-            </ns0:r>
-          </ns0:p>
-        </ns0:tc>
-        <ns0:tc>
-          <ns0:tcPr/>
-          <ns0:p>
-            <ns0:pPr>
-              <ns0:pStyle ns0:val="Compact"/>
-            </ns0:pPr>
-            <ns0:r>
-              <ns0:t xml:space="preserve">maximisers tend to cross the bottom line</ns0:t>
-            </ns0:r>
-          </ns0:p>
-        </ns0:tc>
-      </ns0:tr>
-    </ns0:tbl>
-    <ns0:p>
-      <ns0:pPr>
-        <ns0:pStyle ns0:val="CDQuestion"/>
-      </ns0:pPr>
-      <ns0:r>
-        <ns0:rPr>
-          <ns0:b/>
-          <ns0:bCs/>
-        </ns0:rPr>
-        <ns0:t xml:space="preserve">39.</ns0:t>
-      </ns0:r>
-      <ns0:r>
-        <ns0:t xml:space="preserve"> </ns0:t>
-      </ns0:r>
-      <ns0:r>
-        <ns0:t xml:space="preserve">The experimental on theater tickets suggested:</ns0:t>
-      </ns0:r>
-    </ns0:p>
-    <ns0:tbl>
-      <ns0:tblPr>
-        <ns0:tblStyle ns0:val="CDOptionTable"/>
-        <ns0:tblW ns0:type="pct" ns0:w="5000"/>
-        <ns0:tblLayout ns0:type="fixed"/>
-        <ns0:tblLook ns0:firstRow="1" ns0:lastRow="0" ns0:firstColumn="0" ns0:lastColumn="0" ns0:noHBand="0" ns0:noVBand="0" ns0:val="0020"/>
-        <ns0:jc ns0:val="center"/>
-      </ns0:tblPr>
-      <ns0:tblGrid>
-        <ns0:gridCol ns0:w="3960"/>
-        <ns0:gridCol ns0:w="3960"/>
-      </ns0:tblGrid>
-      <ns0:tr>
-        <ns0:trPr>
-          <ns0:tblHeader ns0:val="on"/>
-        </ns0:trPr>
-        <ns0:tc>
-          <ns0:tcPr/>
-          <ns0:p>
-            <ns0:pPr>
-              <ns0:pStyle ns0:val="Compact"/>
-            </ns0:pPr>
-            <ns0:r>
-              <ns0:rPr>
-                <ns0:b/>
-                <ns0:bCs/>
-              </ns0:rPr>
-              <ns0:t xml:space="preserve">Option</ns0:t>
-            </ns0:r>
-          </ns0:p>
-        </ns0:tc>
-        <ns0:tc>
-          <ns0:tcPr/>
-          <ns0:p>
-            <ns0:pPr>
-              <ns0:pStyle ns0:val="Compact"/>
-            </ns0:pPr>
-            <ns0:r>
-              <ns0:rPr>
-                <ns0:b/>
-                <ns0:bCs/>
-              </ns0:rPr>
-              <ns0:t xml:space="preserve">Person/Choice</ns0:t>
-            </ns0:r>
-          </ns0:p>
-        </ns0:tc>
-      </ns0:tr>
-      <ns0:tr>
-        <ns0:tc>
-          <ns0:tcPr/>
-          <ns0:p>
-            <ns0:pPr>
-              <ns0:pStyle ns0:val="Compact"/>
-            </ns0:pPr>
-            <ns0:r>
-              <ns0:rPr>
-                <ns0:b/>
-                <ns0:bCs/>
-              </ns0:rPr>
-              <ns0:t xml:space="preserve">A</ns0:t>
-            </ns0:r>
-          </ns0:p>
-        </ns0:tc>
-        <ns0:tc>
-          <ns0:tcPr/>
-          <ns0:p>
-            <ns0:pPr>
-              <ns0:pStyle ns0:val="Compact"/>
-            </ns0:pPr>
-            <ns0:r>
-              <ns0:t xml:space="preserve">sales are different according to each season</ns0:t>
-            </ns0:r>
-          </ns0:p>
-        </ns0:tc>
-      </ns0:tr>
-      <ns0:tr>
-        <ns0:tc>
-          <ns0:tcPr/>
-          <ns0:p>
-            <ns0:pPr>
-              <ns0:pStyle ns0:val="Compact"/>
-            </ns0:pPr>
-            <ns0:r>
-              <ns0:rPr>
-                <ns0:b/>
-                <ns0:bCs/>
-              </ns0:rPr>
-              <ns0:t xml:space="preserve">B</ns0:t>
-            </ns0:r>
-          </ns0:p>
-        </ns0:tc>
-        <ns0:tc>
-          <ns0:tcPr/>
-          <ns0:p>
-            <ns0:pPr>
-              <ns0:pStyle ns0:val="Compact"/>
-            </ns0:pPr>
-            <ns0:r>
-              <ns0:t xml:space="preserve">people like to spend on the most expensive items</ns0:t>
-            </ns0:r>
-          </ns0:p>
-        </ns0:tc>
-      </ns0:tr>
-      <ns0:tr>
-        <ns0:tc>
-          <ns0:tcPr/>
-          <ns0:p>
-            <ns0:pPr>
-              <ns0:pStyle ns0:val="Compact"/>
-            </ns0:pPr>
-            <ns0:r>
-              <ns0:rPr>
-                <ns0:b/>
-                <ns0:bCs/>
-              </ns0:rPr>
-              <ns0:t xml:space="preserve">C</ns0:t>
-            </ns0:r>
-          </ns0:p>
-        </ns0:tc>
-        <ns0:tc>
-          <ns0:tcPr/>
-          <ns0:p>
-            <ns0:pPr>
-              <ns0:pStyle ns0:val="Compact"/>
-            </ns0:pPr>
-            <ns0:r>
-              <ns0:t xml:space="preserve">people feel depressed if they spend their vouchers</ns0:t>
-            </ns0:r>
-          </ns0:p>
-        </ns0:tc>
-      </ns0:tr>
-      <ns0:tr>
-        <ns0:tc>
-          <ns0:tcPr/>
-          <ns0:p>
-            <ns0:pPr>
-              <ns0:pStyle ns0:val="Compact"/>
-            </ns0:pPr>
-            <ns0:r>
-              <ns0:rPr>
-                <ns0:b/>
-                <ns0:bCs/>
-              </ns0:rPr>
-              <ns0:t xml:space="preserve">D</ns0:t>
-            </ns0:r>
-          </ns0:p>
-        </ns0:tc>
-        <ns0:tc>
-          <ns0:tcPr/>
-          <ns0:p>
-            <ns0:pPr>
-              <ns0:pStyle ns0:val="Compact"/>
-            </ns0:pPr>
-            <ns0:r>
-              <ns0:t xml:space="preserve">people will feel regret more when they fail to use a higher-priced purchase</ns0:t>
-            </ns0:r>
-          </ns0:p>
-        </ns0:tc>
-      </ns0:tr>
-    </ns0:tbl>
-    <ns0:p>
-      <ns0:pPr>
-        <ns0:pStyle ns0:val="CDQuestion"/>
-      </ns0:pPr>
-      <ns0:r>
-        <ns0:rPr>
-          <ns0:b/>
-          <ns0:bCs/>
-        </ns0:rPr>
-        <ns0:t xml:space="preserve">40.</ns0:t>
-      </ns0:r>
-      <ns0:r>
-        <ns0:t xml:space="preserve"> </ns0:t>
-      </ns0:r>
-      <ns0:r>
-        <ns0:t xml:space="preserve">What is the author’s suggestion on how to increase happiness:</ns0:t>
-      </ns0:r>
-    </ns0:p>
-    <ns0:tbl>
-      <ns0:tblPr>
-        <ns0:tblStyle ns0:val="CDOptionTable"/>
-        <ns0:tblW ns0:type="pct" ns0:w="5000"/>
-        <ns0:tblLayout ns0:type="fixed"/>
-        <ns0:tblLook ns0:firstRow="1" ns0:lastRow="0" ns0:firstColumn="0" ns0:lastColumn="0" ns0:noHBand="0" ns0:noVBand="0" ns0:val="0020"/>
-        <ns0:jc ns0:val="center"/>
-      </ns0:tblPr>
-      <ns0:tblGrid>
-        <ns0:gridCol ns0:w="3960"/>
-        <ns0:gridCol ns0:w="3960"/>
+        <ns0:gridCol ns0:w="1751"/>
+        <ns0:gridCol ns0:w="7981"/>
       </ns0:tblGrid>
       <ns0:tr>
         <ns0:trPr>
@@ -5027,6 +5027,42 @@
       </w:rPr>
     </w:tblStylePr>
   </w:style>
+  <w:style w:styleId="CDChoiceTable" w:type="table">
+    <w:name w:val="CDChoiceTable"/>
+    <w:basedOn w:val="TableNormal"/>
+    <w:tblPr>
+      <w:tblW w:type="pct" w:w="5000"/>
+      <w:tblInd w:type="dxa" w:w="240"/>
+      <w:tblLayout w:type="autofit"/>
+      <w:tblBorders>
+        <w:top w:color="1F4E79" w:space="0" w:sz="10" w:val="single"/>
+        <w:left w:color="1F4E79" w:space="0" w:sz="10" w:val="single"/>
+        <w:bottom w:color="1F4E79" w:space="0" w:sz="10" w:val="single"/>
+        <w:right w:color="1F4E79" w:space="0" w:sz="10" w:val="single"/>
+        <w:insideH w:color="D0D0D0" w:space="0" w:sz="6" w:val="single"/>
+        <w:insideV w:color="D0D0D0" w:space="0" w:sz="6" w:val="single"/>
+      </w:tblBorders>
+      <w:tblCellMar>
+        <w:top w:type="dxa" w:w="80"/>
+        <w:left w:type="dxa" w:w="120"/>
+        <w:bottom w:type="dxa" w:w="80"/>
+        <w:right w:type="dxa" w:w="120"/>
+      </w:tblCellMar>
+    </w:tblPr>
+    <w:tblStylePr w:type="firstColumn">
+      <w:rPr>
+        <w:rFonts w:ascii="Latin Modern Sans" w:cs="Latin Modern Sans" w:hAnsi="Latin Modern Sans"/>
+        <w:b/>
+        <w:color w:val="1F4E79"/>
+      </w:rPr>
+    </w:tblStylePr>
+    <w:tblStylePr w:type="firstRow">
+      <w:rPr>
+        <w:rFonts w:ascii="Latin Modern Sans" w:cs="Latin Modern Sans" w:hAnsi="Latin Modern Sans"/>
+        <w:b/>
+      </w:rPr>
+    </w:tblStylePr>
+  </w:style>
   <w:style w:styleId="CDAnswerTable" w:type="table">
     <w:name w:val="CDAnswerTable"/>
     <w:basedOn w:val="TableNormal"/>

--- a/chuyenDe/RW/docx/raw47/Reading/Level2/W5.docx
+++ b/chuyenDe/RW/docx/raw47/Reading/Level2/W5.docx
@@ -4097,6 +4097,1566 @@
     </ns0:p>
     <ns0:bookmarkEnd ns0:id="31"/>
     <ns0:bookmarkEnd ns0:id="32"/>
+    <ns0:bookmarkStart ns0:id="33" ns0:name="bảng-đáp-án-tổng-hợp"/>
+    <ns0:p>
+      <ns0:pPr>
+        <ns0:pStyle ns0:val="Heading2"/>
+      </ns0:pPr>
+      <ns0:r>
+        <ns0:t xml:space="preserve">Bảng đáp án tổng hợp</ns0:t>
+      </ns0:r>
+    </ns0:p>
+    <ns0:tbl>
+      <ns0:tblPr>
+        <ns0:tblStyle ns0:val="CDAnswerKeyTable"/>
+        <ns0:tblW ns0:type="dxa" ns0:w="9732"/>
+        <ns0:tblLayout ns0:type="autofit"/>
+        <ns0:tblLook ns0:firstRow="1" ns0:lastRow="0" ns0:firstColumn="0" ns0:lastColumn="0" ns0:noHBand="0" ns0:noVBand="0" ns0:val="0020"/>
+        <ns0:tblInd ns0:type="dxa" ns0:w="240"/>
+      </ns0:tblPr>
+      <ns0:tblGrid>
+        <ns0:gridCol ns0:w="1751"/>
+        <ns0:gridCol ns0:w="7981"/>
+      </ns0:tblGrid>
+      <ns0:tr>
+        <ns0:trPr>
+          <ns0:tblHeader ns0:val="on"/>
+        </ns0:trPr>
+        <ns0:tc>
+          <ns0:tcPr/>
+          <ns0:p>
+            <ns0:pPr>
+              <ns0:pStyle ns0:val="Compact"/>
+            </ns0:pPr>
+            <ns0:r>
+              <ns0:t xml:space="preserve">Câu</ns0:t>
+            </ns0:r>
+          </ns0:p>
+        </ns0:tc>
+        <ns0:tc>
+          <ns0:tcPr/>
+          <ns0:p>
+            <ns0:pPr>
+              <ns0:pStyle ns0:val="Compact"/>
+            </ns0:pPr>
+            <ns0:r>
+              <ns0:t xml:space="preserve">Đáp án</ns0:t>
+            </ns0:r>
+          </ns0:p>
+        </ns0:tc>
+      </ns0:tr>
+      <ns0:tr>
+        <ns0:tc>
+          <ns0:tcPr/>
+          <ns0:p>
+            <ns0:pPr>
+              <ns0:pStyle ns0:val="Compact"/>
+            </ns0:pPr>
+            <ns0:r>
+              <ns0:rPr>
+                <ns0:b/>
+                <ns0:bCs/>
+              </ns0:rPr>
+              <ns0:t xml:space="preserve">28</ns0:t>
+            </ns0:r>
+          </ns0:p>
+        </ns0:tc>
+        <ns0:tc>
+          <ns0:tcPr/>
+          <ns0:p>
+            <ns0:pPr>
+              <ns0:pStyle ns0:val="Compact"/>
+            </ns0:pPr>
+            <ns0:r>
+              <ns0:rPr>
+                <ns0:b/>
+                <ns0:bCs/>
+              </ns0:rPr>
+              <ns0:t xml:space="preserve">B</ns0:t>
+            </ns0:r>
+          </ns0:p>
+        </ns0:tc>
+      </ns0:tr>
+      <ns0:tr>
+        <ns0:tc>
+          <ns0:tcPr/>
+          <ns0:p>
+            <ns0:pPr>
+              <ns0:pStyle ns0:val="Compact"/>
+            </ns0:pPr>
+            <ns0:r>
+              <ns0:rPr>
+                <ns0:b/>
+                <ns0:bCs/>
+              </ns0:rPr>
+              <ns0:t xml:space="preserve">29</ns0:t>
+            </ns0:r>
+          </ns0:p>
+        </ns0:tc>
+        <ns0:tc>
+          <ns0:tcPr/>
+          <ns0:p>
+            <ns0:pPr>
+              <ns0:pStyle ns0:val="Compact"/>
+            </ns0:pPr>
+            <ns0:r>
+              <ns0:rPr>
+                <ns0:b/>
+                <ns0:bCs/>
+              </ns0:rPr>
+              <ns0:t xml:space="preserve">D</ns0:t>
+            </ns0:r>
+          </ns0:p>
+        </ns0:tc>
+      </ns0:tr>
+      <ns0:tr>
+        <ns0:tc>
+          <ns0:tcPr/>
+          <ns0:p>
+            <ns0:pPr>
+              <ns0:pStyle ns0:val="Compact"/>
+            </ns0:pPr>
+            <ns0:r>
+              <ns0:rPr>
+                <ns0:b/>
+                <ns0:bCs/>
+              </ns0:rPr>
+              <ns0:t xml:space="preserve">30</ns0:t>
+            </ns0:r>
+          </ns0:p>
+        </ns0:tc>
+        <ns0:tc>
+          <ns0:tcPr/>
+          <ns0:p>
+            <ns0:pPr>
+              <ns0:pStyle ns0:val="Compact"/>
+            </ns0:pPr>
+            <ns0:r>
+              <ns0:rPr>
+                <ns0:b/>
+                <ns0:bCs/>
+              </ns0:rPr>
+              <ns0:t xml:space="preserve">A</ns0:t>
+            </ns0:r>
+          </ns0:p>
+        </ns0:tc>
+      </ns0:tr>
+      <ns0:tr>
+        <ns0:tc>
+          <ns0:tcPr/>
+          <ns0:p>
+            <ns0:pPr>
+              <ns0:pStyle ns0:val="Compact"/>
+            </ns0:pPr>
+            <ns0:r>
+              <ns0:rPr>
+                <ns0:b/>
+                <ns0:bCs/>
+              </ns0:rPr>
+              <ns0:t xml:space="preserve">31</ns0:t>
+            </ns0:r>
+          </ns0:p>
+        </ns0:tc>
+        <ns0:tc>
+          <ns0:tcPr/>
+          <ns0:p>
+            <ns0:pPr>
+              <ns0:pStyle ns0:val="Compact"/>
+            </ns0:pPr>
+            <ns0:r>
+              <ns0:rPr>
+                <ns0:b/>
+                <ns0:bCs/>
+              </ns0:rPr>
+              <ns0:t xml:space="preserve">C</ns0:t>
+            </ns0:r>
+          </ns0:p>
+        </ns0:tc>
+      </ns0:tr>
+      <ns0:tr>
+        <ns0:tc>
+          <ns0:tcPr/>
+          <ns0:p>
+            <ns0:pPr>
+              <ns0:pStyle ns0:val="Compact"/>
+            </ns0:pPr>
+            <ns0:r>
+              <ns0:rPr>
+                <ns0:b/>
+                <ns0:bCs/>
+              </ns0:rPr>
+              <ns0:t xml:space="preserve">32</ns0:t>
+            </ns0:r>
+          </ns0:p>
+        </ns0:tc>
+        <ns0:tc>
+          <ns0:tcPr/>
+          <ns0:p>
+            <ns0:pPr>
+              <ns0:pStyle ns0:val="Compact"/>
+            </ns0:pPr>
+            <ns0:r>
+              <ns0:rPr>
+                <ns0:b/>
+                <ns0:bCs/>
+              </ns0:rPr>
+              <ns0:t xml:space="preserve">FALSE</ns0:t>
+            </ns0:r>
+          </ns0:p>
+        </ns0:tc>
+      </ns0:tr>
+      <ns0:tr>
+        <ns0:tc>
+          <ns0:tcPr/>
+          <ns0:p>
+            <ns0:pPr>
+              <ns0:pStyle ns0:val="Compact"/>
+            </ns0:pPr>
+            <ns0:r>
+              <ns0:rPr>
+                <ns0:b/>
+                <ns0:bCs/>
+              </ns0:rPr>
+              <ns0:t xml:space="preserve">33</ns0:t>
+            </ns0:r>
+          </ns0:p>
+        </ns0:tc>
+        <ns0:tc>
+          <ns0:tcPr/>
+          <ns0:p>
+            <ns0:pPr>
+              <ns0:pStyle ns0:val="Compact"/>
+            </ns0:pPr>
+            <ns0:r>
+              <ns0:rPr>
+                <ns0:b/>
+                <ns0:bCs/>
+              </ns0:rPr>
+              <ns0:t xml:space="preserve">NOT GIVEN</ns0:t>
+            </ns0:r>
+          </ns0:p>
+        </ns0:tc>
+      </ns0:tr>
+      <ns0:tr>
+        <ns0:tc>
+          <ns0:tcPr/>
+          <ns0:p>
+            <ns0:pPr>
+              <ns0:pStyle ns0:val="Compact"/>
+            </ns0:pPr>
+            <ns0:r>
+              <ns0:rPr>
+                <ns0:b/>
+                <ns0:bCs/>
+              </ns0:rPr>
+              <ns0:t xml:space="preserve">34</ns0:t>
+            </ns0:r>
+          </ns0:p>
+        </ns0:tc>
+        <ns0:tc>
+          <ns0:tcPr/>
+          <ns0:p>
+            <ns0:pPr>
+              <ns0:pStyle ns0:val="Compact"/>
+            </ns0:pPr>
+            <ns0:r>
+              <ns0:rPr>
+                <ns0:b/>
+                <ns0:bCs/>
+              </ns0:rPr>
+              <ns0:t xml:space="preserve">TRUE</ns0:t>
+            </ns0:r>
+          </ns0:p>
+        </ns0:tc>
+      </ns0:tr>
+      <ns0:tr>
+        <ns0:tc>
+          <ns0:tcPr/>
+          <ns0:p>
+            <ns0:pPr>
+              <ns0:pStyle ns0:val="Compact"/>
+            </ns0:pPr>
+            <ns0:r>
+              <ns0:rPr>
+                <ns0:b/>
+                <ns0:bCs/>
+              </ns0:rPr>
+              <ns0:t xml:space="preserve">35</ns0:t>
+            </ns0:r>
+          </ns0:p>
+        </ns0:tc>
+        <ns0:tc>
+          <ns0:tcPr/>
+          <ns0:p>
+            <ns0:pPr>
+              <ns0:pStyle ns0:val="Compact"/>
+            </ns0:pPr>
+            <ns0:r>
+              <ns0:rPr>
+                <ns0:b/>
+                <ns0:bCs/>
+              </ns0:rPr>
+              <ns0:t xml:space="preserve">FALSE</ns0:t>
+            </ns0:r>
+          </ns0:p>
+        </ns0:tc>
+      </ns0:tr>
+      <ns0:tr>
+        <ns0:tc>
+          <ns0:tcPr/>
+          <ns0:p>
+            <ns0:pPr>
+              <ns0:pStyle ns0:val="Compact"/>
+            </ns0:pPr>
+            <ns0:r>
+              <ns0:rPr>
+                <ns0:b/>
+                <ns0:bCs/>
+              </ns0:rPr>
+              <ns0:t xml:space="preserve">36</ns0:t>
+            </ns0:r>
+          </ns0:p>
+        </ns0:tc>
+        <ns0:tc>
+          <ns0:tcPr/>
+          <ns0:p>
+            <ns0:pPr>
+              <ns0:pStyle ns0:val="Compact"/>
+            </ns0:pPr>
+            <ns0:r>
+              <ns0:rPr>
+                <ns0:b/>
+                <ns0:bCs/>
+              </ns0:rPr>
+              <ns0:t xml:space="preserve">TRUE</ns0:t>
+            </ns0:r>
+          </ns0:p>
+        </ns0:tc>
+      </ns0:tr>
+      <ns0:tr>
+        <ns0:tc>
+          <ns0:tcPr/>
+          <ns0:p>
+            <ns0:pPr>
+              <ns0:pStyle ns0:val="Compact"/>
+            </ns0:pPr>
+            <ns0:r>
+              <ns0:rPr>
+                <ns0:b/>
+                <ns0:bCs/>
+              </ns0:rPr>
+              <ns0:t xml:space="preserve">37</ns0:t>
+            </ns0:r>
+          </ns0:p>
+        </ns0:tc>
+        <ns0:tc>
+          <ns0:tcPr/>
+          <ns0:p>
+            <ns0:pPr>
+              <ns0:pStyle ns0:val="Compact"/>
+            </ns0:pPr>
+            <ns0:r>
+              <ns0:rPr>
+                <ns0:b/>
+                <ns0:bCs/>
+              </ns0:rPr>
+              <ns0:t xml:space="preserve">B</ns0:t>
+            </ns0:r>
+          </ns0:p>
+        </ns0:tc>
+      </ns0:tr>
+      <ns0:tr>
+        <ns0:tc>
+          <ns0:tcPr/>
+          <ns0:p>
+            <ns0:pPr>
+              <ns0:pStyle ns0:val="Compact"/>
+            </ns0:pPr>
+            <ns0:r>
+              <ns0:rPr>
+                <ns0:b/>
+                <ns0:bCs/>
+              </ns0:rPr>
+              <ns0:t xml:space="preserve">38</ns0:t>
+            </ns0:r>
+          </ns0:p>
+        </ns0:tc>
+        <ns0:tc>
+          <ns0:tcPr/>
+          <ns0:p>
+            <ns0:pPr>
+              <ns0:pStyle ns0:val="Compact"/>
+            </ns0:pPr>
+            <ns0:r>
+              <ns0:rPr>
+                <ns0:b/>
+                <ns0:bCs/>
+              </ns0:rPr>
+              <ns0:t xml:space="preserve">A</ns0:t>
+            </ns0:r>
+          </ns0:p>
+        </ns0:tc>
+      </ns0:tr>
+      <ns0:tr>
+        <ns0:tc>
+          <ns0:tcPr/>
+          <ns0:p>
+            <ns0:pPr>
+              <ns0:pStyle ns0:val="Compact"/>
+            </ns0:pPr>
+            <ns0:r>
+              <ns0:rPr>
+                <ns0:b/>
+                <ns0:bCs/>
+              </ns0:rPr>
+              <ns0:t xml:space="preserve">39</ns0:t>
+            </ns0:r>
+          </ns0:p>
+        </ns0:tc>
+        <ns0:tc>
+          <ns0:tcPr/>
+          <ns0:p>
+            <ns0:pPr>
+              <ns0:pStyle ns0:val="Compact"/>
+            </ns0:pPr>
+            <ns0:r>
+              <ns0:rPr>
+                <ns0:b/>
+                <ns0:bCs/>
+              </ns0:rPr>
+              <ns0:t xml:space="preserve">D</ns0:t>
+            </ns0:r>
+          </ns0:p>
+        </ns0:tc>
+      </ns0:tr>
+      <ns0:tr>
+        <ns0:tc>
+          <ns0:tcPr/>
+          <ns0:p>
+            <ns0:pPr>
+              <ns0:pStyle ns0:val="Compact"/>
+            </ns0:pPr>
+            <ns0:r>
+              <ns0:rPr>
+                <ns0:b/>
+                <ns0:bCs/>
+              </ns0:rPr>
+              <ns0:t xml:space="preserve">40</ns0:t>
+            </ns0:r>
+          </ns0:p>
+        </ns0:tc>
+        <ns0:tc>
+          <ns0:tcPr/>
+          <ns0:p>
+            <ns0:pPr>
+              <ns0:pStyle ns0:val="Compact"/>
+            </ns0:pPr>
+            <ns0:r>
+              <ns0:rPr>
+                <ns0:b/>
+                <ns0:bCs/>
+              </ns0:rPr>
+              <ns0:t xml:space="preserve">C</ns0:t>
+            </ns0:r>
+          </ns0:p>
+        </ns0:tc>
+      </ns0:tr>
+    </ns0:tbl>
+    <ns0:bookmarkEnd ns0:id="33"/>
+    <ns0:bookmarkStart ns0:id="34" ns0:name="tổng-hợp-từ-vựng"/>
+    <ns0:p>
+      <ns0:pPr>
+        <ns0:pStyle ns0:val="Heading2"/>
+      </ns0:pPr>
+      <ns0:r>
+        <ns0:t xml:space="preserve">Tổng hợp từ vựng</ns0:t>
+      </ns0:r>
+    </ns0:p>
+    <ns0:tbl>
+      <ns0:tblPr>
+        <ns0:tblStyle ns0:val="CDReadingVocabTable"/>
+        <ns0:tblW ns0:type="dxa" ns0:w="9732"/>
+        <ns0:tblLayout ns0:type="autofit"/>
+        <ns0:tblLook ns0:firstRow="1" ns0:lastRow="0" ns0:firstColumn="0" ns0:lastColumn="0" ns0:noHBand="0" ns0:noVBand="0" ns0:val="0020"/>
+        <ns0:tblInd ns0:type="dxa" ns0:w="240"/>
+      </ns0:tblPr>
+      <ns0:tblGrid>
+        <ns0:gridCol ns0:w="2335"/>
+        <ns0:gridCol ns0:w="1362"/>
+        <ns0:gridCol ns0:w="3894"/>
+        <ns0:gridCol ns0:w="2141"/>
+      </ns0:tblGrid>
+      <ns0:tr>
+        <ns0:trPr>
+          <ns0:tblHeader ns0:val="on"/>
+        </ns0:trPr>
+        <ns0:tc>
+          <ns0:tcPr/>
+          <ns0:p>
+            <ns0:pPr>
+              <ns0:pStyle ns0:val="Compact"/>
+            </ns0:pPr>
+            <ns0:r>
+              <ns0:t xml:space="preserve">Từ vựng (Từ loại)</ns0:t>
+            </ns0:r>
+          </ns0:p>
+        </ns0:tc>
+        <ns0:tc>
+          <ns0:tcPr/>
+          <ns0:p>
+            <ns0:pPr>
+              <ns0:pStyle ns0:val="Compact"/>
+            </ns0:pPr>
+            <ns0:r>
+              <ns0:t xml:space="preserve">Phiên âm</ns0:t>
+            </ns0:r>
+          </ns0:p>
+        </ns0:tc>
+        <ns0:tc>
+          <ns0:tcPr/>
+          <ns0:p>
+            <ns0:pPr>
+              <ns0:pStyle ns0:val="Compact"/>
+            </ns0:pPr>
+            <ns0:r>
+              <ns0:t xml:space="preserve">Nghĩa tiếng Anh (Giải thích chi tiết nghĩa tiếng Việt)</ns0:t>
+            </ns0:r>
+          </ns0:p>
+        </ns0:tc>
+        <ns0:tc>
+          <ns0:tcPr/>
+          <ns0:p>
+            <ns0:pPr>
+              <ns0:pStyle ns0:val="Compact"/>
+            </ns0:pPr>
+            <ns0:r>
+              <ns0:t xml:space="preserve">Ví dụ minh họa</ns0:t>
+            </ns0:r>
+          </ns0:p>
+        </ns0:tc>
+      </ns0:tr>
+      <ns0:tr>
+        <ns0:tc>
+          <ns0:tcPr/>
+          <ns0:p>
+            <ns0:pPr>
+              <ns0:pStyle ns0:val="Compact"/>
+            </ns0:pPr>
+            <ns0:r>
+              <ns0:rPr>
+                <ns0:b/>
+                <ns0:bCs/>
+              </ns0:rPr>
+              <ns0:t xml:space="preserve">enhance</ns0:t>
+            </ns0:r>
+            <ns0:r>
+              <ns0:t xml:space="preserve"> </ns0:t>
+            </ns0:r>
+            <ns0:r>
+              <ns0:t xml:space="preserve">(v)</ns0:t>
+            </ns0:r>
+          </ns0:p>
+        </ns0:tc>
+        <ns0:tc>
+          <ns0:tcPr/>
+          <ns0:p>
+            <ns0:pPr>
+              <ns0:pStyle ns0:val="Compact"/>
+            </ns0:pPr>
+            <ns0:r>
+              <ns0:t xml:space="preserve">/ɪnˈhɑːns/</ns0:t>
+            </ns0:r>
+          </ns0:p>
+        </ns0:tc>
+        <ns0:tc>
+          <ns0:tcPr/>
+          <ns0:p>
+            <ns0:pPr>
+              <ns0:pStyle ns0:val="Compact"/>
+            </ns0:pPr>
+            <ns0:r>
+              <ns0:t xml:space="preserve">to improve the quality, amount, or strength of something (nâng cao, cải thiện)</ns0:t>
+            </ns0:r>
+          </ns0:p>
+        </ns0:tc>
+        <ns0:tc>
+          <ns0:tcPr/>
+          <ns0:p>
+            <ns0:pPr>
+              <ns0:pStyle ns0:val="Compact"/>
+            </ns0:pPr>
+            <ns0:r>
+              <ns0:t xml:space="preserve">The opportunity to choose enhances our lives.</ns0:t>
+            </ns0:r>
+          </ns0:p>
+        </ns0:tc>
+      </ns0:tr>
+      <ns0:tr>
+        <ns0:tc>
+          <ns0:tcPr/>
+          <ns0:p>
+            <ns0:pPr>
+              <ns0:pStyle ns0:val="Compact"/>
+            </ns0:pPr>
+            <ns0:r>
+              <ns0:rPr>
+                <ns0:b/>
+                <ns0:bCs/>
+              </ns0:rPr>
+              <ns0:t xml:space="preserve">assumption</ns0:t>
+            </ns0:r>
+            <ns0:r>
+              <ns0:t xml:space="preserve"> </ns0:t>
+            </ns0:r>
+            <ns0:r>
+              <ns0:t xml:space="preserve">(n)</ns0:t>
+            </ns0:r>
+          </ns0:p>
+        </ns0:tc>
+        <ns0:tc>
+          <ns0:tcPr/>
+          <ns0:p>
+            <ns0:pPr>
+              <ns0:pStyle ns0:val="Compact"/>
+            </ns0:pPr>
+            <ns0:r>
+              <ns0:t xml:space="preserve">/əˈsʌmp.ʃən/</ns0:t>
+            </ns0:r>
+          </ns0:p>
+        </ns0:tc>
+        <ns0:tc>
+          <ns0:tcPr/>
+          <ns0:p>
+            <ns0:pPr>
+              <ns0:pStyle ns0:val="Compact"/>
+            </ns0:pPr>
+            <ns0:r>
+              <ns0:t xml:space="preserve">something that you accept as true without question or proof (giả định, điều cho là đúng)</ns0:t>
+            </ns0:r>
+          </ns0:p>
+        </ns0:tc>
+        <ns0:tc>
+          <ns0:tcPr/>
+          <ns0:p>
+            <ns0:pPr>
+              <ns0:pStyle ns0:val="Compact"/>
+            </ns0:pPr>
+            <ns0:r>
+              <ns0:t xml:space="preserve">Recent research strongly suggests that this assumption is wrong.</ns0:t>
+            </ns0:r>
+          </ns0:p>
+        </ns0:tc>
+      </ns0:tr>
+      <ns0:tr>
+        <ns0:tc>
+          <ns0:tcPr/>
+          <ns0:p>
+            <ns0:pPr>
+              <ns0:pStyle ns0:val="Compact"/>
+            </ns0:pPr>
+            <ns0:r>
+              <ns0:rPr>
+                <ns0:b/>
+                <ns0:bCs/>
+              </ns0:rPr>
+              <ns0:t xml:space="preserve">maximizer</ns0:t>
+            </ns0:r>
+            <ns0:r>
+              <ns0:t xml:space="preserve"> </ns0:t>
+            </ns0:r>
+            <ns0:r>
+              <ns0:t xml:space="preserve">(n)</ns0:t>
+            </ns0:r>
+          </ns0:p>
+        </ns0:tc>
+        <ns0:tc>
+          <ns0:tcPr/>
+          <ns0:p>
+            <ns0:pPr>
+              <ns0:pStyle ns0:val="Compact"/>
+            </ns0:pPr>
+            <ns0:r>
+              <ns0:t xml:space="preserve">/ˈmæk.sɪ.maɪ.zər/</ns0:t>
+            </ns0:r>
+          </ns0:p>
+        </ns0:tc>
+        <ns0:tc>
+          <ns0:tcPr/>
+          <ns0:p>
+            <ns0:pPr>
+              <ns0:pStyle ns0:val="Compact"/>
+            </ns0:pPr>
+            <ns0:r>
+              <ns0:t xml:space="preserve">a person who always aims to make the best possible choice (người tối đa hóa, người luôn tìm kiếm lựa chọn tốt nhất)</ns0:t>
+            </ns0:r>
+          </ns0:p>
+        </ns0:tc>
+        <ns0:tc>
+          <ns0:tcPr/>
+          <ns0:p>
+            <ns0:pPr>
+              <ns0:pStyle ns0:val="Compact"/>
+            </ns0:pPr>
+            <ns0:r>
+              <ns0:t xml:space="preserve">Maximizers always aim to make the best possible choice.</ns0:t>
+            </ns0:r>
+          </ns0:p>
+        </ns0:tc>
+      </ns0:tr>
+      <ns0:tr>
+        <ns0:tc>
+          <ns0:tcPr/>
+          <ns0:p>
+            <ns0:pPr>
+              <ns0:pStyle ns0:val="Compact"/>
+            </ns0:pPr>
+            <ns0:r>
+              <ns0:rPr>
+                <ns0:b/>
+                <ns0:bCs/>
+              </ns0:rPr>
+              <ns0:t xml:space="preserve">satisficer</ns0:t>
+            </ns0:r>
+            <ns0:r>
+              <ns0:t xml:space="preserve"> </ns0:t>
+            </ns0:r>
+            <ns0:r>
+              <ns0:t xml:space="preserve">(n)</ns0:t>
+            </ns0:r>
+          </ns0:p>
+        </ns0:tc>
+        <ns0:tc>
+          <ns0:tcPr/>
+          <ns0:p>
+            <ns0:pPr>
+              <ns0:pStyle ns0:val="Compact"/>
+            </ns0:pPr>
+            <ns0:r>
+              <ns0:t xml:space="preserve">/ˈsæt.ɪs.faɪ.sər/</ns0:t>
+            </ns0:r>
+          </ns0:p>
+        </ns0:tc>
+        <ns0:tc>
+          <ns0:tcPr/>
+          <ns0:p>
+            <ns0:pPr>
+              <ns0:pStyle ns0:val="Compact"/>
+            </ns0:pPr>
+            <ns0:r>
+              <ns0:t xml:space="preserve">a person who aims for</ns0:t>
+            </ns0:r>
+            <ns0:r>
+              <ns0:t xml:space="preserve"> </ns0:t>
+            </ns0:r>
+            <ns0:r>
+              <ns0:t xml:space="preserve">“good enough”</ns0:t>
+            </ns0:r>
+            <ns0:r>
+              <ns0:t xml:space="preserve"> </ns0:t>
+            </ns0:r>
+            <ns0:r>
+              <ns0:t xml:space="preserve">rather than the best (người biết đủ, người chấp nhận điều đủ tốt)</ns0:t>
+            </ns0:r>
+          </ns0:p>
+        </ns0:tc>
+        <ns0:tc>
+          <ns0:tcPr/>
+          <ns0:p>
+            <ns0:pPr>
+              <ns0:pStyle ns0:val="Compact"/>
+            </ns0:pPr>
+            <ns0:r>
+              <ns0:t xml:space="preserve">Satisficers aim for good enough whether or not better selections might be out there.</ns0:t>
+            </ns0:r>
+          </ns0:p>
+        </ns0:tc>
+      </ns0:tr>
+      <ns0:tr>
+        <ns0:tc>
+          <ns0:tcPr/>
+          <ns0:p>
+            <ns0:pPr>
+              <ns0:pStyle ns0:val="Compact"/>
+            </ns0:pPr>
+            <ns0:r>
+              <ns0:rPr>
+                <ns0:b/>
+                <ns0:bCs/>
+              </ns0:rPr>
+              <ns0:t xml:space="preserve">propensity</ns0:t>
+            </ns0:r>
+            <ns0:r>
+              <ns0:t xml:space="preserve"> </ns0:t>
+            </ns0:r>
+            <ns0:r>
+              <ns0:t xml:space="preserve">(n)</ns0:t>
+            </ns0:r>
+          </ns0:p>
+        </ns0:tc>
+        <ns0:tc>
+          <ns0:tcPr/>
+          <ns0:p>
+            <ns0:pPr>
+              <ns0:pStyle ns0:val="Compact"/>
+            </ns0:pPr>
+            <ns0:r>
+              <ns0:t xml:space="preserve">/prəˈpen.sə.ti/</ns0:t>
+            </ns0:r>
+          </ns0:p>
+        </ns0:tc>
+        <ns0:tc>
+          <ns0:tcPr/>
+          <ns0:p>
+            <ns0:pPr>
+              <ns0:pStyle ns0:val="Compact"/>
+            </ns0:pPr>
+            <ns0:r>
+              <ns0:t xml:space="preserve">the fact that someone is likely to behave in a particular way (khuynh hướng, xu hướng)</ns0:t>
+            </ns0:r>
+          </ns0:p>
+        </ns0:tc>
+        <ns0:tc>
+          <ns0:tcPr/>
+          <ns0:p>
+            <ns0:pPr>
+              <ns0:pStyle ns0:val="Compact"/>
+            </ns0:pPr>
+            <ns0:r>
+              <ns0:t xml:space="preserve">We composed a set of statements to diagnose people’s propensity to maximize.</ns0:t>
+            </ns0:r>
+          </ns0:p>
+        </ns0:tc>
+      </ns0:tr>
+      <ns0:tr>
+        <ns0:tc>
+          <ns0:tcPr/>
+          <ns0:p>
+            <ns0:pPr>
+              <ns0:pStyle ns0:val="Compact"/>
+            </ns0:pPr>
+            <ns0:r>
+              <ns0:rPr>
+                <ns0:b/>
+                <ns0:bCs/>
+              </ns0:rPr>
+              <ns0:t xml:space="preserve">exert</ns0:t>
+            </ns0:r>
+            <ns0:r>
+              <ns0:t xml:space="preserve"> </ns0:t>
+            </ns0:r>
+            <ns0:r>
+              <ns0:t xml:space="preserve">(v)</ns0:t>
+            </ns0:r>
+          </ns0:p>
+        </ns0:tc>
+        <ns0:tc>
+          <ns0:tcPr/>
+          <ns0:p>
+            <ns0:pPr>
+              <ns0:pStyle ns0:val="Compact"/>
+            </ns0:pPr>
+            <ns0:r>
+              <ns0:t xml:space="preserve">/ɪɡˈzɜːt/</ns0:t>
+            </ns0:r>
+          </ns0:p>
+        </ns0:tc>
+        <ns0:tc>
+          <ns0:tcPr/>
+          <ns0:p>
+            <ns0:pPr>
+              <ns0:pStyle ns0:val="Compact"/>
+            </ns0:pPr>
+            <ns0:r>
+              <ns0:t xml:space="preserve">to use something such as authority, power, influence, etc. in order to make something happen (sử dụng, dùng đến - sức lực/quyền lực)</ns0:t>
+            </ns0:r>
+          </ns0:p>
+        </ns0:tc>
+        <ns0:tc>
+          <ns0:tcPr/>
+          <ns0:p>
+            <ns0:pPr>
+              <ns0:pStyle ns0:val="Compact"/>
+            </ns0:pPr>
+            <ns0:r>
+              <ns0:t xml:space="preserve">Maximizers exert enormous effort to read labels and check consumer magazines.</ns0:t>
+            </ns0:r>
+          </ns0:p>
+        </ns0:tc>
+      </ns0:tr>
+      <ns0:tr>
+        <ns0:tc>
+          <ns0:tcPr/>
+          <ns0:p>
+            <ns0:pPr>
+              <ns0:pStyle ns0:val="Compact"/>
+            </ns0:pPr>
+            <ns0:r>
+              <ns0:rPr>
+                <ns0:b/>
+                <ns0:bCs/>
+              </ns0:rPr>
+              <ns0:t xml:space="preserve">acquisition</ns0:t>
+            </ns0:r>
+            <ns0:r>
+              <ns0:t xml:space="preserve"> </ns0:t>
+            </ns0:r>
+            <ns0:r>
+              <ns0:t xml:space="preserve">(n)</ns0:t>
+            </ns0:r>
+          </ns0:p>
+        </ns0:tc>
+        <ns0:tc>
+          <ns0:tcPr/>
+          <ns0:p>
+            <ns0:pPr>
+              <ns0:pStyle ns0:val="Compact"/>
+            </ns0:pPr>
+            <ns0:r>
+              <ns0:t xml:space="preserve">/ˌæk.wɪˈzɪʃ.ən/</ns0:t>
+            </ns0:r>
+          </ns0:p>
+        </ns0:tc>
+        <ns0:tc>
+          <ns0:tcPr/>
+          <ns0:p>
+            <ns0:pPr>
+              <ns0:pStyle ns0:val="Compact"/>
+            </ns0:pPr>
+            <ns0:r>
+              <ns0:t xml:space="preserve">something that someone buys (sự mua được, vật mua được)</ns0:t>
+            </ns0:r>
+          </ns0:p>
+        </ns0:tc>
+        <ns0:tc>
+          <ns0:tcPr/>
+          <ns0:p>
+            <ns0:pPr>
+              <ns0:pStyle ns0:val="Compact"/>
+            </ns0:pPr>
+            <ns0:r>
+              <ns0:t xml:space="preserve">If their acquisition disappoints them, their sense of well-being takes longer to recover.</ns0:t>
+            </ns0:r>
+          </ns0:p>
+        </ns0:tc>
+      </ns0:tr>
+      <ns0:tr>
+        <ns0:tc>
+          <ns0:tcPr/>
+          <ns0:p>
+            <ns0:pPr>
+              <ns0:pStyle ns0:val="Compact"/>
+            </ns0:pPr>
+            <ns0:r>
+              <ns0:rPr>
+                <ns0:b/>
+                <ns0:bCs/>
+              </ns0:rPr>
+              <ns0:t xml:space="preserve">prone</ns0:t>
+            </ns0:r>
+            <ns0:r>
+              <ns0:t xml:space="preserve"> </ns0:t>
+            </ns0:r>
+            <ns0:r>
+              <ns0:t xml:space="preserve">(adj)</ns0:t>
+            </ns0:r>
+          </ns0:p>
+        </ns0:tc>
+        <ns0:tc>
+          <ns0:tcPr/>
+          <ns0:p>
+            <ns0:pPr>
+              <ns0:pStyle ns0:val="Compact"/>
+            </ns0:pPr>
+            <ns0:r>
+              <ns0:t xml:space="preserve">/prəʊn/</ns0:t>
+            </ns0:r>
+          </ns0:p>
+        </ns0:tc>
+        <ns0:tc>
+          <ns0:tcPr/>
+          <ns0:p>
+            <ns0:pPr>
+              <ns0:pStyle ns0:val="Compact"/>
+            </ns0:pPr>
+            <ns0:r>
+              <ns0:t xml:space="preserve">likely to suffer from something or to do something, especially something bad or harmful (có khuynh hướng, dễ mắc phải)</ns0:t>
+            </ns0:r>
+          </ns0:p>
+        </ns0:tc>
+        <ns0:tc>
+          <ns0:tcPr/>
+          <ns0:p>
+            <ns0:pPr>
+              <ns0:pStyle ns0:val="Compact"/>
+            </ns0:pPr>
+            <ns0:r>
+              <ns0:t xml:space="preserve">They are more prone to experiencing regret after purchase.</ns0:t>
+            </ns0:r>
+          </ns0:p>
+        </ns0:tc>
+      </ns0:tr>
+      <ns0:tr>
+        <ns0:tc>
+          <ns0:tcPr/>
+          <ns0:p>
+            <ns0:pPr>
+              <ns0:pStyle ns0:val="Compact"/>
+            </ns0:pPr>
+            <ns0:r>
+              <ns0:rPr>
+                <ns0:b/>
+                <ns0:bCs/>
+              </ns0:rPr>
+              <ns0:t xml:space="preserve">ruminate</ns0:t>
+            </ns0:r>
+            <ns0:r>
+              <ns0:t xml:space="preserve"> </ns0:t>
+            </ns0:r>
+            <ns0:r>
+              <ns0:t xml:space="preserve">(v)</ns0:t>
+            </ns0:r>
+          </ns0:p>
+        </ns0:tc>
+        <ns0:tc>
+          <ns0:tcPr/>
+          <ns0:p>
+            <ns0:pPr>
+              <ns0:pStyle ns0:val="Compact"/>
+            </ns0:pPr>
+            <ns0:r>
+              <ns0:t xml:space="preserve">/ˈruː.mɪ.neɪt/</ns0:t>
+            </ns0:r>
+          </ns0:p>
+        </ns0:tc>
+        <ns0:tc>
+          <ns0:tcPr/>
+          <ns0:p>
+            <ns0:pPr>
+              <ns0:pStyle ns0:val="Compact"/>
+            </ns0:pPr>
+            <ns0:r>
+              <ns0:t xml:space="preserve">to think carefully and for a long period about something (suy nghĩ, trầm ngâm, suy ngẫm)</ns0:t>
+            </ns0:r>
+          </ns0:p>
+        </ns0:tc>
+        <ns0:tc>
+          <ns0:tcPr/>
+          <ns0:p>
+            <ns0:pPr>
+              <ns0:pStyle ns0:val="Compact"/>
+            </ns0:pPr>
+            <ns0:r>
+              <ns0:t xml:space="preserve">They also tend to brood or ruminate more than satisficers do.</ns0:t>
+            </ns0:r>
+          </ns0:p>
+        </ns0:tc>
+      </ns0:tr>
+      <ns0:tr>
+        <ns0:tc>
+          <ns0:tcPr/>
+          <ns0:p>
+            <ns0:pPr>
+              <ns0:pStyle ns0:val="Compact"/>
+            </ns0:pPr>
+            <ns0:r>
+              <ns0:rPr>
+                <ns0:b/>
+                <ns0:bCs/>
+              </ns0:rPr>
+              <ns0:t xml:space="preserve">depressed</ns0:t>
+            </ns0:r>
+            <ns0:r>
+              <ns0:t xml:space="preserve"> </ns0:t>
+            </ns0:r>
+            <ns0:r>
+              <ns0:t xml:space="preserve">(adj)</ns0:t>
+            </ns0:r>
+          </ns0:p>
+        </ns0:tc>
+        <ns0:tc>
+          <ns0:tcPr/>
+          <ns0:p>
+            <ns0:pPr>
+              <ns0:pStyle ns0:val="Compact"/>
+            </ns0:pPr>
+            <ns0:r>
+              <ns0:t xml:space="preserve">/dɪˈprest/</ns0:t>
+            </ns0:r>
+          </ns0:p>
+        </ns0:tc>
+        <ns0:tc>
+          <ns0:tcPr/>
+          <ns0:p>
+            <ns0:pPr>
+              <ns0:pStyle ns0:val="Compact"/>
+            </ns0:pPr>
+            <ns0:r>
+              <ns0:t xml:space="preserve">unhappy and without hope; suffering from depression (buồn rầu, trầm cảm)</ns0:t>
+            </ns0:r>
+          </ns0:p>
+        </ns0:tc>
+        <ns0:tc>
+          <ns0:tcPr/>
+          <ns0:p>
+            <ns0:pPr>
+              <ns0:pStyle ns0:val="Compact"/>
+            </ns0:pPr>
+            <ns0:r>
+              <ns0:t xml:space="preserve">Individuals with high maximization scores were less happy, less optimistic and more depressed.</ns0:t>
+            </ns0:r>
+          </ns0:p>
+        </ns0:tc>
+      </ns0:tr>
+      <ns0:tr>
+        <ns0:tc>
+          <ns0:tcPr/>
+          <ns0:p>
+            <ns0:pPr>
+              <ns0:pStyle ns0:val="Compact"/>
+            </ns0:pPr>
+            <ns0:r>
+              <ns0:rPr>
+                <ns0:b/>
+                <ns0:bCs/>
+              </ns0:rPr>
+              <ns0:t xml:space="preserve">borderline</ns0:t>
+            </ns0:r>
+            <ns0:r>
+              <ns0:t xml:space="preserve"> </ns0:t>
+            </ns0:r>
+            <ns0:r>
+              <ns0:t xml:space="preserve">(adj)</ns0:t>
+            </ns0:r>
+          </ns0:p>
+        </ns0:tc>
+        <ns0:tc>
+          <ns0:tcPr/>
+          <ns0:p>
+            <ns0:pPr>
+              <ns0:pStyle ns0:val="Compact"/>
+            </ns0:pPr>
+            <ns0:r>
+              <ns0:t xml:space="preserve">/ˈbɔː.də.laɪn/</ns0:t>
+            </ns0:r>
+          </ns0:p>
+        </ns0:tc>
+        <ns0:tc>
+          <ns0:tcPr/>
+          <ns0:p>
+            <ns0:pPr>
+              <ns0:pStyle ns0:val="Compact"/>
+            </ns0:pPr>
+            <ns0:r>
+              <ns0:t xml:space="preserve">at the point where one thing ends and another begins; very close to being something (ở ranh giới, gần mức)</ns0:t>
+            </ns0:r>
+          </ns0:p>
+        </ns0:tc>
+        <ns0:tc>
+          <ns0:tcPr/>
+          <ns0:p>
+            <ns0:pPr>
+              <ns0:pStyle ns0:val="Compact"/>
+            </ns0:pPr>
+            <ns0:r>
+              <ns0:t xml:space="preserve">Those with extreme maximization ratings had depression scores in the borderline clinical range.</ns0:t>
+            </ns0:r>
+          </ns0:p>
+        </ns0:tc>
+      </ns0:tr>
+      <ns0:tr>
+        <ns0:tc>
+          <ns0:tcPr/>
+          <ns0:p>
+            <ns0:pPr>
+              <ns0:pStyle ns0:val="Compact"/>
+            </ns0:pPr>
+            <ns0:r>
+              <ns0:rPr>
+                <ns0:b/>
+                <ns0:bCs/>
+              </ns0:rPr>
+              <ns0:t xml:space="preserve">opportunity cost</ns0:t>
+            </ns0:r>
+            <ns0:r>
+              <ns0:t xml:space="preserve"> </ns0:t>
+            </ns0:r>
+            <ns0:r>
+              <ns0:t xml:space="preserve">(n)</ns0:t>
+            </ns0:r>
+          </ns0:p>
+        </ns0:tc>
+        <ns0:tc>
+          <ns0:tcPr/>
+          <ns0:p>
+            <ns0:pPr>
+              <ns0:pStyle ns0:val="Compact"/>
+            </ns0:pPr>
+            <ns0:r>
+              <ns0:t xml:space="preserve">/ˌɒp.əˈtʃuː.nə.ti kɒst/</ns0:t>
+            </ns0:r>
+          </ns0:p>
+        </ns0:tc>
+        <ns0:tc>
+          <ns0:tcPr/>
+          <ns0:p>
+            <ns0:pPr>
+              <ns0:pStyle ns0:val="Compact"/>
+            </ns0:pPr>
+            <ns0:r>
+              <ns0:t xml:space="preserve">the value of the thing that you do not choose when making a decision between two or more possibilities (chi phí cơ hội, giá trị của lựa chọn bị bỏ qua)</ns0:t>
+            </ns0:r>
+          </ns0:p>
+        </ns0:tc>
+        <ns0:tc>
+          <ns0:tcPr/>
+          <ns0:p>
+            <ns0:pPr>
+              <ns0:pStyle ns0:val="Compact"/>
+            </ns0:pPr>
+            <ns0:r>
+              <ns0:t xml:space="preserve">One of the costs of making a selection is losing the opportunities that a different option would have afforded.</ns0:t>
+            </ns0:r>
+          </ns0:p>
+        </ns0:tc>
+      </ns0:tr>
+      <ns0:tr>
+        <ns0:tc>
+          <ns0:tcPr/>
+          <ns0:p>
+            <ns0:pPr>
+              <ns0:pStyle ns0:val="Compact"/>
+            </ns0:pPr>
+            <ns0:r>
+              <ns0:rPr>
+                <ns0:b/>
+                <ns0:bCs/>
+              </ns0:rPr>
+              <ns0:t xml:space="preserve">desirability</ns0:t>
+            </ns0:r>
+            <ns0:r>
+              <ns0:t xml:space="preserve"> </ns0:t>
+            </ns0:r>
+            <ns0:r>
+              <ns0:t xml:space="preserve">(n)</ns0:t>
+            </ns0:r>
+          </ns0:p>
+        </ns0:tc>
+        <ns0:tc>
+          <ns0:tcPr/>
+          <ns0:p>
+            <ns0:pPr>
+              <ns0:pStyle ns0:val="Compact"/>
+            </ns0:pPr>
+            <ns0:r>
+              <ns0:t xml:space="preserve">/dɪˌzaɪə.rəˈbɪl.ə.ti/</ns0:t>
+            </ns0:r>
+          </ns0:p>
+        </ns0:tc>
+        <ns0:tc>
+          <ns0:tcPr/>
+          <ns0:p>
+            <ns0:pPr>
+              <ns0:pStyle ns0:val="Compact"/>
+            </ns0:pPr>
+            <ns0:r>
+              <ns0:t xml:space="preserve">the quality of being desirable; wanted or wished for as being an attractive option (tính mong muốn, sự đáng mong muốn)</ns0:t>
+            </ns0:r>
+          </ns0:p>
+        </ns0:tc>
+        <ns0:tc>
+          <ns0:tcPr/>
+          <ns0:p>
+            <ns0:pPr>
+              <ns0:pStyle ns0:val="Compact"/>
+            </ns0:pPr>
+            <ns0:r>
+              <ns0:t xml:space="preserve">Opportunity costs reduce the overall desirability of the most preferred choice.</ns0:t>
+            </ns0:r>
+          </ns0:p>
+        </ns0:tc>
+      </ns0:tr>
+      <ns0:tr>
+        <ns0:tc>
+          <ns0:tcPr/>
+          <ns0:p>
+            <ns0:pPr>
+              <ns0:pStyle ns0:val="Compact"/>
+            </ns0:pPr>
+            <ns0:r>
+              <ns0:rPr>
+                <ns0:b/>
+                <ns0:bCs/>
+              </ns0:rPr>
+              <ns0:t xml:space="preserve">forgo</ns0:t>
+            </ns0:r>
+            <ns0:r>
+              <ns0:t xml:space="preserve"> </ns0:t>
+            </ns0:r>
+            <ns0:r>
+              <ns0:t xml:space="preserve">(v)</ns0:t>
+            </ns0:r>
+          </ns0:p>
+        </ns0:tc>
+        <ns0:tc>
+          <ns0:tcPr/>
+          <ns0:p>
+            <ns0:pPr>
+              <ns0:pStyle ns0:val="Compact"/>
+            </ns0:pPr>
+            <ns0:r>
+              <ns0:t xml:space="preserve">/fɔːˈɡəʊ/</ns0:t>
+            </ns0:r>
+          </ns0:p>
+        </ns0:tc>
+        <ns0:tc>
+          <ns0:tcPr/>
+          <ns0:p>
+            <ns0:pPr>
+              <ns0:pStyle ns0:val="Compact"/>
+            </ns0:pPr>
+            <ns0:r>
+              <ns0:t xml:space="preserve">to not have or do something enjoyable (từ bỏ, bỏ qua)</ns0:t>
+            </ns0:r>
+          </ns0:p>
+        </ns0:tc>
+        <ns0:tc>
+          <ns0:tcPr/>
+          <ns0:p>
+            <ns0:pPr>
+              <ns0:pStyle ns0:val="Compact"/>
+            </ns0:pPr>
+            <ns0:r>
+              <ns0:t xml:space="preserve">People feel sorrow about the opportunities they have forgone.</ns0:t>
+            </ns0:r>
+          </ns0:p>
+        </ns0:tc>
+      </ns0:tr>
+      <ns0:tr>
+        <ns0:tc>
+          <ns0:tcPr/>
+          <ns0:p>
+            <ns0:pPr>
+              <ns0:pStyle ns0:val="Compact"/>
+            </ns0:pPr>
+            <ns0:r>
+              <ns0:rPr>
+                <ns0:b/>
+                <ns0:bCs/>
+              </ns0:rPr>
+              <ns0:t xml:space="preserve">sensitivity</ns0:t>
+            </ns0:r>
+            <ns0:r>
+              <ns0:t xml:space="preserve"> </ns0:t>
+            </ns0:r>
+            <ns0:r>
+              <ns0:t xml:space="preserve">(n)</ns0:t>
+            </ns0:r>
+          </ns0:p>
+        </ns0:tc>
+        <ns0:tc>
+          <ns0:tcPr/>
+          <ns0:p>
+            <ns0:pPr>
+              <ns0:pStyle ns0:val="Compact"/>
+            </ns0:pPr>
+            <ns0:r>
+              <ns0:t xml:space="preserve">/ˌsen.sɪˈtɪv.ə.ti/</ns0:t>
+            </ns0:r>
+          </ns0:p>
+        </ns0:tc>
+        <ns0:tc>
+          <ns0:tcPr/>
+          <ns0:p>
+            <ns0:pPr>
+              <ns0:pStyle ns0:val="Compact"/>
+            </ns0:pPr>
+            <ns0:r>
+              <ns0:t xml:space="preserve">the quality of being sensitive; understanding what other people need and being helpful and kind to them (sự nhạy cảm, độ nhạy cảm)</ns0:t>
+            </ns0:r>
+          </ns0:p>
+        </ns0:tc>
+        <ns0:tc>
+          <ns0:tcPr/>
+          <ns0:p>
+            <ns0:pPr>
+              <ns0:pStyle ns0:val="Compact"/>
+            </ns0:pPr>
+            <ns0:r>
+              <ns0:t xml:space="preserve">People with high sensitivity to regret are less happy and less satisfied with life.</ns0:t>
+            </ns0:r>
+          </ns0:p>
+        </ns0:tc>
+      </ns0:tr>
+      <ns0:tr>
+        <ns0:tc>
+          <ns0:tcPr/>
+          <ns0:p>
+            <ns0:pPr>
+              <ns0:pStyle ns0:val="Compact"/>
+            </ns0:pPr>
+            <ns0:r>
+              <ns0:rPr>
+                <ns0:b/>
+                <ns0:bCs/>
+              </ns0:rPr>
+              <ns0:t xml:space="preserve">sunk cost</ns0:t>
+            </ns0:r>
+            <ns0:r>
+              <ns0:t xml:space="preserve"> </ns0:t>
+            </ns0:r>
+            <ns0:r>
+              <ns0:t xml:space="preserve">(n)</ns0:t>
+            </ns0:r>
+          </ns0:p>
+        </ns0:tc>
+        <ns0:tc>
+          <ns0:tcPr/>
+          <ns0:p>
+            <ns0:pPr>
+              <ns0:pStyle ns0:val="Compact"/>
+            </ns0:pPr>
+            <ns0:r>
+              <ns0:t xml:space="preserve">/ˌsʌŋk ˈkɒst/</ns0:t>
+            </ns0:r>
+          </ns0:p>
+        </ns0:tc>
+        <ns0:tc>
+          <ns0:tcPr/>
+          <ns0:p>
+            <ns0:pPr>
+              <ns0:pStyle ns0:val="Compact"/>
+            </ns0:pPr>
+            <ns0:r>
+              <ns0:t xml:space="preserve">money that has already been spent and that cannot be got back (chi phí chìm, chi phí đã bỏ ra không thể thu hồi)</ns0:t>
+            </ns0:r>
+          </ns0:p>
+        </ns0:tc>
+        <ns0:tc>
+          <ns0:tcPr/>
+          <ns0:p>
+            <ns0:pPr>
+              <ns0:pStyle ns0:val="Compact"/>
+            </ns0:pPr>
+            <ns0:r>
+              <ns0:t xml:space="preserve">The investigators argued about the power of sunk costs.</ns0:t>
+            </ns0:r>
+          </ns0:p>
+        </ns0:tc>
+      </ns0:tr>
+      <ns0:tr>
+        <ns0:tc>
+          <ns0:tcPr/>
+          <ns0:p>
+            <ns0:pPr>
+              <ns0:pStyle ns0:val="Compact"/>
+            </ns0:pPr>
+            <ns0:r>
+              <ns0:rPr>
+                <ns0:b/>
+                <ns0:bCs/>
+              </ns0:rPr>
+              <ns0:t xml:space="preserve">constitute</ns0:t>
+            </ns0:r>
+            <ns0:r>
+              <ns0:t xml:space="preserve"> </ns0:t>
+            </ns0:r>
+            <ns0:r>
+              <ns0:t xml:space="preserve">(v)</ns0:t>
+            </ns0:r>
+          </ns0:p>
+        </ns0:tc>
+        <ns0:tc>
+          <ns0:tcPr/>
+          <ns0:p>
+            <ns0:pPr>
+              <ns0:pStyle ns0:val="Compact"/>
+            </ns0:pPr>
+            <ns0:r>
+              <ns0:t xml:space="preserve">/ˈkɒn.stɪ.tʃuːt/</ns0:t>
+            </ns0:r>
+          </ns0:p>
+        </ns0:tc>
+        <ns0:tc>
+          <ns0:tcPr/>
+          <ns0:p>
+            <ns0:pPr>
+              <ns0:pStyle ns0:val="Compact"/>
+            </ns0:pPr>
+            <ns0:r>
+              <ns0:t xml:space="preserve">to be or be considered as something (cấu thành, tạo thành)</ns0:t>
+            </ns0:r>
+          </ns0:p>
+        </ns0:tc>
+        <ns0:tc>
+          <ns0:tcPr/>
+          <ns0:p>
+            <ns0:pPr>
+              <ns0:pStyle ns0:val="Compact"/>
+            </ns0:pPr>
+            <ns0:r>
+              <ns0:t xml:space="preserve">Not using the more costly tickets would constitute a bigger loss.</ns0:t>
+            </ns0:r>
+          </ns0:p>
+        </ns0:tc>
+      </ns0:tr>
+      <ns0:tr>
+        <ns0:tc>
+          <ns0:tcPr/>
+          <ns0:p>
+            <ns0:pPr>
+              <ns0:pStyle ns0:val="Compact"/>
+            </ns0:pPr>
+            <ns0:r>
+              <ns0:rPr>
+                <ns0:b/>
+                <ns0:bCs/>
+              </ns0:rPr>
+              <ns0:t xml:space="preserve">restrict</ns0:t>
+            </ns0:r>
+            <ns0:r>
+              <ns0:t xml:space="preserve"> </ns0:t>
+            </ns0:r>
+            <ns0:r>
+              <ns0:t xml:space="preserve">(v)</ns0:t>
+            </ns0:r>
+          </ns0:p>
+        </ns0:tc>
+        <ns0:tc>
+          <ns0:tcPr/>
+          <ns0:p>
+            <ns0:pPr>
+              <ns0:pStyle ns0:val="Compact"/>
+            </ns0:pPr>
+            <ns0:r>
+              <ns0:t xml:space="preserve">/rɪˈstrɪkt/</ns0:t>
+            </ns0:r>
+          </ns0:p>
+        </ns0:tc>
+        <ns0:tc>
+          <ns0:tcPr/>
+          <ns0:p>
+            <ns0:pPr>
+              <ns0:pStyle ns0:val="Compact"/>
+            </ns0:pPr>
+            <ns0:r>
+              <ns0:t xml:space="preserve">to limit the size, amount, or range of something (hạn chế, giới hạn)</ns0:t>
+            </ns0:r>
+          </ns0:p>
+        </ns0:tc>
+        <ns0:tc>
+          <ns0:tcPr/>
+          <ns0:p>
+            <ns0:pPr>
+              <ns0:pStyle ns0:val="Compact"/>
+            </ns0:pPr>
+            <ns0:r>
+              <ns0:t xml:space="preserve">To increase happiness, we can decide to restrict our options when the decision is not crucial.</ns0:t>
+            </ns0:r>
+          </ns0:p>
+        </ns0:tc>
+      </ns0:tr>
+    </ns0:tbl>
+    <ns0:bookmarkEnd ns0:id="34"/>
     <ns0:sectPr>
       <ns0:headerReference ns1:id="rId1" ns0:type="default"/>
       <ns0:headerReference ns1:id="rId2" ns0:type="first"/>
@@ -5063,6 +6623,79 @@
       </w:rPr>
     </w:tblStylePr>
   </w:style>
+  <w:style w:styleId="CDAnswerKeyTable" w:type="table">
+    <w:name w:val="CDAnswerKeyTable"/>
+    <w:basedOn w:val="TableNormal"/>
+    <w:tblPr>
+      <w:tblW w:type="pct" w:w="5000"/>
+      <w:tblInd w:type="dxa" w:w="240"/>
+      <w:tblLayout w:type="autofit"/>
+      <w:tblBorders>
+        <w:top w:color="1F4E79" w:space="0" w:sz="10" w:val="single"/>
+        <w:left w:color="1F4E79" w:space="0" w:sz="10" w:val="single"/>
+        <w:bottom w:color="1F4E79" w:space="0" w:sz="10" w:val="single"/>
+        <w:right w:color="1F4E79" w:space="0" w:sz="10" w:val="single"/>
+        <w:insideH w:color="D0D0D0" w:space="0" w:sz="6" w:val="single"/>
+        <w:insideV w:color="D0D0D0" w:space="0" w:sz="6" w:val="single"/>
+      </w:tblBorders>
+      <w:tblCellMar>
+        <w:top w:type="dxa" w:w="80"/>
+        <w:left w:type="dxa" w:w="120"/>
+        <w:bottom w:type="dxa" w:w="80"/>
+        <w:right w:type="dxa" w:w="120"/>
+      </w:tblCellMar>
+    </w:tblPr>
+    <w:tblStylePr w:type="firstRow">
+      <w:tcPr>
+        <w:shd w:color="auto" w:fill="1F4E79" w:val="clear"/>
+      </w:tcPr>
+      <w:rPr>
+        <w:rFonts w:ascii="Latin Modern Sans" w:cs="Latin Modern Sans" w:hAnsi="Latin Modern Sans"/>
+        <w:b/>
+        <w:color w:val="FFFFFF"/>
+      </w:rPr>
+    </w:tblStylePr>
+    <w:tblStylePr w:type="firstColumn">
+      <w:rPr>
+        <w:rFonts w:ascii="Latin Modern Sans" w:cs="Latin Modern Sans" w:hAnsi="Latin Modern Sans"/>
+        <w:b/>
+        <w:color w:val="1F4E79"/>
+      </w:rPr>
+    </w:tblStylePr>
+  </w:style>
+  <w:style w:styleId="CDReadingVocabTable" w:type="table">
+    <w:name w:val="CDReadingVocabTable"/>
+    <w:basedOn w:val="TableNormal"/>
+    <w:tblPr>
+      <w:tblW w:type="pct" w:w="5000"/>
+      <w:tblInd w:type="dxa" w:w="240"/>
+      <w:tblLayout w:type="autofit"/>
+      <w:tblBorders>
+        <w:top w:color="BFBFBF" w:space="0" w:sz="10" w:val="single"/>
+        <w:left w:color="BFBFBF" w:space="0" w:sz="10" w:val="single"/>
+        <w:bottom w:color="BFBFBF" w:space="0" w:sz="10" w:val="single"/>
+        <w:right w:color="BFBFBF" w:space="0" w:sz="10" w:val="single"/>
+        <w:insideH w:color="D0D0D0" w:space="0" w:sz="8" w:val="single"/>
+        <w:insideV w:color="D0D0D0" w:space="0" w:sz="8" w:val="single"/>
+      </w:tblBorders>
+      <w:tblCellMar>
+        <w:top w:type="dxa" w:w="80"/>
+        <w:left w:type="dxa" w:w="120"/>
+        <w:bottom w:type="dxa" w:w="80"/>
+        <w:right w:type="dxa" w:w="120"/>
+      </w:tblCellMar>
+    </w:tblPr>
+    <w:tblStylePr w:type="firstRow">
+      <w:tcPr>
+        <w:shd w:color="auto" w:fill="1F4E79" w:val="clear"/>
+      </w:tcPr>
+      <w:rPr>
+        <w:rFonts w:ascii="Latin Modern Sans" w:cs="Latin Modern Sans" w:hAnsi="Latin Modern Sans"/>
+        <w:b/>
+        <w:color w:val="FFFFFF"/>
+      </w:rPr>
+    </w:tblStylePr>
+  </w:style>
   <w:style w:styleId="CDAnswerTable" w:type="table">
     <w:name w:val="CDAnswerTable"/>
     <w:basedOn w:val="TableNormal"/>

--- a/chuyenDe/RW/docx/raw47/Reading/Level2/W5.docx
+++ b/chuyenDe/RW/docx/raw47/Reading/Level2/W5.docx
@@ -7,7 +7,7 @@
         <ns0:pStyle ns0:val="Title"/>
       </ns0:pPr>
       <ns0:r>
-        <ns0:t xml:space="preserve">Level 2 — W5 (Jan 26-Feb 1)</ns0:t>
+        <ns0:t xml:space="preserve">TÀI LIỆU CHUYÊN ĐỀ READING</ns0:t>
       </ns0:r>
     </ns0:p>
     <ns0:p>
@@ -15,7 +15,7 @@
         <ns0:pStyle ns0:val="CDCollectionTitle"/>
       </ns0:pPr>
       <ns0:r>
-        <ns0:t xml:space="preserve">Level 2 — W5 (Jan 26-Feb 1)</ns0:t>
+        <ns0:t xml:space="preserve">TÀI LIỆU CHUYÊN ĐỀ READING</ns0:t>
       </ns0:r>
     </ns0:p>
     <ns0:bookmarkStart ns0:id="20" ns0:name="decision-making-and-happiness"/>

--- a/chuyenDe/RW/docx/raw47/Reading/Level2/W5.docx
+++ b/chuyenDe/RW/docx/raw47/Reading/Level2/W5.docx
@@ -6438,6 +6438,25 @@
       <w:i/>
     </w:rPr>
   </w:style>
+  <w:style w:styleId="CDListeningSection" w:type="paragraph">
+    <w:name w:val="CD Listening Section"/>
+    <w:basedOn w:val="Normal"/>
+    <w:qFormat/>
+    <w:pPr>
+      <w:spacing w:after="120" w:before="100"/>
+      <w:pBdr>
+        <w:top w:color="1F4E79" w:space="3" w:sz="12" w:val="single"/>
+        <w:left w:color="1F4E79" w:space="3" w:sz="12" w:val="single"/>
+        <w:bottom w:color="1F4E79" w:space="3" w:sz="12" w:val="single"/>
+        <w:right w:color="1F4E79" w:space="3" w:sz="12" w:val="single"/>
+      </w:pBdr>
+      <w:shd w:color="auto" w:fill="EBF3FA" w:val="clear"/>
+      <w:ind w:left="240" w:right="240"/>
+    </w:pPr>
+    <w:rPr>
+      <w:rFonts w:ascii="Georgia" w:cs="Georgia" w:hAnsi="Georgia"/>
+    </w:rPr>
+  </w:style>
   <w:style w:styleId="CDSection" w:type="paragraph">
     <w:name w:val="CD Section"/>
     <w:basedOn w:val="Normal"/>
@@ -6462,7 +6481,7 @@
     <w:basedOn w:val="Normal"/>
     <w:qFormat/>
     <w:pPr>
-      <w:spacing w:after="60" w:before="80"/>
+      <w:spacing w:after="80" w:before="120"/>
       <w:pBdr>
         <w:left w:color="1F4E79" w:space="2" w:sz="24" w:val="single"/>
       </w:pBdr>
@@ -6728,6 +6747,105 @@
         <w:color w:val="FFFFFF"/>
       </w:rPr>
     </w:tblStylePr>
+  </w:style>
+  <w:style w:styleId="CDTranscriptTable" w:type="table">
+    <w:name w:val="CDTranscriptTable"/>
+    <w:basedOn w:val="TableNormal"/>
+    <w:tblPr>
+      <w:tblW w:type="pct" w:w="5000"/>
+      <w:tblInd w:type="dxa" w:w="240"/>
+      <w:tblLayout w:type="fixed"/>
+      <w:tblBorders>
+        <w:top w:color="BFBFBF" w:space="0" w:sz="10" w:val="single"/>
+        <w:left w:color="BFBFBF" w:space="0" w:sz="10" w:val="single"/>
+        <w:bottom w:color="BFBFBF" w:space="0" w:sz="10" w:val="single"/>
+        <w:right w:color="BFBFBF" w:space="0" w:sz="10" w:val="single"/>
+        <w:insideH w:color="D0D0D0" w:space="0" w:sz="8" w:val="single"/>
+        <w:insideV w:color="D0D0D0" w:space="0" w:sz="8" w:val="single"/>
+      </w:tblBorders>
+      <w:tblCellMar>
+        <w:top w:type="dxa" w:w="80"/>
+        <w:left w:type="dxa" w:w="120"/>
+        <w:bottom w:type="dxa" w:w="80"/>
+        <w:right w:type="dxa" w:w="120"/>
+      </w:tblCellMar>
+    </w:tblPr>
+    <w:tblStylePr w:type="firstRow">
+      <w:tcPr>
+        <w:shd w:color="auto" w:fill="1F4E79" w:val="clear"/>
+      </w:tcPr>
+      <w:rPr>
+        <w:rFonts w:ascii="Latin Modern Sans" w:cs="Latin Modern Sans" w:hAnsi="Latin Modern Sans"/>
+        <w:b/>
+        <w:color w:val="FFFFFF"/>
+      </w:rPr>
+    </w:tblStylePr>
+    <w:tblStylePr w:type="band1Horz">
+      <w:tcPr>
+        <w:shd w:color="auto" w:fill="F5F5F5" w:val="clear"/>
+      </w:tcPr>
+    </w:tblStylePr>
+  </w:style>
+  <w:style w:styleId="CDListeningSectionContainer" w:type="table">
+    <w:name w:val="CDListeningSectionContainer"/>
+    <w:basedOn w:val="TableNormal"/>
+    <w:tblPr>
+      <w:tblW w:type="pct" w:w="5000"/>
+      <w:tblLayout w:type="autofit"/>
+      <w:tblBorders>
+        <w:top w:color="E52B20" w:shadow="1" w:space="0" w:sz="12" w:val="single"/>
+        <w:left w:color="E52B20" w:shadow="1" w:space="0" w:sz="12" w:val="single"/>
+        <w:bottom w:color="E52B20" w:shadow="1" w:space="0" w:sz="16" w:val="double"/>
+        <w:right w:color="E52B20" w:shadow="1" w:space="0" w:sz="12" w:val="single"/>
+      </w:tblBorders>
+      <w:shd w:color="auto" w:fill="D6E9F8" w:val="clear"/>
+      <w:tblCellMar>
+        <w:top w:type="dxa" w:w="280"/>
+        <w:left w:type="dxa" w:w="280"/>
+        <w:bottom w:type="dxa" w:w="280"/>
+        <w:right w:type="dxa" w:w="280"/>
+      </w:tblCellMar>
+    </w:tblPr>
+  </w:style>
+  <w:style w:styleId="CDListeningSectionHeader" w:type="paragraph">
+    <w:name w:val="CD Listening Section Header"/>
+    <w:basedOn w:val="Heading1"/>
+    <w:qFormat/>
+    <w:pPr>
+      <w:spacing w:after="120" w:before="240"/>
+      <w:jc w:val="center"/>
+    </w:pPr>
+    <w:rPr>
+      <w:rFonts w:ascii="Latin Modern Sans" w:cs="Latin Modern Sans" w:hAnsi="Latin Modern Sans"/>
+      <w:b/>
+      <w:color w:val="1F4E79"/>
+      <w:sz w:val="28"/>
+    </w:rPr>
+  </w:style>
+  <w:style w:styleId="CDTranscriptSection" w:type="paragraph">
+    <w:name w:val="CD Transcript Section"/>
+    <w:basedOn w:val="Normal"/>
+    <w:qFormat/>
+    <w:pPr>
+      <w:spacing w:after="80" w:before="160"/>
+    </w:pPr>
+    <w:rPr>
+      <w:rFonts w:ascii="Latin Modern Sans" w:cs="Latin Modern Sans" w:hAnsi="Latin Modern Sans"/>
+      <w:color w:val="1F4E79"/>
+      <w:sz w:val="24"/>
+    </w:rPr>
+  </w:style>
+  <w:style w:styleId="CDTranscriptContent" w:type="paragraph">
+    <w:name w:val="CD Transcript Content"/>
+    <w:basedOn w:val="Normal"/>
+    <w:qFormat/>
+    <w:pPr>
+      <w:spacing w:after="120" w:before="0"/>
+    </w:pPr>
+    <w:rPr>
+      <w:rFonts w:ascii="Georgia" w:cs="Georgia" w:hAnsi="Georgia"/>
+      <w:sz w:val="24"/>
+    </w:rPr>
   </w:style>
   <w:style w:type="paragraph" w:customStyle="1" w:styleId="SourceCode">
     <w:name w:val="Source Code"/>
